--- a/report/Sorting_Report.docx
+++ b/report/Sorting_Report.docx
@@ -1,6 +1,6 @@
 
 <file path=word/document.xml><?xml version="1.0" encoding="utf-8"?>
-<w:document xmlns:wpc="http://schemas.microsoft.com/office/word/2010/wordprocessingCanvas" xmlns:mc="http://schemas.openxmlformats.org/markup-compatibility/2006" xmlns:o="urn:schemas-microsoft-com:office:office" xmlns:r="http://schemas.openxmlformats.org/officeDocument/2006/relationships" xmlns:m="http://schemas.openxmlformats.org/officeDocument/2006/math" xmlns:v="urn:schemas-microsoft-com:vml" xmlns:wp14="http://schemas.microsoft.com/office/word/2010/wordprocessingDrawing" xmlns:wp="http://schemas.openxmlformats.org/drawingml/2006/wordprocessingDrawing" xmlns:w10="urn:schemas-microsoft-com:office:word" xmlns:w="http://schemas.openxmlformats.org/wordprocessingml/2006/main" xmlns:w14="http://schemas.microsoft.com/office/word/2010/wordml" xmlns:w15="http://schemas.microsoft.com/office/word/2012/wordml" xmlns:wpg="http://schemas.microsoft.com/office/word/2010/wordprocessingGroup" xmlns:wpi="http://schemas.microsoft.com/office/word/2010/wordprocessingInk" xmlns:wne="http://schemas.microsoft.com/office/word/2006/wordml" xmlns:wps="http://schemas.microsoft.com/office/word/2010/wordprocessingShape" mc:Ignorable="w14 w15 wp14">
+<w:document xmlns:wpc="http://schemas.microsoft.com/office/word/2010/wordprocessingCanvas" xmlns:cx="http://schemas.microsoft.com/office/drawing/2014/chartex" xmlns:cx1="http://schemas.microsoft.com/office/drawing/2015/9/8/chartex" xmlns:cx2="http://schemas.microsoft.com/office/drawing/2015/10/21/chartex" xmlns:cx3="http://schemas.microsoft.com/office/drawing/2016/5/9/chartex" xmlns:cx4="http://schemas.microsoft.com/office/drawing/2016/5/10/chartex" xmlns:cx5="http://schemas.microsoft.com/office/drawing/2016/5/11/chartex" xmlns:cx6="http://schemas.microsoft.com/office/drawing/2016/5/12/chartex" xmlns:cx7="http://schemas.microsoft.com/office/drawing/2016/5/13/chartex" xmlns:cx8="http://schemas.microsoft.com/office/drawing/2016/5/14/chartex" xmlns:mc="http://schemas.openxmlformats.org/markup-compatibility/2006" xmlns:aink="http://schemas.microsoft.com/office/drawing/2016/ink" xmlns:am3d="http://schemas.microsoft.com/office/drawing/2017/model3d" xmlns:o="urn:schemas-microsoft-com:office:office" xmlns:oel="http://schemas.microsoft.com/office/2019/extlst" xmlns:r="http://schemas.openxmlformats.org/officeDocument/2006/relationships" xmlns:m="http://schemas.openxmlformats.org/officeDocument/2006/math" xmlns:v="urn:schemas-microsoft-com:vml" xmlns:wp14="http://schemas.microsoft.com/office/word/2010/wordprocessingDrawing" xmlns:wp="http://schemas.openxmlformats.org/drawingml/2006/wordprocessingDrawing" xmlns:w10="urn:schemas-microsoft-com:office:word" xmlns:w="http://schemas.openxmlformats.org/wordprocessingml/2006/main" xmlns:w14="http://schemas.microsoft.com/office/word/2010/wordml" xmlns:w15="http://schemas.microsoft.com/office/word/2012/wordml" xmlns:w16cex="http://schemas.microsoft.com/office/word/2018/wordml/cex" xmlns:w16cid="http://schemas.microsoft.com/office/word/2016/wordml/cid" xmlns:w16="http://schemas.microsoft.com/office/word/2018/wordml" xmlns:w16du="http://schemas.microsoft.com/office/word/2023/wordml/word16du" xmlns:w16sdtdh="http://schemas.microsoft.com/office/word/2020/wordml/sdtdatahash" xmlns:w16sdtfl="http://schemas.microsoft.com/office/word/2024/wordml/sdtformatlock" xmlns:w16se="http://schemas.microsoft.com/office/word/2015/wordml/symex" xmlns:wpg="http://schemas.microsoft.com/office/word/2010/wordprocessingGroup" xmlns:wpi="http://schemas.microsoft.com/office/word/2010/wordprocessingInk" xmlns:wne="http://schemas.microsoft.com/office/word/2006/wordml" xmlns:wps="http://schemas.microsoft.com/office/word/2010/wordprocessingShape" mc:Ignorable="w14 w15 w16se w16cid w16 w16cex w16sdtdh w16sdtfl w16du wp14">
   <w:body>
     <w:p>
       <w:pPr>
@@ -10,6 +10,7 @@
           <w:szCs w:val="26"/>
         </w:rPr>
       </w:pPr>
+      <w:proofErr w:type="spellStart"/>
       <w:r>
         <w:rPr>
           <w:rFonts w:ascii="Times New Roman" w:hAnsi="Times New Roman" w:cs="Times New Roman"/>
@@ -18,6 +19,7 @@
         </w:rPr>
         <w:t>Lớp</w:t>
       </w:r>
+      <w:proofErr w:type="spellEnd"/>
       <w:r>
         <w:rPr>
           <w:rFonts w:ascii="Times New Roman" w:hAnsi="Times New Roman" w:cs="Times New Roman"/>
@@ -63,8 +65,6 @@
         </w:rPr>
         <w:t>BÁO CÁO KẾT QUẢ THỬ NGHIỆM</w:t>
       </w:r>
-      <w:bookmarkStart w:id="0" w:name="_GoBack"/>
-      <w:bookmarkEnd w:id="0"/>
     </w:p>
     <w:p>
       <w:pPr>
@@ -75,13 +75,77 @@
           <w:szCs w:val="26"/>
         </w:rPr>
       </w:pPr>
-      <w:r>
-        <w:rPr>
-          <w:rFonts w:ascii="Times New Roman" w:hAnsi="Times New Roman" w:cs="Times New Roman"/>
-          <w:sz w:val="26"/>
-          <w:szCs w:val="26"/>
-        </w:rPr>
-        <w:t xml:space="preserve">Thời gian thực hiện: </w:t>
+      <w:proofErr w:type="spellStart"/>
+      <w:r>
+        <w:rPr>
+          <w:rFonts w:ascii="Times New Roman" w:hAnsi="Times New Roman" w:cs="Times New Roman"/>
+          <w:sz w:val="26"/>
+          <w:szCs w:val="26"/>
+        </w:rPr>
+        <w:t>Thời</w:t>
+      </w:r>
+      <w:proofErr w:type="spellEnd"/>
+      <w:r>
+        <w:rPr>
+          <w:rFonts w:ascii="Times New Roman" w:hAnsi="Times New Roman" w:cs="Times New Roman"/>
+          <w:sz w:val="26"/>
+          <w:szCs w:val="26"/>
+        </w:rPr>
+        <w:t xml:space="preserve"> </w:t>
+      </w:r>
+      <w:proofErr w:type="spellStart"/>
+      <w:r>
+        <w:rPr>
+          <w:rFonts w:ascii="Times New Roman" w:hAnsi="Times New Roman" w:cs="Times New Roman"/>
+          <w:sz w:val="26"/>
+          <w:szCs w:val="26"/>
+        </w:rPr>
+        <w:t>gian</w:t>
+      </w:r>
+      <w:proofErr w:type="spellEnd"/>
+      <w:r>
+        <w:rPr>
+          <w:rFonts w:ascii="Times New Roman" w:hAnsi="Times New Roman" w:cs="Times New Roman"/>
+          <w:sz w:val="26"/>
+          <w:szCs w:val="26"/>
+        </w:rPr>
+        <w:t xml:space="preserve"> </w:t>
+      </w:r>
+      <w:proofErr w:type="spellStart"/>
+      <w:r>
+        <w:rPr>
+          <w:rFonts w:ascii="Times New Roman" w:hAnsi="Times New Roman" w:cs="Times New Roman"/>
+          <w:sz w:val="26"/>
+          <w:szCs w:val="26"/>
+        </w:rPr>
+        <w:t>thực</w:t>
+      </w:r>
+      <w:proofErr w:type="spellEnd"/>
+      <w:r>
+        <w:rPr>
+          <w:rFonts w:ascii="Times New Roman" w:hAnsi="Times New Roman" w:cs="Times New Roman"/>
+          <w:sz w:val="26"/>
+          <w:szCs w:val="26"/>
+        </w:rPr>
+        <w:t xml:space="preserve"> </w:t>
+      </w:r>
+      <w:proofErr w:type="spellStart"/>
+      <w:r>
+        <w:rPr>
+          <w:rFonts w:ascii="Times New Roman" w:hAnsi="Times New Roman" w:cs="Times New Roman"/>
+          <w:sz w:val="26"/>
+          <w:szCs w:val="26"/>
+        </w:rPr>
+        <w:t>hiện</w:t>
+      </w:r>
+      <w:proofErr w:type="spellEnd"/>
+      <w:r>
+        <w:rPr>
+          <w:rFonts w:ascii="Times New Roman" w:hAnsi="Times New Roman" w:cs="Times New Roman"/>
+          <w:sz w:val="26"/>
+          <w:szCs w:val="26"/>
+        </w:rPr>
+        <w:t xml:space="preserve">: </w:t>
       </w:r>
       <w:r>
         <w:rPr>
@@ -189,8 +253,59 @@
           <w:sz w:val="26"/>
           <w:szCs w:val="26"/>
         </w:rPr>
-        <w:t>Sinh viên thực hiện</w:t>
-      </w:r>
+        <w:t xml:space="preserve">Sinh </w:t>
+      </w:r>
+      <w:proofErr w:type="spellStart"/>
+      <w:r>
+        <w:rPr>
+          <w:rFonts w:ascii="Times New Roman" w:hAnsi="Times New Roman" w:cs="Times New Roman"/>
+          <w:b/>
+          <w:sz w:val="26"/>
+          <w:szCs w:val="26"/>
+        </w:rPr>
+        <w:t>viên</w:t>
+      </w:r>
+      <w:proofErr w:type="spellEnd"/>
+      <w:r>
+        <w:rPr>
+          <w:rFonts w:ascii="Times New Roman" w:hAnsi="Times New Roman" w:cs="Times New Roman"/>
+          <w:b/>
+          <w:sz w:val="26"/>
+          <w:szCs w:val="26"/>
+        </w:rPr>
+        <w:t xml:space="preserve"> </w:t>
+      </w:r>
+      <w:proofErr w:type="spellStart"/>
+      <w:r>
+        <w:rPr>
+          <w:rFonts w:ascii="Times New Roman" w:hAnsi="Times New Roman" w:cs="Times New Roman"/>
+          <w:b/>
+          <w:sz w:val="26"/>
+          <w:szCs w:val="26"/>
+        </w:rPr>
+        <w:t>thực</w:t>
+      </w:r>
+      <w:proofErr w:type="spellEnd"/>
+      <w:r>
+        <w:rPr>
+          <w:rFonts w:ascii="Times New Roman" w:hAnsi="Times New Roman" w:cs="Times New Roman"/>
+          <w:b/>
+          <w:sz w:val="26"/>
+          <w:szCs w:val="26"/>
+        </w:rPr>
+        <w:t xml:space="preserve"> </w:t>
+      </w:r>
+      <w:proofErr w:type="spellStart"/>
+      <w:r>
+        <w:rPr>
+          <w:rFonts w:ascii="Times New Roman" w:hAnsi="Times New Roman" w:cs="Times New Roman"/>
+          <w:b/>
+          <w:sz w:val="26"/>
+          <w:szCs w:val="26"/>
+        </w:rPr>
+        <w:t>hiện</w:t>
+      </w:r>
+      <w:proofErr w:type="spellEnd"/>
       <w:r>
         <w:rPr>
           <w:rFonts w:ascii="Times New Roman" w:hAnsi="Times New Roman" w:cs="Times New Roman"/>
@@ -203,11 +318,17 @@
       <w:r>
         <w:rPr>
           <w:rFonts w:ascii="Times New Roman" w:hAnsi="Times New Roman" w:cs="Times New Roman"/>
-          <w:b w:val="0"/>
-          <w:i w:val="0"/>
-          <w:sz w:val="26"/>
-        </w:rPr>
-        <w:t xml:space="preserve"> [Họ và tên] – MSSV: 23520893</w:t>
+          <w:sz w:val="26"/>
+          <w:lang w:val="vi-VN"/>
+        </w:rPr>
+        <w:t xml:space="preserve"> Bùi Kiều Hữu Luân </w:t>
+      </w:r>
+      <w:r>
+        <w:rPr>
+          <w:rFonts w:ascii="Times New Roman" w:hAnsi="Times New Roman" w:cs="Times New Roman"/>
+          <w:sz w:val="26"/>
+        </w:rPr>
+        <w:t>– MSSV: 23520893</w:t>
       </w:r>
     </w:p>
     <w:p>
@@ -219,14 +340,65 @@
           <w:szCs w:val="26"/>
         </w:rPr>
       </w:pPr>
-      <w:r>
-        <w:rPr>
-          <w:rFonts w:ascii="Times New Roman" w:hAnsi="Times New Roman" w:cs="Times New Roman"/>
-          <w:b/>
-          <w:sz w:val="26"/>
-          <w:szCs w:val="26"/>
-        </w:rPr>
-        <w:t>Nội dung báo cáo:</w:t>
+      <w:proofErr w:type="spellStart"/>
+      <w:r>
+        <w:rPr>
+          <w:rFonts w:ascii="Times New Roman" w:hAnsi="Times New Roman" w:cs="Times New Roman"/>
+          <w:b/>
+          <w:sz w:val="26"/>
+          <w:szCs w:val="26"/>
+        </w:rPr>
+        <w:t>Nội</w:t>
+      </w:r>
+      <w:proofErr w:type="spellEnd"/>
+      <w:r>
+        <w:rPr>
+          <w:rFonts w:ascii="Times New Roman" w:hAnsi="Times New Roman" w:cs="Times New Roman"/>
+          <w:b/>
+          <w:sz w:val="26"/>
+          <w:szCs w:val="26"/>
+        </w:rPr>
+        <w:t xml:space="preserve"> dung </w:t>
+      </w:r>
+      <w:proofErr w:type="spellStart"/>
+      <w:r>
+        <w:rPr>
+          <w:rFonts w:ascii="Times New Roman" w:hAnsi="Times New Roman" w:cs="Times New Roman"/>
+          <w:b/>
+          <w:sz w:val="26"/>
+          <w:szCs w:val="26"/>
+        </w:rPr>
+        <w:t>báo</w:t>
+      </w:r>
+      <w:proofErr w:type="spellEnd"/>
+      <w:r>
+        <w:rPr>
+          <w:rFonts w:ascii="Times New Roman" w:hAnsi="Times New Roman" w:cs="Times New Roman"/>
+          <w:b/>
+          <w:sz w:val="26"/>
+          <w:szCs w:val="26"/>
+        </w:rPr>
+        <w:t xml:space="preserve"> </w:t>
+      </w:r>
+      <w:proofErr w:type="spellStart"/>
+      <w:r>
+        <w:rPr>
+          <w:rFonts w:ascii="Times New Roman" w:hAnsi="Times New Roman" w:cs="Times New Roman"/>
+          <w:b/>
+          <w:sz w:val="26"/>
+          <w:szCs w:val="26"/>
+        </w:rPr>
+        <w:t>cáo</w:t>
+      </w:r>
+      <w:proofErr w:type="spellEnd"/>
+      <w:r>
+        <w:rPr>
+          <w:rFonts w:ascii="Times New Roman" w:hAnsi="Times New Roman" w:cs="Times New Roman"/>
+          <w:b/>
+          <w:sz w:val="26"/>
+          <w:szCs w:val="26"/>
+        </w:rPr>
+        <w:t>:</w:t>
       </w:r>
     </w:p>
     <w:p>
@@ -244,6 +416,7 @@
           <w:szCs w:val="26"/>
         </w:rPr>
       </w:pPr>
+      <w:proofErr w:type="spellStart"/>
       <w:r>
         <w:rPr>
           <w:rFonts w:ascii="Times New Roman" w:hAnsi="Times New Roman" w:cs="Times New Roman"/>
@@ -252,8 +425,75 @@
           <w:sz w:val="26"/>
           <w:szCs w:val="26"/>
         </w:rPr>
-        <w:t>Kết quả thử nghiệm</w:t>
-      </w:r>
+        <w:t>Kết</w:t>
+      </w:r>
+      <w:proofErr w:type="spellEnd"/>
+      <w:r>
+        <w:rPr>
+          <w:rFonts w:ascii="Times New Roman" w:hAnsi="Times New Roman" w:cs="Times New Roman"/>
+          <w:b/>
+          <w:i/>
+          <w:sz w:val="26"/>
+          <w:szCs w:val="26"/>
+        </w:rPr>
+        <w:t xml:space="preserve"> </w:t>
+      </w:r>
+      <w:proofErr w:type="spellStart"/>
+      <w:r>
+        <w:rPr>
+          <w:rFonts w:ascii="Times New Roman" w:hAnsi="Times New Roman" w:cs="Times New Roman"/>
+          <w:b/>
+          <w:i/>
+          <w:sz w:val="26"/>
+          <w:szCs w:val="26"/>
+        </w:rPr>
+        <w:t>quả</w:t>
+      </w:r>
+      <w:proofErr w:type="spellEnd"/>
+      <w:r>
+        <w:rPr>
+          <w:rFonts w:ascii="Times New Roman" w:hAnsi="Times New Roman" w:cs="Times New Roman"/>
+          <w:b/>
+          <w:i/>
+          <w:sz w:val="26"/>
+          <w:szCs w:val="26"/>
+        </w:rPr>
+        <w:t xml:space="preserve"> </w:t>
+      </w:r>
+      <w:proofErr w:type="spellStart"/>
+      <w:r>
+        <w:rPr>
+          <w:rFonts w:ascii="Times New Roman" w:hAnsi="Times New Roman" w:cs="Times New Roman"/>
+          <w:b/>
+          <w:i/>
+          <w:sz w:val="26"/>
+          <w:szCs w:val="26"/>
+        </w:rPr>
+        <w:t>thử</w:t>
+      </w:r>
+      <w:proofErr w:type="spellEnd"/>
+      <w:r>
+        <w:rPr>
+          <w:rFonts w:ascii="Times New Roman" w:hAnsi="Times New Roman" w:cs="Times New Roman"/>
+          <w:b/>
+          <w:i/>
+          <w:sz w:val="26"/>
+          <w:szCs w:val="26"/>
+        </w:rPr>
+        <w:t xml:space="preserve"> </w:t>
+      </w:r>
+      <w:proofErr w:type="spellStart"/>
+      <w:r>
+        <w:rPr>
+          <w:rFonts w:ascii="Times New Roman" w:hAnsi="Times New Roman" w:cs="Times New Roman"/>
+          <w:b/>
+          <w:i/>
+          <w:sz w:val="26"/>
+          <w:szCs w:val="26"/>
+        </w:rPr>
+        <w:t>nghiệm</w:t>
+      </w:r>
+      <w:proofErr w:type="spellEnd"/>
     </w:p>
     <w:p>
       <w:pPr>
@@ -270,6 +510,7 @@
           <w:szCs w:val="26"/>
         </w:rPr>
       </w:pPr>
+      <w:proofErr w:type="spellStart"/>
       <w:r>
         <w:rPr>
           <w:rFonts w:ascii="Times New Roman" w:hAnsi="Times New Roman" w:cs="Times New Roman"/>
@@ -278,8 +519,97 @@
           <w:sz w:val="26"/>
           <w:szCs w:val="26"/>
         </w:rPr>
-        <w:t>Bảng thời gian thực hiện</w:t>
-      </w:r>
+        <w:t>Bảng</w:t>
+      </w:r>
+      <w:proofErr w:type="spellEnd"/>
+      <w:r>
+        <w:rPr>
+          <w:rFonts w:ascii="Times New Roman" w:hAnsi="Times New Roman" w:cs="Times New Roman"/>
+          <w:b/>
+          <w:i/>
+          <w:sz w:val="26"/>
+          <w:szCs w:val="26"/>
+        </w:rPr>
+        <w:t xml:space="preserve"> </w:t>
+      </w:r>
+      <w:proofErr w:type="spellStart"/>
+      <w:r>
+        <w:rPr>
+          <w:rFonts w:ascii="Times New Roman" w:hAnsi="Times New Roman" w:cs="Times New Roman"/>
+          <w:b/>
+          <w:i/>
+          <w:sz w:val="26"/>
+          <w:szCs w:val="26"/>
+        </w:rPr>
+        <w:t>thời</w:t>
+      </w:r>
+      <w:proofErr w:type="spellEnd"/>
+      <w:r>
+        <w:rPr>
+          <w:rFonts w:ascii="Times New Roman" w:hAnsi="Times New Roman" w:cs="Times New Roman"/>
+          <w:b/>
+          <w:i/>
+          <w:sz w:val="26"/>
+          <w:szCs w:val="26"/>
+        </w:rPr>
+        <w:t xml:space="preserve"> </w:t>
+      </w:r>
+      <w:proofErr w:type="spellStart"/>
+      <w:r>
+        <w:rPr>
+          <w:rFonts w:ascii="Times New Roman" w:hAnsi="Times New Roman" w:cs="Times New Roman"/>
+          <w:b/>
+          <w:i/>
+          <w:sz w:val="26"/>
+          <w:szCs w:val="26"/>
+        </w:rPr>
+        <w:t>gian</w:t>
+      </w:r>
+      <w:proofErr w:type="spellEnd"/>
+      <w:r>
+        <w:rPr>
+          <w:rFonts w:ascii="Times New Roman" w:hAnsi="Times New Roman" w:cs="Times New Roman"/>
+          <w:b/>
+          <w:i/>
+          <w:sz w:val="26"/>
+          <w:szCs w:val="26"/>
+        </w:rPr>
+        <w:t xml:space="preserve"> </w:t>
+      </w:r>
+      <w:proofErr w:type="spellStart"/>
+      <w:r>
+        <w:rPr>
+          <w:rFonts w:ascii="Times New Roman" w:hAnsi="Times New Roman" w:cs="Times New Roman"/>
+          <w:b/>
+          <w:i/>
+          <w:sz w:val="26"/>
+          <w:szCs w:val="26"/>
+        </w:rPr>
+        <w:t>thực</w:t>
+      </w:r>
+      <w:proofErr w:type="spellEnd"/>
+      <w:r>
+        <w:rPr>
+          <w:rFonts w:ascii="Times New Roman" w:hAnsi="Times New Roman" w:cs="Times New Roman"/>
+          <w:b/>
+          <w:i/>
+          <w:sz w:val="26"/>
+          <w:szCs w:val="26"/>
+        </w:rPr>
+        <w:t xml:space="preserve"> </w:t>
+      </w:r>
+      <w:proofErr w:type="spellStart"/>
+      <w:r>
+        <w:rPr>
+          <w:rFonts w:ascii="Times New Roman" w:hAnsi="Times New Roman" w:cs="Times New Roman"/>
+          <w:b/>
+          <w:i/>
+          <w:sz w:val="26"/>
+          <w:szCs w:val="26"/>
+        </w:rPr>
+        <w:t>hiện</w:t>
+      </w:r>
+      <w:proofErr w:type="spellEnd"/>
     </w:p>
     <w:tbl>
       <w:tblPr>
@@ -312,6 +642,7 @@
                 <w:szCs w:val="26"/>
               </w:rPr>
             </w:pPr>
+            <w:proofErr w:type="spellStart"/>
             <w:r>
               <w:rPr>
                 <w:rFonts w:ascii="Times New Roman" w:hAnsi="Times New Roman" w:cs="Times New Roman"/>
@@ -319,8 +650,29 @@
                 <w:sz w:val="26"/>
                 <w:szCs w:val="26"/>
               </w:rPr>
-              <w:t>Dữ liệu</w:t>
+              <w:t>Dữ</w:t>
             </w:r>
+            <w:proofErr w:type="spellEnd"/>
+            <w:r>
+              <w:rPr>
+                <w:rFonts w:ascii="Times New Roman" w:hAnsi="Times New Roman" w:cs="Times New Roman"/>
+                <w:b/>
+                <w:sz w:val="26"/>
+                <w:szCs w:val="26"/>
+              </w:rPr>
+              <w:t xml:space="preserve"> </w:t>
+            </w:r>
+            <w:proofErr w:type="spellStart"/>
+            <w:r>
+              <w:rPr>
+                <w:rFonts w:ascii="Times New Roman" w:hAnsi="Times New Roman" w:cs="Times New Roman"/>
+                <w:b/>
+                <w:sz w:val="26"/>
+                <w:szCs w:val="26"/>
+              </w:rPr>
+              <w:t>liệu</w:t>
+            </w:r>
+            <w:proofErr w:type="spellEnd"/>
           </w:p>
         </w:tc>
         <w:tc>
@@ -341,6 +693,7 @@
                 <w:szCs w:val="26"/>
               </w:rPr>
             </w:pPr>
+            <w:proofErr w:type="spellStart"/>
             <w:r>
               <w:rPr>
                 <w:rFonts w:ascii="Times New Roman" w:hAnsi="Times New Roman" w:cs="Times New Roman"/>
@@ -348,7 +701,97 @@
                 <w:sz w:val="26"/>
                 <w:szCs w:val="26"/>
               </w:rPr>
-              <w:t>Thời gian thực hiện (ms)</w:t>
+              <w:t>Thời</w:t>
+            </w:r>
+            <w:proofErr w:type="spellEnd"/>
+            <w:r>
+              <w:rPr>
+                <w:rFonts w:ascii="Times New Roman" w:hAnsi="Times New Roman" w:cs="Times New Roman"/>
+                <w:b/>
+                <w:sz w:val="26"/>
+                <w:szCs w:val="26"/>
+              </w:rPr>
+              <w:t xml:space="preserve"> </w:t>
+            </w:r>
+            <w:proofErr w:type="spellStart"/>
+            <w:r>
+              <w:rPr>
+                <w:rFonts w:ascii="Times New Roman" w:hAnsi="Times New Roman" w:cs="Times New Roman"/>
+                <w:b/>
+                <w:sz w:val="26"/>
+                <w:szCs w:val="26"/>
+              </w:rPr>
+              <w:t>gian</w:t>
+            </w:r>
+            <w:proofErr w:type="spellEnd"/>
+            <w:r>
+              <w:rPr>
+                <w:rFonts w:ascii="Times New Roman" w:hAnsi="Times New Roman" w:cs="Times New Roman"/>
+                <w:b/>
+                <w:sz w:val="26"/>
+                <w:szCs w:val="26"/>
+              </w:rPr>
+              <w:t xml:space="preserve"> </w:t>
+            </w:r>
+            <w:proofErr w:type="spellStart"/>
+            <w:r>
+              <w:rPr>
+                <w:rFonts w:ascii="Times New Roman" w:hAnsi="Times New Roman" w:cs="Times New Roman"/>
+                <w:b/>
+                <w:sz w:val="26"/>
+                <w:szCs w:val="26"/>
+              </w:rPr>
+              <w:t>thực</w:t>
+            </w:r>
+            <w:proofErr w:type="spellEnd"/>
+            <w:r>
+              <w:rPr>
+                <w:rFonts w:ascii="Times New Roman" w:hAnsi="Times New Roman" w:cs="Times New Roman"/>
+                <w:b/>
+                <w:sz w:val="26"/>
+                <w:szCs w:val="26"/>
+              </w:rPr>
+              <w:t xml:space="preserve"> </w:t>
+            </w:r>
+            <w:proofErr w:type="spellStart"/>
+            <w:r>
+              <w:rPr>
+                <w:rFonts w:ascii="Times New Roman" w:hAnsi="Times New Roman" w:cs="Times New Roman"/>
+                <w:b/>
+                <w:sz w:val="26"/>
+                <w:szCs w:val="26"/>
+              </w:rPr>
+              <w:t>hiện</w:t>
+            </w:r>
+            <w:proofErr w:type="spellEnd"/>
+            <w:r>
+              <w:rPr>
+                <w:rFonts w:ascii="Times New Roman" w:hAnsi="Times New Roman" w:cs="Times New Roman"/>
+                <w:b/>
+                <w:sz w:val="26"/>
+                <w:szCs w:val="26"/>
+              </w:rPr>
+              <w:t xml:space="preserve"> (</w:t>
+            </w:r>
+            <w:proofErr w:type="spellStart"/>
+            <w:r>
+              <w:rPr>
+                <w:rFonts w:ascii="Times New Roman" w:hAnsi="Times New Roman" w:cs="Times New Roman"/>
+                <w:b/>
+                <w:sz w:val="26"/>
+                <w:szCs w:val="26"/>
+              </w:rPr>
+              <w:t>ms</w:t>
+            </w:r>
+            <w:proofErr w:type="spellEnd"/>
+            <w:r>
+              <w:rPr>
+                <w:rFonts w:ascii="Times New Roman" w:hAnsi="Times New Roman" w:cs="Times New Roman"/>
+                <w:b/>
+                <w:sz w:val="26"/>
+                <w:szCs w:val="26"/>
+              </w:rPr>
+              <w:t>)</w:t>
             </w:r>
           </w:p>
         </w:tc>
@@ -438,6 +881,7 @@
                 <w:szCs w:val="26"/>
               </w:rPr>
             </w:pPr>
+            <w:proofErr w:type="spellStart"/>
             <w:r>
               <w:rPr>
                 <w:rFonts w:ascii="Times New Roman" w:hAnsi="Times New Roman" w:cs="Times New Roman"/>
@@ -447,6 +891,7 @@
               </w:rPr>
               <w:t>Mergesort</w:t>
             </w:r>
+            <w:proofErr w:type="spellEnd"/>
           </w:p>
         </w:tc>
         <w:tc>
@@ -1684,8 +2129,19 @@
                 <w:sz w:val="26"/>
                 <w:szCs w:val="26"/>
               </w:rPr>
-              <w:t>Trung bình</w:t>
+              <w:t xml:space="preserve">Trung </w:t>
             </w:r>
+            <w:proofErr w:type="spellStart"/>
+            <w:r>
+              <w:rPr>
+                <w:rFonts w:ascii="Times New Roman" w:hAnsi="Times New Roman" w:cs="Times New Roman"/>
+                <w:b/>
+                <w:sz w:val="26"/>
+                <w:szCs w:val="26"/>
+              </w:rPr>
+              <w:t>bình</w:t>
+            </w:r>
+            <w:proofErr w:type="spellEnd"/>
           </w:p>
         </w:tc>
         <w:tc>
@@ -1801,6 +2257,7 @@
           <w:szCs w:val="26"/>
         </w:rPr>
       </w:pPr>
+      <w:proofErr w:type="spellStart"/>
       <w:r>
         <w:rPr>
           <w:rFonts w:ascii="Times New Roman" w:hAnsi="Times New Roman" w:cs="Times New Roman"/>
@@ -1809,8 +2266,141 @@
           <w:sz w:val="26"/>
           <w:szCs w:val="26"/>
         </w:rPr>
-        <w:t>Biểu đồ (cột) thời gian thực hiện</w:t>
-      </w:r>
+        <w:t>Biểu</w:t>
+      </w:r>
+      <w:proofErr w:type="spellEnd"/>
+      <w:r>
+        <w:rPr>
+          <w:rFonts w:ascii="Times New Roman" w:hAnsi="Times New Roman" w:cs="Times New Roman"/>
+          <w:b/>
+          <w:i/>
+          <w:sz w:val="26"/>
+          <w:szCs w:val="26"/>
+        </w:rPr>
+        <w:t xml:space="preserve"> </w:t>
+      </w:r>
+      <w:proofErr w:type="spellStart"/>
+      <w:r>
+        <w:rPr>
+          <w:rFonts w:ascii="Times New Roman" w:hAnsi="Times New Roman" w:cs="Times New Roman"/>
+          <w:b/>
+          <w:i/>
+          <w:sz w:val="26"/>
+          <w:szCs w:val="26"/>
+        </w:rPr>
+        <w:t>đồ</w:t>
+      </w:r>
+      <w:proofErr w:type="spellEnd"/>
+      <w:r>
+        <w:rPr>
+          <w:rFonts w:ascii="Times New Roman" w:hAnsi="Times New Roman" w:cs="Times New Roman"/>
+          <w:b/>
+          <w:i/>
+          <w:sz w:val="26"/>
+          <w:szCs w:val="26"/>
+        </w:rPr>
+        <w:t xml:space="preserve"> (</w:t>
+      </w:r>
+      <w:proofErr w:type="spellStart"/>
+      <w:r>
+        <w:rPr>
+          <w:rFonts w:ascii="Times New Roman" w:hAnsi="Times New Roman" w:cs="Times New Roman"/>
+          <w:b/>
+          <w:i/>
+          <w:sz w:val="26"/>
+          <w:szCs w:val="26"/>
+        </w:rPr>
+        <w:t>cột</w:t>
+      </w:r>
+      <w:proofErr w:type="spellEnd"/>
+      <w:r>
+        <w:rPr>
+          <w:rFonts w:ascii="Times New Roman" w:hAnsi="Times New Roman" w:cs="Times New Roman"/>
+          <w:b/>
+          <w:i/>
+          <w:sz w:val="26"/>
+          <w:szCs w:val="26"/>
+        </w:rPr>
+        <w:t xml:space="preserve">) </w:t>
+      </w:r>
+      <w:proofErr w:type="spellStart"/>
+      <w:r>
+        <w:rPr>
+          <w:rFonts w:ascii="Times New Roman" w:hAnsi="Times New Roman" w:cs="Times New Roman"/>
+          <w:b/>
+          <w:i/>
+          <w:sz w:val="26"/>
+          <w:szCs w:val="26"/>
+        </w:rPr>
+        <w:t>thời</w:t>
+      </w:r>
+      <w:proofErr w:type="spellEnd"/>
+      <w:r>
+        <w:rPr>
+          <w:rFonts w:ascii="Times New Roman" w:hAnsi="Times New Roman" w:cs="Times New Roman"/>
+          <w:b/>
+          <w:i/>
+          <w:sz w:val="26"/>
+          <w:szCs w:val="26"/>
+        </w:rPr>
+        <w:t xml:space="preserve"> </w:t>
+      </w:r>
+      <w:proofErr w:type="spellStart"/>
+      <w:r>
+        <w:rPr>
+          <w:rFonts w:ascii="Times New Roman" w:hAnsi="Times New Roman" w:cs="Times New Roman"/>
+          <w:b/>
+          <w:i/>
+          <w:sz w:val="26"/>
+          <w:szCs w:val="26"/>
+        </w:rPr>
+        <w:t>gian</w:t>
+      </w:r>
+      <w:proofErr w:type="spellEnd"/>
+      <w:r>
+        <w:rPr>
+          <w:rFonts w:ascii="Times New Roman" w:hAnsi="Times New Roman" w:cs="Times New Roman"/>
+          <w:b/>
+          <w:i/>
+          <w:sz w:val="26"/>
+          <w:szCs w:val="26"/>
+        </w:rPr>
+        <w:t xml:space="preserve"> </w:t>
+      </w:r>
+      <w:proofErr w:type="spellStart"/>
+      <w:r>
+        <w:rPr>
+          <w:rFonts w:ascii="Times New Roman" w:hAnsi="Times New Roman" w:cs="Times New Roman"/>
+          <w:b/>
+          <w:i/>
+          <w:sz w:val="26"/>
+          <w:szCs w:val="26"/>
+        </w:rPr>
+        <w:t>thực</w:t>
+      </w:r>
+      <w:proofErr w:type="spellEnd"/>
+      <w:r>
+        <w:rPr>
+          <w:rFonts w:ascii="Times New Roman" w:hAnsi="Times New Roman" w:cs="Times New Roman"/>
+          <w:b/>
+          <w:i/>
+          <w:sz w:val="26"/>
+          <w:szCs w:val="26"/>
+        </w:rPr>
+        <w:t xml:space="preserve"> </w:t>
+      </w:r>
+      <w:proofErr w:type="spellStart"/>
+      <w:r>
+        <w:rPr>
+          <w:rFonts w:ascii="Times New Roman" w:hAnsi="Times New Roman" w:cs="Times New Roman"/>
+          <w:b/>
+          <w:i/>
+          <w:sz w:val="26"/>
+          <w:szCs w:val="26"/>
+        </w:rPr>
+        <w:t>hiện</w:t>
+      </w:r>
+      <w:proofErr w:type="spellEnd"/>
     </w:p>
     <w:p>
       <w:pPr>
@@ -1822,22 +2412,26 @@
         </w:rPr>
       </w:pPr>
       <w:r>
+        <w:rPr>
+          <w:noProof/>
+        </w:rPr>
         <w:drawing>
-          <wp:inline xmlns:a="http://schemas.openxmlformats.org/drawingml/2006/main" xmlns:pic="http://schemas.openxmlformats.org/drawingml/2006/picture">
+          <wp:inline distT="0" distB="0" distL="0" distR="0" wp14:anchorId="73C724D3" wp14:editId="39DCBB06">
             <wp:extent cx="5580000" cy="2604000"/>
+            <wp:effectExtent l="0" t="0" r="0" b="0"/>
             <wp:docPr id="1" name="Picture 1"/>
             <wp:cNvGraphicFramePr>
-              <a:graphicFrameLocks noChangeAspect="1"/>
+              <a:graphicFrameLocks xmlns:a="http://schemas.openxmlformats.org/drawingml/2006/main" noChangeAspect="1"/>
             </wp:cNvGraphicFramePr>
-            <a:graphic>
+            <a:graphic xmlns:a="http://schemas.openxmlformats.org/drawingml/2006/main">
               <a:graphicData uri="http://schemas.openxmlformats.org/drawingml/2006/picture">
-                <pic:pic>
+                <pic:pic xmlns:pic="http://schemas.openxmlformats.org/drawingml/2006/picture">
                   <pic:nvPicPr>
                     <pic:cNvPr id="0" name="chart.png"/>
                     <pic:cNvPicPr/>
                   </pic:nvPicPr>
                   <pic:blipFill>
-                    <a:blip r:embed="rId11"/>
+                    <a:blip r:embed="rId8"/>
                     <a:stretch>
                       <a:fillRect/>
                     </a:stretch>
@@ -1847,7 +2441,9 @@
                       <a:off x="0" y="0"/>
                       <a:ext cx="5580000" cy="2604000"/>
                     </a:xfrm>
-                    <a:prstGeom prst="rect"/>
+                    <a:prstGeom prst="rect">
+                      <a:avLst/>
+                    </a:prstGeom>
                   </pic:spPr>
                 </pic:pic>
               </a:graphicData>
@@ -1871,6 +2467,7 @@
           <w:szCs w:val="26"/>
         </w:rPr>
       </w:pPr>
+      <w:proofErr w:type="spellStart"/>
       <w:r>
         <w:rPr>
           <w:rFonts w:ascii="Times New Roman" w:hAnsi="Times New Roman" w:cs="Times New Roman"/>
@@ -1879,8 +2476,31 @@
           <w:sz w:val="26"/>
           <w:szCs w:val="26"/>
         </w:rPr>
-        <w:t>Kết luận</w:t>
-      </w:r>
+        <w:t>Kết</w:t>
+      </w:r>
+      <w:proofErr w:type="spellEnd"/>
+      <w:r>
+        <w:rPr>
+          <w:rFonts w:ascii="Times New Roman" w:hAnsi="Times New Roman" w:cs="Times New Roman"/>
+          <w:b/>
+          <w:i/>
+          <w:sz w:val="26"/>
+          <w:szCs w:val="26"/>
+        </w:rPr>
+        <w:t xml:space="preserve"> </w:t>
+      </w:r>
+      <w:proofErr w:type="spellStart"/>
+      <w:r>
+        <w:rPr>
+          <w:rFonts w:ascii="Times New Roman" w:hAnsi="Times New Roman" w:cs="Times New Roman"/>
+          <w:b/>
+          <w:i/>
+          <w:sz w:val="26"/>
+          <w:szCs w:val="26"/>
+        </w:rPr>
+        <w:t>luận</w:t>
+      </w:r>
+      <w:proofErr w:type="spellEnd"/>
       <w:r>
         <w:rPr>
           <w:rFonts w:ascii="Times New Roman" w:hAnsi="Times New Roman" w:cs="Times New Roman"/>
@@ -1904,23 +2524,1014 @@
           <w:szCs w:val="26"/>
         </w:rPr>
       </w:pPr>
-      <w:r>
-        <w:rPr>
-          <w:rFonts w:ascii="Times New Roman" w:hAnsi="Times New Roman" w:cs="Times New Roman"/>
-          <w:b/>
-          <w:i w:val="0"/>
-          <w:sz w:val="26"/>
-        </w:rPr>
-        <w:t xml:space="preserve">Cấu hình thử nghiệm: </w:t>
-      </w:r>
-      <w:r>
-        <w:rPr>
-          <w:rFonts w:ascii="Times New Roman" w:hAnsi="Times New Roman" w:cs="Times New Roman"/>
-          <w:b w:val="0"/>
-          <w:i w:val="0"/>
-          <w:sz w:val="26"/>
-        </w:rPr>
-        <w:t>mỗi dãy gồm 1.000.000 số thực (double) trong [−10⁶, 10⁶]; dãy 1 đã tăng dần, dãy 2 giảm dần, dãy 3–10 ngẫu nhiên (seed cố định 20261001). Biên dịch g++ 13.3 với -O2, chạy trên Intel Xeon 2.8 GHz; thời gian đo bằng std::chrono::steady_clock, không tính thời gian đọc file; mỗi thuật toán được chạy 1 lần trên bản sao của dãy và kết quả được đối chiếu với std::sort để kiểm tra tính đúng đắn.</w:t>
+      <w:proofErr w:type="spellStart"/>
+      <w:r>
+        <w:rPr>
+          <w:rFonts w:ascii="Times New Roman" w:hAnsi="Times New Roman" w:cs="Times New Roman"/>
+          <w:b/>
+          <w:sz w:val="26"/>
+        </w:rPr>
+        <w:t>Cấu</w:t>
+      </w:r>
+      <w:proofErr w:type="spellEnd"/>
+      <w:r>
+        <w:rPr>
+          <w:rFonts w:ascii="Times New Roman" w:hAnsi="Times New Roman" w:cs="Times New Roman"/>
+          <w:b/>
+          <w:sz w:val="26"/>
+        </w:rPr>
+        <w:t xml:space="preserve"> </w:t>
+      </w:r>
+      <w:proofErr w:type="spellStart"/>
+      <w:r>
+        <w:rPr>
+          <w:rFonts w:ascii="Times New Roman" w:hAnsi="Times New Roman" w:cs="Times New Roman"/>
+          <w:b/>
+          <w:sz w:val="26"/>
+        </w:rPr>
+        <w:t>hình</w:t>
+      </w:r>
+      <w:proofErr w:type="spellEnd"/>
+      <w:r>
+        <w:rPr>
+          <w:rFonts w:ascii="Times New Roman" w:hAnsi="Times New Roman" w:cs="Times New Roman"/>
+          <w:b/>
+          <w:sz w:val="26"/>
+        </w:rPr>
+        <w:t xml:space="preserve"> </w:t>
+      </w:r>
+      <w:proofErr w:type="spellStart"/>
+      <w:r>
+        <w:rPr>
+          <w:rFonts w:ascii="Times New Roman" w:hAnsi="Times New Roman" w:cs="Times New Roman"/>
+          <w:b/>
+          <w:sz w:val="26"/>
+        </w:rPr>
+        <w:t>thử</w:t>
+      </w:r>
+      <w:proofErr w:type="spellEnd"/>
+      <w:r>
+        <w:rPr>
+          <w:rFonts w:ascii="Times New Roman" w:hAnsi="Times New Roman" w:cs="Times New Roman"/>
+          <w:b/>
+          <w:sz w:val="26"/>
+        </w:rPr>
+        <w:t xml:space="preserve"> </w:t>
+      </w:r>
+      <w:proofErr w:type="spellStart"/>
+      <w:r>
+        <w:rPr>
+          <w:rFonts w:ascii="Times New Roman" w:hAnsi="Times New Roman" w:cs="Times New Roman"/>
+          <w:b/>
+          <w:sz w:val="26"/>
+        </w:rPr>
+        <w:t>nghiệm</w:t>
+      </w:r>
+      <w:proofErr w:type="spellEnd"/>
+      <w:r>
+        <w:rPr>
+          <w:rFonts w:ascii="Times New Roman" w:hAnsi="Times New Roman" w:cs="Times New Roman"/>
+          <w:b/>
+          <w:sz w:val="26"/>
+        </w:rPr>
+        <w:t xml:space="preserve">: </w:t>
+      </w:r>
+      <w:proofErr w:type="spellStart"/>
+      <w:r>
+        <w:rPr>
+          <w:rFonts w:ascii="Times New Roman" w:hAnsi="Times New Roman" w:cs="Times New Roman"/>
+          <w:sz w:val="26"/>
+        </w:rPr>
+        <w:t>mỗi</w:t>
+      </w:r>
+      <w:proofErr w:type="spellEnd"/>
+      <w:r>
+        <w:rPr>
+          <w:rFonts w:ascii="Times New Roman" w:hAnsi="Times New Roman" w:cs="Times New Roman"/>
+          <w:sz w:val="26"/>
+        </w:rPr>
+        <w:t xml:space="preserve"> </w:t>
+      </w:r>
+      <w:proofErr w:type="spellStart"/>
+      <w:r>
+        <w:rPr>
+          <w:rFonts w:ascii="Times New Roman" w:hAnsi="Times New Roman" w:cs="Times New Roman"/>
+          <w:sz w:val="26"/>
+        </w:rPr>
+        <w:t>dãy</w:t>
+      </w:r>
+      <w:proofErr w:type="spellEnd"/>
+      <w:r>
+        <w:rPr>
+          <w:rFonts w:ascii="Times New Roman" w:hAnsi="Times New Roman" w:cs="Times New Roman"/>
+          <w:sz w:val="26"/>
+        </w:rPr>
+        <w:t xml:space="preserve"> </w:t>
+      </w:r>
+      <w:proofErr w:type="spellStart"/>
+      <w:r>
+        <w:rPr>
+          <w:rFonts w:ascii="Times New Roman" w:hAnsi="Times New Roman" w:cs="Times New Roman"/>
+          <w:sz w:val="26"/>
+        </w:rPr>
+        <w:t>gồm</w:t>
+      </w:r>
+      <w:proofErr w:type="spellEnd"/>
+      <w:r>
+        <w:rPr>
+          <w:rFonts w:ascii="Times New Roman" w:hAnsi="Times New Roman" w:cs="Times New Roman"/>
+          <w:sz w:val="26"/>
+        </w:rPr>
+        <w:t xml:space="preserve"> 1.000.000 </w:t>
+      </w:r>
+      <w:proofErr w:type="spellStart"/>
+      <w:r>
+        <w:rPr>
+          <w:rFonts w:ascii="Times New Roman" w:hAnsi="Times New Roman" w:cs="Times New Roman"/>
+          <w:sz w:val="26"/>
+        </w:rPr>
+        <w:t>số</w:t>
+      </w:r>
+      <w:proofErr w:type="spellEnd"/>
+      <w:r>
+        <w:rPr>
+          <w:rFonts w:ascii="Times New Roman" w:hAnsi="Times New Roman" w:cs="Times New Roman"/>
+          <w:sz w:val="26"/>
+        </w:rPr>
+        <w:t xml:space="preserve"> </w:t>
+      </w:r>
+      <w:proofErr w:type="spellStart"/>
+      <w:r>
+        <w:rPr>
+          <w:rFonts w:ascii="Times New Roman" w:hAnsi="Times New Roman" w:cs="Times New Roman"/>
+          <w:sz w:val="26"/>
+        </w:rPr>
+        <w:t>thực</w:t>
+      </w:r>
+      <w:proofErr w:type="spellEnd"/>
+      <w:r>
+        <w:rPr>
+          <w:rFonts w:ascii="Times New Roman" w:hAnsi="Times New Roman" w:cs="Times New Roman"/>
+          <w:sz w:val="26"/>
+        </w:rPr>
+        <w:t xml:space="preserve"> (double) </w:t>
+      </w:r>
+      <w:proofErr w:type="spellStart"/>
+      <w:r>
+        <w:rPr>
+          <w:rFonts w:ascii="Times New Roman" w:hAnsi="Times New Roman" w:cs="Times New Roman"/>
+          <w:sz w:val="26"/>
+        </w:rPr>
+        <w:t>trong</w:t>
+      </w:r>
+      <w:proofErr w:type="spellEnd"/>
+      <w:r>
+        <w:rPr>
+          <w:rFonts w:ascii="Times New Roman" w:hAnsi="Times New Roman" w:cs="Times New Roman"/>
+          <w:sz w:val="26"/>
+        </w:rPr>
+        <w:t xml:space="preserve"> [−10⁶, 10⁶]; </w:t>
+      </w:r>
+      <w:proofErr w:type="spellStart"/>
+      <w:r>
+        <w:rPr>
+          <w:rFonts w:ascii="Times New Roman" w:hAnsi="Times New Roman" w:cs="Times New Roman"/>
+          <w:sz w:val="26"/>
+        </w:rPr>
+        <w:t>dãy</w:t>
+      </w:r>
+      <w:proofErr w:type="spellEnd"/>
+      <w:r>
+        <w:rPr>
+          <w:rFonts w:ascii="Times New Roman" w:hAnsi="Times New Roman" w:cs="Times New Roman"/>
+          <w:sz w:val="26"/>
+        </w:rPr>
+        <w:t xml:space="preserve"> 1 </w:t>
+      </w:r>
+      <w:proofErr w:type="spellStart"/>
+      <w:r>
+        <w:rPr>
+          <w:rFonts w:ascii="Times New Roman" w:hAnsi="Times New Roman" w:cs="Times New Roman"/>
+          <w:sz w:val="26"/>
+        </w:rPr>
+        <w:t>đã</w:t>
+      </w:r>
+      <w:proofErr w:type="spellEnd"/>
+      <w:r>
+        <w:rPr>
+          <w:rFonts w:ascii="Times New Roman" w:hAnsi="Times New Roman" w:cs="Times New Roman"/>
+          <w:sz w:val="26"/>
+        </w:rPr>
+        <w:t xml:space="preserve"> </w:t>
+      </w:r>
+      <w:proofErr w:type="spellStart"/>
+      <w:r>
+        <w:rPr>
+          <w:rFonts w:ascii="Times New Roman" w:hAnsi="Times New Roman" w:cs="Times New Roman"/>
+          <w:sz w:val="26"/>
+        </w:rPr>
+        <w:t>tăng</w:t>
+      </w:r>
+      <w:proofErr w:type="spellEnd"/>
+      <w:r>
+        <w:rPr>
+          <w:rFonts w:ascii="Times New Roman" w:hAnsi="Times New Roman" w:cs="Times New Roman"/>
+          <w:sz w:val="26"/>
+        </w:rPr>
+        <w:t xml:space="preserve"> </w:t>
+      </w:r>
+      <w:proofErr w:type="spellStart"/>
+      <w:r>
+        <w:rPr>
+          <w:rFonts w:ascii="Times New Roman" w:hAnsi="Times New Roman" w:cs="Times New Roman"/>
+          <w:sz w:val="26"/>
+        </w:rPr>
+        <w:t>dần</w:t>
+      </w:r>
+      <w:proofErr w:type="spellEnd"/>
+      <w:r>
+        <w:rPr>
+          <w:rFonts w:ascii="Times New Roman" w:hAnsi="Times New Roman" w:cs="Times New Roman"/>
+          <w:sz w:val="26"/>
+        </w:rPr>
+        <w:t xml:space="preserve">, </w:t>
+      </w:r>
+      <w:proofErr w:type="spellStart"/>
+      <w:r>
+        <w:rPr>
+          <w:rFonts w:ascii="Times New Roman" w:hAnsi="Times New Roman" w:cs="Times New Roman"/>
+          <w:sz w:val="26"/>
+        </w:rPr>
+        <w:t>dãy</w:t>
+      </w:r>
+      <w:proofErr w:type="spellEnd"/>
+      <w:r>
+        <w:rPr>
+          <w:rFonts w:ascii="Times New Roman" w:hAnsi="Times New Roman" w:cs="Times New Roman"/>
+          <w:sz w:val="26"/>
+        </w:rPr>
+        <w:t xml:space="preserve"> 2 </w:t>
+      </w:r>
+      <w:proofErr w:type="spellStart"/>
+      <w:r>
+        <w:rPr>
+          <w:rFonts w:ascii="Times New Roman" w:hAnsi="Times New Roman" w:cs="Times New Roman"/>
+          <w:sz w:val="26"/>
+        </w:rPr>
+        <w:t>giảm</w:t>
+      </w:r>
+      <w:proofErr w:type="spellEnd"/>
+      <w:r>
+        <w:rPr>
+          <w:rFonts w:ascii="Times New Roman" w:hAnsi="Times New Roman" w:cs="Times New Roman"/>
+          <w:sz w:val="26"/>
+        </w:rPr>
+        <w:t xml:space="preserve"> </w:t>
+      </w:r>
+      <w:proofErr w:type="spellStart"/>
+      <w:r>
+        <w:rPr>
+          <w:rFonts w:ascii="Times New Roman" w:hAnsi="Times New Roman" w:cs="Times New Roman"/>
+          <w:sz w:val="26"/>
+        </w:rPr>
+        <w:t>dần</w:t>
+      </w:r>
+      <w:proofErr w:type="spellEnd"/>
+      <w:r>
+        <w:rPr>
+          <w:rFonts w:ascii="Times New Roman" w:hAnsi="Times New Roman" w:cs="Times New Roman"/>
+          <w:sz w:val="26"/>
+        </w:rPr>
+        <w:t xml:space="preserve">, </w:t>
+      </w:r>
+      <w:proofErr w:type="spellStart"/>
+      <w:r>
+        <w:rPr>
+          <w:rFonts w:ascii="Times New Roman" w:hAnsi="Times New Roman" w:cs="Times New Roman"/>
+          <w:sz w:val="26"/>
+        </w:rPr>
+        <w:t>dãy</w:t>
+      </w:r>
+      <w:proofErr w:type="spellEnd"/>
+      <w:r>
+        <w:rPr>
+          <w:rFonts w:ascii="Times New Roman" w:hAnsi="Times New Roman" w:cs="Times New Roman"/>
+          <w:sz w:val="26"/>
+        </w:rPr>
+        <w:t xml:space="preserve"> 3–10 </w:t>
+      </w:r>
+      <w:proofErr w:type="spellStart"/>
+      <w:r>
+        <w:rPr>
+          <w:rFonts w:ascii="Times New Roman" w:hAnsi="Times New Roman" w:cs="Times New Roman"/>
+          <w:sz w:val="26"/>
+        </w:rPr>
+        <w:t>ngẫu</w:t>
+      </w:r>
+      <w:proofErr w:type="spellEnd"/>
+      <w:r>
+        <w:rPr>
+          <w:rFonts w:ascii="Times New Roman" w:hAnsi="Times New Roman" w:cs="Times New Roman"/>
+          <w:sz w:val="26"/>
+        </w:rPr>
+        <w:t xml:space="preserve"> </w:t>
+      </w:r>
+      <w:proofErr w:type="spellStart"/>
+      <w:r>
+        <w:rPr>
+          <w:rFonts w:ascii="Times New Roman" w:hAnsi="Times New Roman" w:cs="Times New Roman"/>
+          <w:sz w:val="26"/>
+        </w:rPr>
+        <w:t>nhiên</w:t>
+      </w:r>
+      <w:proofErr w:type="spellEnd"/>
+      <w:r>
+        <w:rPr>
+          <w:rFonts w:ascii="Times New Roman" w:hAnsi="Times New Roman" w:cs="Times New Roman"/>
+          <w:sz w:val="26"/>
+        </w:rPr>
+        <w:t xml:space="preserve"> (seed </w:t>
+      </w:r>
+      <w:proofErr w:type="spellStart"/>
+      <w:r>
+        <w:rPr>
+          <w:rFonts w:ascii="Times New Roman" w:hAnsi="Times New Roman" w:cs="Times New Roman"/>
+          <w:sz w:val="26"/>
+        </w:rPr>
+        <w:t>cố</w:t>
+      </w:r>
+      <w:proofErr w:type="spellEnd"/>
+      <w:r>
+        <w:rPr>
+          <w:rFonts w:ascii="Times New Roman" w:hAnsi="Times New Roman" w:cs="Times New Roman"/>
+          <w:sz w:val="26"/>
+        </w:rPr>
+        <w:t xml:space="preserve"> </w:t>
+      </w:r>
+      <w:proofErr w:type="spellStart"/>
+      <w:r>
+        <w:rPr>
+          <w:rFonts w:ascii="Times New Roman" w:hAnsi="Times New Roman" w:cs="Times New Roman"/>
+          <w:sz w:val="26"/>
+        </w:rPr>
+        <w:t>định</w:t>
+      </w:r>
+      <w:proofErr w:type="spellEnd"/>
+      <w:r>
+        <w:rPr>
+          <w:rFonts w:ascii="Times New Roman" w:hAnsi="Times New Roman" w:cs="Times New Roman"/>
+          <w:sz w:val="26"/>
+        </w:rPr>
+        <w:t xml:space="preserve"> 20261001). </w:t>
+      </w:r>
+      <w:proofErr w:type="spellStart"/>
+      <w:r>
+        <w:rPr>
+          <w:rFonts w:ascii="Times New Roman" w:hAnsi="Times New Roman" w:cs="Times New Roman"/>
+          <w:sz w:val="26"/>
+        </w:rPr>
+        <w:t>Biên</w:t>
+      </w:r>
+      <w:proofErr w:type="spellEnd"/>
+      <w:r>
+        <w:rPr>
+          <w:rFonts w:ascii="Times New Roman" w:hAnsi="Times New Roman" w:cs="Times New Roman"/>
+          <w:sz w:val="26"/>
+        </w:rPr>
+        <w:t xml:space="preserve"> </w:t>
+      </w:r>
+      <w:proofErr w:type="spellStart"/>
+      <w:r>
+        <w:rPr>
+          <w:rFonts w:ascii="Times New Roman" w:hAnsi="Times New Roman" w:cs="Times New Roman"/>
+          <w:sz w:val="26"/>
+        </w:rPr>
+        <w:t>dịch</w:t>
+      </w:r>
+      <w:proofErr w:type="spellEnd"/>
+      <w:r>
+        <w:rPr>
+          <w:rFonts w:ascii="Times New Roman" w:hAnsi="Times New Roman" w:cs="Times New Roman"/>
+          <w:sz w:val="26"/>
+        </w:rPr>
+        <w:t xml:space="preserve"> g++ 13.3 </w:t>
+      </w:r>
+      <w:proofErr w:type="spellStart"/>
+      <w:r>
+        <w:rPr>
+          <w:rFonts w:ascii="Times New Roman" w:hAnsi="Times New Roman" w:cs="Times New Roman"/>
+          <w:sz w:val="26"/>
+        </w:rPr>
+        <w:t>với</w:t>
+      </w:r>
+      <w:proofErr w:type="spellEnd"/>
+      <w:r>
+        <w:rPr>
+          <w:rFonts w:ascii="Times New Roman" w:hAnsi="Times New Roman" w:cs="Times New Roman"/>
+          <w:sz w:val="26"/>
+        </w:rPr>
+        <w:t xml:space="preserve"> -O2, </w:t>
+      </w:r>
+      <w:proofErr w:type="spellStart"/>
+      <w:r>
+        <w:rPr>
+          <w:rFonts w:ascii="Times New Roman" w:hAnsi="Times New Roman" w:cs="Times New Roman"/>
+          <w:sz w:val="26"/>
+        </w:rPr>
+        <w:t>chạy</w:t>
+      </w:r>
+      <w:proofErr w:type="spellEnd"/>
+      <w:r>
+        <w:rPr>
+          <w:rFonts w:ascii="Times New Roman" w:hAnsi="Times New Roman" w:cs="Times New Roman"/>
+          <w:sz w:val="26"/>
+        </w:rPr>
+        <w:t xml:space="preserve"> </w:t>
+      </w:r>
+      <w:proofErr w:type="spellStart"/>
+      <w:r>
+        <w:rPr>
+          <w:rFonts w:ascii="Times New Roman" w:hAnsi="Times New Roman" w:cs="Times New Roman"/>
+          <w:sz w:val="26"/>
+        </w:rPr>
+        <w:t>trên</w:t>
+      </w:r>
+      <w:proofErr w:type="spellEnd"/>
+      <w:r>
+        <w:rPr>
+          <w:rFonts w:ascii="Times New Roman" w:hAnsi="Times New Roman" w:cs="Times New Roman"/>
+          <w:sz w:val="26"/>
+        </w:rPr>
+        <w:t xml:space="preserve"> Intel Xeon 2.8 GHz; </w:t>
+      </w:r>
+      <w:proofErr w:type="spellStart"/>
+      <w:r>
+        <w:rPr>
+          <w:rFonts w:ascii="Times New Roman" w:hAnsi="Times New Roman" w:cs="Times New Roman"/>
+          <w:sz w:val="26"/>
+        </w:rPr>
+        <w:t>thời</w:t>
+      </w:r>
+      <w:proofErr w:type="spellEnd"/>
+      <w:r>
+        <w:rPr>
+          <w:rFonts w:ascii="Times New Roman" w:hAnsi="Times New Roman" w:cs="Times New Roman"/>
+          <w:sz w:val="26"/>
+        </w:rPr>
+        <w:t xml:space="preserve"> </w:t>
+      </w:r>
+      <w:proofErr w:type="spellStart"/>
+      <w:r>
+        <w:rPr>
+          <w:rFonts w:ascii="Times New Roman" w:hAnsi="Times New Roman" w:cs="Times New Roman"/>
+          <w:sz w:val="26"/>
+        </w:rPr>
+        <w:t>gian</w:t>
+      </w:r>
+      <w:proofErr w:type="spellEnd"/>
+      <w:r>
+        <w:rPr>
+          <w:rFonts w:ascii="Times New Roman" w:hAnsi="Times New Roman" w:cs="Times New Roman"/>
+          <w:sz w:val="26"/>
+        </w:rPr>
+        <w:t xml:space="preserve"> </w:t>
+      </w:r>
+      <w:proofErr w:type="spellStart"/>
+      <w:r>
+        <w:rPr>
+          <w:rFonts w:ascii="Times New Roman" w:hAnsi="Times New Roman" w:cs="Times New Roman"/>
+          <w:sz w:val="26"/>
+        </w:rPr>
+        <w:t>đo</w:t>
+      </w:r>
+      <w:proofErr w:type="spellEnd"/>
+      <w:r>
+        <w:rPr>
+          <w:rFonts w:ascii="Times New Roman" w:hAnsi="Times New Roman" w:cs="Times New Roman"/>
+          <w:sz w:val="26"/>
+        </w:rPr>
+        <w:t xml:space="preserve"> </w:t>
+      </w:r>
+      <w:proofErr w:type="spellStart"/>
+      <w:r>
+        <w:rPr>
+          <w:rFonts w:ascii="Times New Roman" w:hAnsi="Times New Roman" w:cs="Times New Roman"/>
+          <w:sz w:val="26"/>
+        </w:rPr>
+        <w:t>bằng</w:t>
+      </w:r>
+      <w:proofErr w:type="spellEnd"/>
+      <w:r>
+        <w:rPr>
+          <w:rFonts w:ascii="Times New Roman" w:hAnsi="Times New Roman" w:cs="Times New Roman"/>
+          <w:sz w:val="26"/>
+        </w:rPr>
+        <w:t xml:space="preserve"> </w:t>
+      </w:r>
+      <w:proofErr w:type="gramStart"/>
+      <w:r>
+        <w:rPr>
+          <w:rFonts w:ascii="Times New Roman" w:hAnsi="Times New Roman" w:cs="Times New Roman"/>
+          <w:sz w:val="26"/>
+        </w:rPr>
+        <w:t>std::chrono::</w:t>
+      </w:r>
+      <w:proofErr w:type="spellStart"/>
+      <w:proofErr w:type="gramEnd"/>
+      <w:r>
+        <w:rPr>
+          <w:rFonts w:ascii="Times New Roman" w:hAnsi="Times New Roman" w:cs="Times New Roman"/>
+          <w:sz w:val="26"/>
+        </w:rPr>
+        <w:t>steady_clock</w:t>
+      </w:r>
+      <w:proofErr w:type="spellEnd"/>
+      <w:r>
+        <w:rPr>
+          <w:rFonts w:ascii="Times New Roman" w:hAnsi="Times New Roman" w:cs="Times New Roman"/>
+          <w:sz w:val="26"/>
+        </w:rPr>
+        <w:t xml:space="preserve">, </w:t>
+      </w:r>
+      <w:proofErr w:type="spellStart"/>
+      <w:r>
+        <w:rPr>
+          <w:rFonts w:ascii="Times New Roman" w:hAnsi="Times New Roman" w:cs="Times New Roman"/>
+          <w:sz w:val="26"/>
+        </w:rPr>
+        <w:t>không</w:t>
+      </w:r>
+      <w:proofErr w:type="spellEnd"/>
+      <w:r>
+        <w:rPr>
+          <w:rFonts w:ascii="Times New Roman" w:hAnsi="Times New Roman" w:cs="Times New Roman"/>
+          <w:sz w:val="26"/>
+        </w:rPr>
+        <w:t xml:space="preserve"> </w:t>
+      </w:r>
+      <w:proofErr w:type="spellStart"/>
+      <w:r>
+        <w:rPr>
+          <w:rFonts w:ascii="Times New Roman" w:hAnsi="Times New Roman" w:cs="Times New Roman"/>
+          <w:sz w:val="26"/>
+        </w:rPr>
+        <w:t>tính</w:t>
+      </w:r>
+      <w:proofErr w:type="spellEnd"/>
+      <w:r>
+        <w:rPr>
+          <w:rFonts w:ascii="Times New Roman" w:hAnsi="Times New Roman" w:cs="Times New Roman"/>
+          <w:sz w:val="26"/>
+        </w:rPr>
+        <w:t xml:space="preserve"> </w:t>
+      </w:r>
+      <w:proofErr w:type="spellStart"/>
+      <w:r>
+        <w:rPr>
+          <w:rFonts w:ascii="Times New Roman" w:hAnsi="Times New Roman" w:cs="Times New Roman"/>
+          <w:sz w:val="26"/>
+        </w:rPr>
+        <w:t>thời</w:t>
+      </w:r>
+      <w:proofErr w:type="spellEnd"/>
+      <w:r>
+        <w:rPr>
+          <w:rFonts w:ascii="Times New Roman" w:hAnsi="Times New Roman" w:cs="Times New Roman"/>
+          <w:sz w:val="26"/>
+        </w:rPr>
+        <w:t xml:space="preserve"> </w:t>
+      </w:r>
+      <w:proofErr w:type="spellStart"/>
+      <w:r>
+        <w:rPr>
+          <w:rFonts w:ascii="Times New Roman" w:hAnsi="Times New Roman" w:cs="Times New Roman"/>
+          <w:sz w:val="26"/>
+        </w:rPr>
+        <w:t>gian</w:t>
+      </w:r>
+      <w:proofErr w:type="spellEnd"/>
+      <w:r>
+        <w:rPr>
+          <w:rFonts w:ascii="Times New Roman" w:hAnsi="Times New Roman" w:cs="Times New Roman"/>
+          <w:sz w:val="26"/>
+        </w:rPr>
+        <w:t xml:space="preserve"> </w:t>
+      </w:r>
+      <w:proofErr w:type="spellStart"/>
+      <w:r>
+        <w:rPr>
+          <w:rFonts w:ascii="Times New Roman" w:hAnsi="Times New Roman" w:cs="Times New Roman"/>
+          <w:sz w:val="26"/>
+        </w:rPr>
+        <w:t>đọc</w:t>
+      </w:r>
+      <w:proofErr w:type="spellEnd"/>
+      <w:r>
+        <w:rPr>
+          <w:rFonts w:ascii="Times New Roman" w:hAnsi="Times New Roman" w:cs="Times New Roman"/>
+          <w:sz w:val="26"/>
+        </w:rPr>
+        <w:t xml:space="preserve"> file; </w:t>
+      </w:r>
+      <w:proofErr w:type="spellStart"/>
+      <w:r>
+        <w:rPr>
+          <w:rFonts w:ascii="Times New Roman" w:hAnsi="Times New Roman" w:cs="Times New Roman"/>
+          <w:sz w:val="26"/>
+        </w:rPr>
+        <w:t>mỗi</w:t>
+      </w:r>
+      <w:proofErr w:type="spellEnd"/>
+      <w:r>
+        <w:rPr>
+          <w:rFonts w:ascii="Times New Roman" w:hAnsi="Times New Roman" w:cs="Times New Roman"/>
+          <w:sz w:val="26"/>
+        </w:rPr>
+        <w:t xml:space="preserve"> </w:t>
+      </w:r>
+      <w:proofErr w:type="spellStart"/>
+      <w:r>
+        <w:rPr>
+          <w:rFonts w:ascii="Times New Roman" w:hAnsi="Times New Roman" w:cs="Times New Roman"/>
+          <w:sz w:val="26"/>
+        </w:rPr>
+        <w:t>thuật</w:t>
+      </w:r>
+      <w:proofErr w:type="spellEnd"/>
+      <w:r>
+        <w:rPr>
+          <w:rFonts w:ascii="Times New Roman" w:hAnsi="Times New Roman" w:cs="Times New Roman"/>
+          <w:sz w:val="26"/>
+        </w:rPr>
+        <w:t xml:space="preserve"> </w:t>
+      </w:r>
+      <w:proofErr w:type="spellStart"/>
+      <w:r>
+        <w:rPr>
+          <w:rFonts w:ascii="Times New Roman" w:hAnsi="Times New Roman" w:cs="Times New Roman"/>
+          <w:sz w:val="26"/>
+        </w:rPr>
+        <w:t>toán</w:t>
+      </w:r>
+      <w:proofErr w:type="spellEnd"/>
+      <w:r>
+        <w:rPr>
+          <w:rFonts w:ascii="Times New Roman" w:hAnsi="Times New Roman" w:cs="Times New Roman"/>
+          <w:sz w:val="26"/>
+        </w:rPr>
+        <w:t xml:space="preserve"> </w:t>
+      </w:r>
+      <w:proofErr w:type="spellStart"/>
+      <w:r>
+        <w:rPr>
+          <w:rFonts w:ascii="Times New Roman" w:hAnsi="Times New Roman" w:cs="Times New Roman"/>
+          <w:sz w:val="26"/>
+        </w:rPr>
+        <w:t>được</w:t>
+      </w:r>
+      <w:proofErr w:type="spellEnd"/>
+      <w:r>
+        <w:rPr>
+          <w:rFonts w:ascii="Times New Roman" w:hAnsi="Times New Roman" w:cs="Times New Roman"/>
+          <w:sz w:val="26"/>
+        </w:rPr>
+        <w:t xml:space="preserve"> </w:t>
+      </w:r>
+      <w:proofErr w:type="spellStart"/>
+      <w:r>
+        <w:rPr>
+          <w:rFonts w:ascii="Times New Roman" w:hAnsi="Times New Roman" w:cs="Times New Roman"/>
+          <w:sz w:val="26"/>
+        </w:rPr>
+        <w:t>chạy</w:t>
+      </w:r>
+      <w:proofErr w:type="spellEnd"/>
+      <w:r>
+        <w:rPr>
+          <w:rFonts w:ascii="Times New Roman" w:hAnsi="Times New Roman" w:cs="Times New Roman"/>
+          <w:sz w:val="26"/>
+        </w:rPr>
+        <w:t xml:space="preserve"> 1 </w:t>
+      </w:r>
+      <w:proofErr w:type="spellStart"/>
+      <w:r>
+        <w:rPr>
+          <w:rFonts w:ascii="Times New Roman" w:hAnsi="Times New Roman" w:cs="Times New Roman"/>
+          <w:sz w:val="26"/>
+        </w:rPr>
+        <w:t>lần</w:t>
+      </w:r>
+      <w:proofErr w:type="spellEnd"/>
+      <w:r>
+        <w:rPr>
+          <w:rFonts w:ascii="Times New Roman" w:hAnsi="Times New Roman" w:cs="Times New Roman"/>
+          <w:sz w:val="26"/>
+        </w:rPr>
+        <w:t xml:space="preserve"> </w:t>
+      </w:r>
+      <w:proofErr w:type="spellStart"/>
+      <w:r>
+        <w:rPr>
+          <w:rFonts w:ascii="Times New Roman" w:hAnsi="Times New Roman" w:cs="Times New Roman"/>
+          <w:sz w:val="26"/>
+        </w:rPr>
+        <w:t>trên</w:t>
+      </w:r>
+      <w:proofErr w:type="spellEnd"/>
+      <w:r>
+        <w:rPr>
+          <w:rFonts w:ascii="Times New Roman" w:hAnsi="Times New Roman" w:cs="Times New Roman"/>
+          <w:sz w:val="26"/>
+        </w:rPr>
+        <w:t xml:space="preserve"> </w:t>
+      </w:r>
+      <w:proofErr w:type="spellStart"/>
+      <w:r>
+        <w:rPr>
+          <w:rFonts w:ascii="Times New Roman" w:hAnsi="Times New Roman" w:cs="Times New Roman"/>
+          <w:sz w:val="26"/>
+        </w:rPr>
+        <w:t>bản</w:t>
+      </w:r>
+      <w:proofErr w:type="spellEnd"/>
+      <w:r>
+        <w:rPr>
+          <w:rFonts w:ascii="Times New Roman" w:hAnsi="Times New Roman" w:cs="Times New Roman"/>
+          <w:sz w:val="26"/>
+        </w:rPr>
+        <w:t xml:space="preserve"> </w:t>
+      </w:r>
+      <w:proofErr w:type="spellStart"/>
+      <w:r>
+        <w:rPr>
+          <w:rFonts w:ascii="Times New Roman" w:hAnsi="Times New Roman" w:cs="Times New Roman"/>
+          <w:sz w:val="26"/>
+        </w:rPr>
+        <w:t>sao</w:t>
+      </w:r>
+      <w:proofErr w:type="spellEnd"/>
+      <w:r>
+        <w:rPr>
+          <w:rFonts w:ascii="Times New Roman" w:hAnsi="Times New Roman" w:cs="Times New Roman"/>
+          <w:sz w:val="26"/>
+        </w:rPr>
+        <w:t xml:space="preserve"> </w:t>
+      </w:r>
+      <w:proofErr w:type="spellStart"/>
+      <w:r>
+        <w:rPr>
+          <w:rFonts w:ascii="Times New Roman" w:hAnsi="Times New Roman" w:cs="Times New Roman"/>
+          <w:sz w:val="26"/>
+        </w:rPr>
+        <w:t>của</w:t>
+      </w:r>
+      <w:proofErr w:type="spellEnd"/>
+      <w:r>
+        <w:rPr>
+          <w:rFonts w:ascii="Times New Roman" w:hAnsi="Times New Roman" w:cs="Times New Roman"/>
+          <w:sz w:val="26"/>
+        </w:rPr>
+        <w:t xml:space="preserve"> </w:t>
+      </w:r>
+      <w:proofErr w:type="spellStart"/>
+      <w:r>
+        <w:rPr>
+          <w:rFonts w:ascii="Times New Roman" w:hAnsi="Times New Roman" w:cs="Times New Roman"/>
+          <w:sz w:val="26"/>
+        </w:rPr>
+        <w:t>dãy</w:t>
+      </w:r>
+      <w:proofErr w:type="spellEnd"/>
+      <w:r>
+        <w:rPr>
+          <w:rFonts w:ascii="Times New Roman" w:hAnsi="Times New Roman" w:cs="Times New Roman"/>
+          <w:sz w:val="26"/>
+        </w:rPr>
+        <w:t xml:space="preserve"> </w:t>
+      </w:r>
+      <w:proofErr w:type="spellStart"/>
+      <w:r>
+        <w:rPr>
+          <w:rFonts w:ascii="Times New Roman" w:hAnsi="Times New Roman" w:cs="Times New Roman"/>
+          <w:sz w:val="26"/>
+        </w:rPr>
+        <w:t>và</w:t>
+      </w:r>
+      <w:proofErr w:type="spellEnd"/>
+      <w:r>
+        <w:rPr>
+          <w:rFonts w:ascii="Times New Roman" w:hAnsi="Times New Roman" w:cs="Times New Roman"/>
+          <w:sz w:val="26"/>
+        </w:rPr>
+        <w:t xml:space="preserve"> </w:t>
+      </w:r>
+      <w:proofErr w:type="spellStart"/>
+      <w:r>
+        <w:rPr>
+          <w:rFonts w:ascii="Times New Roman" w:hAnsi="Times New Roman" w:cs="Times New Roman"/>
+          <w:sz w:val="26"/>
+        </w:rPr>
+        <w:t>kết</w:t>
+      </w:r>
+      <w:proofErr w:type="spellEnd"/>
+      <w:r>
+        <w:rPr>
+          <w:rFonts w:ascii="Times New Roman" w:hAnsi="Times New Roman" w:cs="Times New Roman"/>
+          <w:sz w:val="26"/>
+        </w:rPr>
+        <w:t xml:space="preserve"> </w:t>
+      </w:r>
+      <w:proofErr w:type="spellStart"/>
+      <w:r>
+        <w:rPr>
+          <w:rFonts w:ascii="Times New Roman" w:hAnsi="Times New Roman" w:cs="Times New Roman"/>
+          <w:sz w:val="26"/>
+        </w:rPr>
+        <w:t>quả</w:t>
+      </w:r>
+      <w:proofErr w:type="spellEnd"/>
+      <w:r>
+        <w:rPr>
+          <w:rFonts w:ascii="Times New Roman" w:hAnsi="Times New Roman" w:cs="Times New Roman"/>
+          <w:sz w:val="26"/>
+        </w:rPr>
+        <w:t xml:space="preserve"> </w:t>
+      </w:r>
+      <w:proofErr w:type="spellStart"/>
+      <w:r>
+        <w:rPr>
+          <w:rFonts w:ascii="Times New Roman" w:hAnsi="Times New Roman" w:cs="Times New Roman"/>
+          <w:sz w:val="26"/>
+        </w:rPr>
+        <w:t>được</w:t>
+      </w:r>
+      <w:proofErr w:type="spellEnd"/>
+      <w:r>
+        <w:rPr>
+          <w:rFonts w:ascii="Times New Roman" w:hAnsi="Times New Roman" w:cs="Times New Roman"/>
+          <w:sz w:val="26"/>
+        </w:rPr>
+        <w:t xml:space="preserve"> </w:t>
+      </w:r>
+      <w:proofErr w:type="spellStart"/>
+      <w:r>
+        <w:rPr>
+          <w:rFonts w:ascii="Times New Roman" w:hAnsi="Times New Roman" w:cs="Times New Roman"/>
+          <w:sz w:val="26"/>
+        </w:rPr>
+        <w:t>đối</w:t>
+      </w:r>
+      <w:proofErr w:type="spellEnd"/>
+      <w:r>
+        <w:rPr>
+          <w:rFonts w:ascii="Times New Roman" w:hAnsi="Times New Roman" w:cs="Times New Roman"/>
+          <w:sz w:val="26"/>
+        </w:rPr>
+        <w:t xml:space="preserve"> </w:t>
+      </w:r>
+      <w:proofErr w:type="spellStart"/>
+      <w:r>
+        <w:rPr>
+          <w:rFonts w:ascii="Times New Roman" w:hAnsi="Times New Roman" w:cs="Times New Roman"/>
+          <w:sz w:val="26"/>
+        </w:rPr>
+        <w:t>chiếu</w:t>
+      </w:r>
+      <w:proofErr w:type="spellEnd"/>
+      <w:r>
+        <w:rPr>
+          <w:rFonts w:ascii="Times New Roman" w:hAnsi="Times New Roman" w:cs="Times New Roman"/>
+          <w:sz w:val="26"/>
+        </w:rPr>
+        <w:t xml:space="preserve"> </w:t>
+      </w:r>
+      <w:proofErr w:type="spellStart"/>
+      <w:r>
+        <w:rPr>
+          <w:rFonts w:ascii="Times New Roman" w:hAnsi="Times New Roman" w:cs="Times New Roman"/>
+          <w:sz w:val="26"/>
+        </w:rPr>
+        <w:t>với</w:t>
+      </w:r>
+      <w:proofErr w:type="spellEnd"/>
+      <w:r>
+        <w:rPr>
+          <w:rFonts w:ascii="Times New Roman" w:hAnsi="Times New Roman" w:cs="Times New Roman"/>
+          <w:sz w:val="26"/>
+        </w:rPr>
+        <w:t xml:space="preserve"> </w:t>
+      </w:r>
+      <w:proofErr w:type="gramStart"/>
+      <w:r>
+        <w:rPr>
+          <w:rFonts w:ascii="Times New Roman" w:hAnsi="Times New Roman" w:cs="Times New Roman"/>
+          <w:sz w:val="26"/>
+        </w:rPr>
+        <w:t>std::</w:t>
+      </w:r>
+      <w:proofErr w:type="gramEnd"/>
+      <w:r>
+        <w:rPr>
+          <w:rFonts w:ascii="Times New Roman" w:hAnsi="Times New Roman" w:cs="Times New Roman"/>
+          <w:sz w:val="26"/>
+        </w:rPr>
+        <w:t xml:space="preserve">sort </w:t>
+      </w:r>
+      <w:proofErr w:type="spellStart"/>
+      <w:r>
+        <w:rPr>
+          <w:rFonts w:ascii="Times New Roman" w:hAnsi="Times New Roman" w:cs="Times New Roman"/>
+          <w:sz w:val="26"/>
+        </w:rPr>
+        <w:t>để</w:t>
+      </w:r>
+      <w:proofErr w:type="spellEnd"/>
+      <w:r>
+        <w:rPr>
+          <w:rFonts w:ascii="Times New Roman" w:hAnsi="Times New Roman" w:cs="Times New Roman"/>
+          <w:sz w:val="26"/>
+        </w:rPr>
+        <w:t xml:space="preserve"> </w:t>
+      </w:r>
+      <w:proofErr w:type="spellStart"/>
+      <w:r>
+        <w:rPr>
+          <w:rFonts w:ascii="Times New Roman" w:hAnsi="Times New Roman" w:cs="Times New Roman"/>
+          <w:sz w:val="26"/>
+        </w:rPr>
+        <w:t>kiểm</w:t>
+      </w:r>
+      <w:proofErr w:type="spellEnd"/>
+      <w:r>
+        <w:rPr>
+          <w:rFonts w:ascii="Times New Roman" w:hAnsi="Times New Roman" w:cs="Times New Roman"/>
+          <w:sz w:val="26"/>
+        </w:rPr>
+        <w:t xml:space="preserve"> </w:t>
+      </w:r>
+      <w:proofErr w:type="spellStart"/>
+      <w:r>
+        <w:rPr>
+          <w:rFonts w:ascii="Times New Roman" w:hAnsi="Times New Roman" w:cs="Times New Roman"/>
+          <w:sz w:val="26"/>
+        </w:rPr>
+        <w:t>tra</w:t>
+      </w:r>
+      <w:proofErr w:type="spellEnd"/>
+      <w:r>
+        <w:rPr>
+          <w:rFonts w:ascii="Times New Roman" w:hAnsi="Times New Roman" w:cs="Times New Roman"/>
+          <w:sz w:val="26"/>
+        </w:rPr>
+        <w:t xml:space="preserve"> </w:t>
+      </w:r>
+      <w:proofErr w:type="spellStart"/>
+      <w:r>
+        <w:rPr>
+          <w:rFonts w:ascii="Times New Roman" w:hAnsi="Times New Roman" w:cs="Times New Roman"/>
+          <w:sz w:val="26"/>
+        </w:rPr>
+        <w:t>tính</w:t>
+      </w:r>
+      <w:proofErr w:type="spellEnd"/>
+      <w:r>
+        <w:rPr>
+          <w:rFonts w:ascii="Times New Roman" w:hAnsi="Times New Roman" w:cs="Times New Roman"/>
+          <w:sz w:val="26"/>
+        </w:rPr>
+        <w:t xml:space="preserve"> </w:t>
+      </w:r>
+      <w:proofErr w:type="spellStart"/>
+      <w:r>
+        <w:rPr>
+          <w:rFonts w:ascii="Times New Roman" w:hAnsi="Times New Roman" w:cs="Times New Roman"/>
+          <w:sz w:val="26"/>
+        </w:rPr>
+        <w:t>đúng</w:t>
+      </w:r>
+      <w:proofErr w:type="spellEnd"/>
+      <w:r>
+        <w:rPr>
+          <w:rFonts w:ascii="Times New Roman" w:hAnsi="Times New Roman" w:cs="Times New Roman"/>
+          <w:sz w:val="26"/>
+        </w:rPr>
+        <w:t xml:space="preserve"> </w:t>
+      </w:r>
+      <w:proofErr w:type="spellStart"/>
+      <w:r>
+        <w:rPr>
+          <w:rFonts w:ascii="Times New Roman" w:hAnsi="Times New Roman" w:cs="Times New Roman"/>
+          <w:sz w:val="26"/>
+        </w:rPr>
+        <w:t>đắn</w:t>
+      </w:r>
+      <w:proofErr w:type="spellEnd"/>
+      <w:r>
+        <w:rPr>
+          <w:rFonts w:ascii="Times New Roman" w:hAnsi="Times New Roman" w:cs="Times New Roman"/>
+          <w:sz w:val="26"/>
+        </w:rPr>
+        <w:t>.</w:t>
       </w:r>
     </w:p>
     <w:p>
@@ -1935,23 +3546,958 @@
           <w:szCs w:val="26"/>
         </w:rPr>
       </w:pPr>
-      <w:r>
-        <w:rPr>
-          <w:rFonts w:ascii="Times New Roman" w:hAnsi="Times New Roman" w:cs="Times New Roman"/>
-          <w:b/>
-          <w:i w:val="0"/>
-          <w:sz w:val="26"/>
-        </w:rPr>
-        <w:t xml:space="preserve">Dãy ngẫu nhiên (dãy 3–10): </w:t>
-      </w:r>
-      <w:r>
-        <w:rPr>
-          <w:rFonts w:ascii="Times New Roman" w:hAnsi="Times New Roman" w:cs="Times New Roman"/>
-          <w:b w:val="0"/>
-          <w:i w:val="0"/>
-          <w:sz w:val="26"/>
-        </w:rPr>
-        <w:t>thời gian trung bình lần lượt là sort (C++) 83.8 ms ≈ Quicksort 89.9 ms &lt; Mergesort 103.1 ms &lt; Heapsort 177.6 ms. Quicksort (chọn pivot median-of-three) và std::sort (introsort) nhanh nhất và gần như tương đương; Mergesort chậm hơn khoảng 15–25% do phải sao chép qua mảng phụ; Heapsort chậm nhất (gần gấp đôi) vì truy cập bộ nhớ nhảy cóc, kém thân thiện với cache dù độ phức tạp vẫn là O(n log n).</w:t>
+      <w:proofErr w:type="spellStart"/>
+      <w:r>
+        <w:rPr>
+          <w:rFonts w:ascii="Times New Roman" w:hAnsi="Times New Roman" w:cs="Times New Roman"/>
+          <w:b/>
+          <w:sz w:val="26"/>
+        </w:rPr>
+        <w:lastRenderedPageBreak/>
+        <w:t>Dãy</w:t>
+      </w:r>
+      <w:proofErr w:type="spellEnd"/>
+      <w:r>
+        <w:rPr>
+          <w:rFonts w:ascii="Times New Roman" w:hAnsi="Times New Roman" w:cs="Times New Roman"/>
+          <w:b/>
+          <w:sz w:val="26"/>
+        </w:rPr>
+        <w:t xml:space="preserve"> </w:t>
+      </w:r>
+      <w:proofErr w:type="spellStart"/>
+      <w:r>
+        <w:rPr>
+          <w:rFonts w:ascii="Times New Roman" w:hAnsi="Times New Roman" w:cs="Times New Roman"/>
+          <w:b/>
+          <w:sz w:val="26"/>
+        </w:rPr>
+        <w:t>ngẫu</w:t>
+      </w:r>
+      <w:proofErr w:type="spellEnd"/>
+      <w:r>
+        <w:rPr>
+          <w:rFonts w:ascii="Times New Roman" w:hAnsi="Times New Roman" w:cs="Times New Roman"/>
+          <w:b/>
+          <w:sz w:val="26"/>
+        </w:rPr>
+        <w:t xml:space="preserve"> </w:t>
+      </w:r>
+      <w:proofErr w:type="spellStart"/>
+      <w:r>
+        <w:rPr>
+          <w:rFonts w:ascii="Times New Roman" w:hAnsi="Times New Roman" w:cs="Times New Roman"/>
+          <w:b/>
+          <w:sz w:val="26"/>
+        </w:rPr>
+        <w:t>nhiên</w:t>
+      </w:r>
+      <w:proofErr w:type="spellEnd"/>
+      <w:r>
+        <w:rPr>
+          <w:rFonts w:ascii="Times New Roman" w:hAnsi="Times New Roman" w:cs="Times New Roman"/>
+          <w:b/>
+          <w:sz w:val="26"/>
+        </w:rPr>
+        <w:t xml:space="preserve"> (</w:t>
+      </w:r>
+      <w:proofErr w:type="spellStart"/>
+      <w:r>
+        <w:rPr>
+          <w:rFonts w:ascii="Times New Roman" w:hAnsi="Times New Roman" w:cs="Times New Roman"/>
+          <w:b/>
+          <w:sz w:val="26"/>
+        </w:rPr>
+        <w:t>dãy</w:t>
+      </w:r>
+      <w:proofErr w:type="spellEnd"/>
+      <w:r>
+        <w:rPr>
+          <w:rFonts w:ascii="Times New Roman" w:hAnsi="Times New Roman" w:cs="Times New Roman"/>
+          <w:b/>
+          <w:sz w:val="26"/>
+        </w:rPr>
+        <w:t xml:space="preserve"> 3–10): </w:t>
+      </w:r>
+      <w:proofErr w:type="spellStart"/>
+      <w:r>
+        <w:rPr>
+          <w:rFonts w:ascii="Times New Roman" w:hAnsi="Times New Roman" w:cs="Times New Roman"/>
+          <w:sz w:val="26"/>
+        </w:rPr>
+        <w:t>thời</w:t>
+      </w:r>
+      <w:proofErr w:type="spellEnd"/>
+      <w:r>
+        <w:rPr>
+          <w:rFonts w:ascii="Times New Roman" w:hAnsi="Times New Roman" w:cs="Times New Roman"/>
+          <w:sz w:val="26"/>
+        </w:rPr>
+        <w:t xml:space="preserve"> </w:t>
+      </w:r>
+      <w:proofErr w:type="spellStart"/>
+      <w:r>
+        <w:rPr>
+          <w:rFonts w:ascii="Times New Roman" w:hAnsi="Times New Roman" w:cs="Times New Roman"/>
+          <w:sz w:val="26"/>
+        </w:rPr>
+        <w:t>gian</w:t>
+      </w:r>
+      <w:proofErr w:type="spellEnd"/>
+      <w:r>
+        <w:rPr>
+          <w:rFonts w:ascii="Times New Roman" w:hAnsi="Times New Roman" w:cs="Times New Roman"/>
+          <w:sz w:val="26"/>
+        </w:rPr>
+        <w:t xml:space="preserve"> </w:t>
+      </w:r>
+      <w:proofErr w:type="spellStart"/>
+      <w:r>
+        <w:rPr>
+          <w:rFonts w:ascii="Times New Roman" w:hAnsi="Times New Roman" w:cs="Times New Roman"/>
+          <w:sz w:val="26"/>
+        </w:rPr>
+        <w:t>trung</w:t>
+      </w:r>
+      <w:proofErr w:type="spellEnd"/>
+      <w:r>
+        <w:rPr>
+          <w:rFonts w:ascii="Times New Roman" w:hAnsi="Times New Roman" w:cs="Times New Roman"/>
+          <w:sz w:val="26"/>
+        </w:rPr>
+        <w:t xml:space="preserve"> </w:t>
+      </w:r>
+      <w:proofErr w:type="spellStart"/>
+      <w:r>
+        <w:rPr>
+          <w:rFonts w:ascii="Times New Roman" w:hAnsi="Times New Roman" w:cs="Times New Roman"/>
+          <w:sz w:val="26"/>
+        </w:rPr>
+        <w:t>bình</w:t>
+      </w:r>
+      <w:proofErr w:type="spellEnd"/>
+      <w:r>
+        <w:rPr>
+          <w:rFonts w:ascii="Times New Roman" w:hAnsi="Times New Roman" w:cs="Times New Roman"/>
+          <w:sz w:val="26"/>
+        </w:rPr>
+        <w:t xml:space="preserve"> </w:t>
+      </w:r>
+      <w:proofErr w:type="spellStart"/>
+      <w:r>
+        <w:rPr>
+          <w:rFonts w:ascii="Times New Roman" w:hAnsi="Times New Roman" w:cs="Times New Roman"/>
+          <w:sz w:val="26"/>
+        </w:rPr>
+        <w:t>lần</w:t>
+      </w:r>
+      <w:proofErr w:type="spellEnd"/>
+      <w:r>
+        <w:rPr>
+          <w:rFonts w:ascii="Times New Roman" w:hAnsi="Times New Roman" w:cs="Times New Roman"/>
+          <w:sz w:val="26"/>
+        </w:rPr>
+        <w:t xml:space="preserve"> </w:t>
+      </w:r>
+      <w:proofErr w:type="spellStart"/>
+      <w:r>
+        <w:rPr>
+          <w:rFonts w:ascii="Times New Roman" w:hAnsi="Times New Roman" w:cs="Times New Roman"/>
+          <w:sz w:val="26"/>
+        </w:rPr>
+        <w:t>lượt</w:t>
+      </w:r>
+      <w:proofErr w:type="spellEnd"/>
+      <w:r>
+        <w:rPr>
+          <w:rFonts w:ascii="Times New Roman" w:hAnsi="Times New Roman" w:cs="Times New Roman"/>
+          <w:sz w:val="26"/>
+        </w:rPr>
+        <w:t xml:space="preserve"> </w:t>
+      </w:r>
+      <w:proofErr w:type="spellStart"/>
+      <w:r>
+        <w:rPr>
+          <w:rFonts w:ascii="Times New Roman" w:hAnsi="Times New Roman" w:cs="Times New Roman"/>
+          <w:sz w:val="26"/>
+        </w:rPr>
+        <w:t>là</w:t>
+      </w:r>
+      <w:proofErr w:type="spellEnd"/>
+      <w:r>
+        <w:rPr>
+          <w:rFonts w:ascii="Times New Roman" w:hAnsi="Times New Roman" w:cs="Times New Roman"/>
+          <w:sz w:val="26"/>
+        </w:rPr>
+        <w:t xml:space="preserve"> sort (C++) 83.8 </w:t>
+      </w:r>
+      <w:proofErr w:type="spellStart"/>
+      <w:r>
+        <w:rPr>
+          <w:rFonts w:ascii="Times New Roman" w:hAnsi="Times New Roman" w:cs="Times New Roman"/>
+          <w:sz w:val="26"/>
+        </w:rPr>
+        <w:t>ms</w:t>
+      </w:r>
+      <w:proofErr w:type="spellEnd"/>
+      <w:r>
+        <w:rPr>
+          <w:rFonts w:ascii="Times New Roman" w:hAnsi="Times New Roman" w:cs="Times New Roman"/>
+          <w:sz w:val="26"/>
+        </w:rPr>
+        <w:t xml:space="preserve"> ≈ Quicksort 89.9 </w:t>
+      </w:r>
+      <w:proofErr w:type="spellStart"/>
+      <w:r>
+        <w:rPr>
+          <w:rFonts w:ascii="Times New Roman" w:hAnsi="Times New Roman" w:cs="Times New Roman"/>
+          <w:sz w:val="26"/>
+        </w:rPr>
+        <w:t>ms</w:t>
+      </w:r>
+      <w:proofErr w:type="spellEnd"/>
+      <w:r>
+        <w:rPr>
+          <w:rFonts w:ascii="Times New Roman" w:hAnsi="Times New Roman" w:cs="Times New Roman"/>
+          <w:sz w:val="26"/>
+        </w:rPr>
+        <w:t xml:space="preserve"> &lt; </w:t>
+      </w:r>
+      <w:proofErr w:type="spellStart"/>
+      <w:r>
+        <w:rPr>
+          <w:rFonts w:ascii="Times New Roman" w:hAnsi="Times New Roman" w:cs="Times New Roman"/>
+          <w:sz w:val="26"/>
+        </w:rPr>
+        <w:t>Mergesort</w:t>
+      </w:r>
+      <w:proofErr w:type="spellEnd"/>
+      <w:r>
+        <w:rPr>
+          <w:rFonts w:ascii="Times New Roman" w:hAnsi="Times New Roman" w:cs="Times New Roman"/>
+          <w:sz w:val="26"/>
+        </w:rPr>
+        <w:t xml:space="preserve"> 103.1 </w:t>
+      </w:r>
+      <w:proofErr w:type="spellStart"/>
+      <w:r>
+        <w:rPr>
+          <w:rFonts w:ascii="Times New Roman" w:hAnsi="Times New Roman" w:cs="Times New Roman"/>
+          <w:sz w:val="26"/>
+        </w:rPr>
+        <w:t>ms</w:t>
+      </w:r>
+      <w:proofErr w:type="spellEnd"/>
+      <w:r>
+        <w:rPr>
+          <w:rFonts w:ascii="Times New Roman" w:hAnsi="Times New Roman" w:cs="Times New Roman"/>
+          <w:sz w:val="26"/>
+        </w:rPr>
+        <w:t xml:space="preserve"> &lt; Heapsort 177.6 </w:t>
+      </w:r>
+      <w:proofErr w:type="spellStart"/>
+      <w:r>
+        <w:rPr>
+          <w:rFonts w:ascii="Times New Roman" w:hAnsi="Times New Roman" w:cs="Times New Roman"/>
+          <w:sz w:val="26"/>
+        </w:rPr>
+        <w:t>ms.</w:t>
+      </w:r>
+      <w:proofErr w:type="spellEnd"/>
+      <w:r>
+        <w:rPr>
+          <w:rFonts w:ascii="Times New Roman" w:hAnsi="Times New Roman" w:cs="Times New Roman"/>
+          <w:sz w:val="26"/>
+        </w:rPr>
+        <w:t xml:space="preserve"> Quicksort (</w:t>
+      </w:r>
+      <w:proofErr w:type="spellStart"/>
+      <w:r>
+        <w:rPr>
+          <w:rFonts w:ascii="Times New Roman" w:hAnsi="Times New Roman" w:cs="Times New Roman"/>
+          <w:sz w:val="26"/>
+        </w:rPr>
+        <w:t>chọn</w:t>
+      </w:r>
+      <w:proofErr w:type="spellEnd"/>
+      <w:r>
+        <w:rPr>
+          <w:rFonts w:ascii="Times New Roman" w:hAnsi="Times New Roman" w:cs="Times New Roman"/>
+          <w:sz w:val="26"/>
+        </w:rPr>
+        <w:t xml:space="preserve"> pivot median-of-three) </w:t>
+      </w:r>
+      <w:proofErr w:type="spellStart"/>
+      <w:r>
+        <w:rPr>
+          <w:rFonts w:ascii="Times New Roman" w:hAnsi="Times New Roman" w:cs="Times New Roman"/>
+          <w:sz w:val="26"/>
+        </w:rPr>
+        <w:t>và</w:t>
+      </w:r>
+      <w:proofErr w:type="spellEnd"/>
+      <w:r>
+        <w:rPr>
+          <w:rFonts w:ascii="Times New Roman" w:hAnsi="Times New Roman" w:cs="Times New Roman"/>
+          <w:sz w:val="26"/>
+        </w:rPr>
+        <w:t xml:space="preserve"> </w:t>
+      </w:r>
+      <w:proofErr w:type="gramStart"/>
+      <w:r>
+        <w:rPr>
+          <w:rFonts w:ascii="Times New Roman" w:hAnsi="Times New Roman" w:cs="Times New Roman"/>
+          <w:sz w:val="26"/>
+        </w:rPr>
+        <w:t>std::</w:t>
+      </w:r>
+      <w:proofErr w:type="gramEnd"/>
+      <w:r>
+        <w:rPr>
+          <w:rFonts w:ascii="Times New Roman" w:hAnsi="Times New Roman" w:cs="Times New Roman"/>
+          <w:sz w:val="26"/>
+        </w:rPr>
+        <w:t>sort (</w:t>
+      </w:r>
+      <w:proofErr w:type="spellStart"/>
+      <w:r>
+        <w:rPr>
+          <w:rFonts w:ascii="Times New Roman" w:hAnsi="Times New Roman" w:cs="Times New Roman"/>
+          <w:sz w:val="26"/>
+        </w:rPr>
+        <w:t>introsort</w:t>
+      </w:r>
+      <w:proofErr w:type="spellEnd"/>
+      <w:r>
+        <w:rPr>
+          <w:rFonts w:ascii="Times New Roman" w:hAnsi="Times New Roman" w:cs="Times New Roman"/>
+          <w:sz w:val="26"/>
+        </w:rPr>
+        <w:t xml:space="preserve">) </w:t>
+      </w:r>
+      <w:proofErr w:type="spellStart"/>
+      <w:r>
+        <w:rPr>
+          <w:rFonts w:ascii="Times New Roman" w:hAnsi="Times New Roman" w:cs="Times New Roman"/>
+          <w:sz w:val="26"/>
+        </w:rPr>
+        <w:t>nhanh</w:t>
+      </w:r>
+      <w:proofErr w:type="spellEnd"/>
+      <w:r>
+        <w:rPr>
+          <w:rFonts w:ascii="Times New Roman" w:hAnsi="Times New Roman" w:cs="Times New Roman"/>
+          <w:sz w:val="26"/>
+        </w:rPr>
+        <w:t xml:space="preserve"> </w:t>
+      </w:r>
+      <w:proofErr w:type="spellStart"/>
+      <w:r>
+        <w:rPr>
+          <w:rFonts w:ascii="Times New Roman" w:hAnsi="Times New Roman" w:cs="Times New Roman"/>
+          <w:sz w:val="26"/>
+        </w:rPr>
+        <w:t>nhất</w:t>
+      </w:r>
+      <w:proofErr w:type="spellEnd"/>
+      <w:r>
+        <w:rPr>
+          <w:rFonts w:ascii="Times New Roman" w:hAnsi="Times New Roman" w:cs="Times New Roman"/>
+          <w:sz w:val="26"/>
+        </w:rPr>
+        <w:t xml:space="preserve"> </w:t>
+      </w:r>
+      <w:proofErr w:type="spellStart"/>
+      <w:r>
+        <w:rPr>
+          <w:rFonts w:ascii="Times New Roman" w:hAnsi="Times New Roman" w:cs="Times New Roman"/>
+          <w:sz w:val="26"/>
+        </w:rPr>
+        <w:t>và</w:t>
+      </w:r>
+      <w:proofErr w:type="spellEnd"/>
+      <w:r>
+        <w:rPr>
+          <w:rFonts w:ascii="Times New Roman" w:hAnsi="Times New Roman" w:cs="Times New Roman"/>
+          <w:sz w:val="26"/>
+        </w:rPr>
+        <w:t xml:space="preserve"> </w:t>
+      </w:r>
+      <w:proofErr w:type="spellStart"/>
+      <w:r>
+        <w:rPr>
+          <w:rFonts w:ascii="Times New Roman" w:hAnsi="Times New Roman" w:cs="Times New Roman"/>
+          <w:sz w:val="26"/>
+        </w:rPr>
+        <w:t>gần</w:t>
+      </w:r>
+      <w:proofErr w:type="spellEnd"/>
+      <w:r>
+        <w:rPr>
+          <w:rFonts w:ascii="Times New Roman" w:hAnsi="Times New Roman" w:cs="Times New Roman"/>
+          <w:sz w:val="26"/>
+        </w:rPr>
+        <w:t xml:space="preserve"> </w:t>
+      </w:r>
+      <w:proofErr w:type="spellStart"/>
+      <w:r>
+        <w:rPr>
+          <w:rFonts w:ascii="Times New Roman" w:hAnsi="Times New Roman" w:cs="Times New Roman"/>
+          <w:sz w:val="26"/>
+        </w:rPr>
+        <w:t>như</w:t>
+      </w:r>
+      <w:proofErr w:type="spellEnd"/>
+      <w:r>
+        <w:rPr>
+          <w:rFonts w:ascii="Times New Roman" w:hAnsi="Times New Roman" w:cs="Times New Roman"/>
+          <w:sz w:val="26"/>
+        </w:rPr>
+        <w:t xml:space="preserve"> </w:t>
+      </w:r>
+      <w:proofErr w:type="spellStart"/>
+      <w:r>
+        <w:rPr>
+          <w:rFonts w:ascii="Times New Roman" w:hAnsi="Times New Roman" w:cs="Times New Roman"/>
+          <w:sz w:val="26"/>
+        </w:rPr>
+        <w:t>tương</w:t>
+      </w:r>
+      <w:proofErr w:type="spellEnd"/>
+      <w:r>
+        <w:rPr>
+          <w:rFonts w:ascii="Times New Roman" w:hAnsi="Times New Roman" w:cs="Times New Roman"/>
+          <w:sz w:val="26"/>
+        </w:rPr>
+        <w:t xml:space="preserve"> </w:t>
+      </w:r>
+      <w:proofErr w:type="spellStart"/>
+      <w:r>
+        <w:rPr>
+          <w:rFonts w:ascii="Times New Roman" w:hAnsi="Times New Roman" w:cs="Times New Roman"/>
+          <w:sz w:val="26"/>
+        </w:rPr>
+        <w:t>đương</w:t>
+      </w:r>
+      <w:proofErr w:type="spellEnd"/>
+      <w:r>
+        <w:rPr>
+          <w:rFonts w:ascii="Times New Roman" w:hAnsi="Times New Roman" w:cs="Times New Roman"/>
+          <w:sz w:val="26"/>
+        </w:rPr>
+        <w:t xml:space="preserve">; </w:t>
+      </w:r>
+      <w:proofErr w:type="spellStart"/>
+      <w:r>
+        <w:rPr>
+          <w:rFonts w:ascii="Times New Roman" w:hAnsi="Times New Roman" w:cs="Times New Roman"/>
+          <w:sz w:val="26"/>
+        </w:rPr>
+        <w:t>Mergesort</w:t>
+      </w:r>
+      <w:proofErr w:type="spellEnd"/>
+      <w:r>
+        <w:rPr>
+          <w:rFonts w:ascii="Times New Roman" w:hAnsi="Times New Roman" w:cs="Times New Roman"/>
+          <w:sz w:val="26"/>
+        </w:rPr>
+        <w:t xml:space="preserve"> </w:t>
+      </w:r>
+      <w:proofErr w:type="spellStart"/>
+      <w:r>
+        <w:rPr>
+          <w:rFonts w:ascii="Times New Roman" w:hAnsi="Times New Roman" w:cs="Times New Roman"/>
+          <w:sz w:val="26"/>
+        </w:rPr>
+        <w:t>chậm</w:t>
+      </w:r>
+      <w:proofErr w:type="spellEnd"/>
+      <w:r>
+        <w:rPr>
+          <w:rFonts w:ascii="Times New Roman" w:hAnsi="Times New Roman" w:cs="Times New Roman"/>
+          <w:sz w:val="26"/>
+        </w:rPr>
+        <w:t xml:space="preserve"> </w:t>
+      </w:r>
+      <w:proofErr w:type="spellStart"/>
+      <w:r>
+        <w:rPr>
+          <w:rFonts w:ascii="Times New Roman" w:hAnsi="Times New Roman" w:cs="Times New Roman"/>
+          <w:sz w:val="26"/>
+        </w:rPr>
+        <w:t>hơn</w:t>
+      </w:r>
+      <w:proofErr w:type="spellEnd"/>
+      <w:r>
+        <w:rPr>
+          <w:rFonts w:ascii="Times New Roman" w:hAnsi="Times New Roman" w:cs="Times New Roman"/>
+          <w:sz w:val="26"/>
+        </w:rPr>
+        <w:t xml:space="preserve"> </w:t>
+      </w:r>
+      <w:proofErr w:type="spellStart"/>
+      <w:r>
+        <w:rPr>
+          <w:rFonts w:ascii="Times New Roman" w:hAnsi="Times New Roman" w:cs="Times New Roman"/>
+          <w:sz w:val="26"/>
+        </w:rPr>
+        <w:t>khoảng</w:t>
+      </w:r>
+      <w:proofErr w:type="spellEnd"/>
+      <w:r>
+        <w:rPr>
+          <w:rFonts w:ascii="Times New Roman" w:hAnsi="Times New Roman" w:cs="Times New Roman"/>
+          <w:sz w:val="26"/>
+        </w:rPr>
+        <w:t xml:space="preserve"> 15–25% do </w:t>
+      </w:r>
+      <w:proofErr w:type="spellStart"/>
+      <w:r>
+        <w:rPr>
+          <w:rFonts w:ascii="Times New Roman" w:hAnsi="Times New Roman" w:cs="Times New Roman"/>
+          <w:sz w:val="26"/>
+        </w:rPr>
+        <w:t>phải</w:t>
+      </w:r>
+      <w:proofErr w:type="spellEnd"/>
+      <w:r>
+        <w:rPr>
+          <w:rFonts w:ascii="Times New Roman" w:hAnsi="Times New Roman" w:cs="Times New Roman"/>
+          <w:sz w:val="26"/>
+        </w:rPr>
+        <w:t xml:space="preserve"> </w:t>
+      </w:r>
+      <w:proofErr w:type="spellStart"/>
+      <w:r>
+        <w:rPr>
+          <w:rFonts w:ascii="Times New Roman" w:hAnsi="Times New Roman" w:cs="Times New Roman"/>
+          <w:sz w:val="26"/>
+        </w:rPr>
+        <w:t>sao</w:t>
+      </w:r>
+      <w:proofErr w:type="spellEnd"/>
+      <w:r>
+        <w:rPr>
+          <w:rFonts w:ascii="Times New Roman" w:hAnsi="Times New Roman" w:cs="Times New Roman"/>
+          <w:sz w:val="26"/>
+        </w:rPr>
+        <w:t xml:space="preserve"> </w:t>
+      </w:r>
+      <w:proofErr w:type="spellStart"/>
+      <w:r>
+        <w:rPr>
+          <w:rFonts w:ascii="Times New Roman" w:hAnsi="Times New Roman" w:cs="Times New Roman"/>
+          <w:sz w:val="26"/>
+        </w:rPr>
+        <w:t>chép</w:t>
+      </w:r>
+      <w:proofErr w:type="spellEnd"/>
+      <w:r>
+        <w:rPr>
+          <w:rFonts w:ascii="Times New Roman" w:hAnsi="Times New Roman" w:cs="Times New Roman"/>
+          <w:sz w:val="26"/>
+        </w:rPr>
+        <w:t xml:space="preserve"> qua </w:t>
+      </w:r>
+      <w:proofErr w:type="spellStart"/>
+      <w:r>
+        <w:rPr>
+          <w:rFonts w:ascii="Times New Roman" w:hAnsi="Times New Roman" w:cs="Times New Roman"/>
+          <w:sz w:val="26"/>
+        </w:rPr>
+        <w:t>mảng</w:t>
+      </w:r>
+      <w:proofErr w:type="spellEnd"/>
+      <w:r>
+        <w:rPr>
+          <w:rFonts w:ascii="Times New Roman" w:hAnsi="Times New Roman" w:cs="Times New Roman"/>
+          <w:sz w:val="26"/>
+        </w:rPr>
+        <w:t xml:space="preserve"> </w:t>
+      </w:r>
+      <w:proofErr w:type="spellStart"/>
+      <w:r>
+        <w:rPr>
+          <w:rFonts w:ascii="Times New Roman" w:hAnsi="Times New Roman" w:cs="Times New Roman"/>
+          <w:sz w:val="26"/>
+        </w:rPr>
+        <w:t>phụ</w:t>
+      </w:r>
+      <w:proofErr w:type="spellEnd"/>
+      <w:r>
+        <w:rPr>
+          <w:rFonts w:ascii="Times New Roman" w:hAnsi="Times New Roman" w:cs="Times New Roman"/>
+          <w:sz w:val="26"/>
+        </w:rPr>
+        <w:t xml:space="preserve">; Heapsort </w:t>
+      </w:r>
+      <w:proofErr w:type="spellStart"/>
+      <w:r>
+        <w:rPr>
+          <w:rFonts w:ascii="Times New Roman" w:hAnsi="Times New Roman" w:cs="Times New Roman"/>
+          <w:sz w:val="26"/>
+        </w:rPr>
+        <w:t>chậm</w:t>
+      </w:r>
+      <w:proofErr w:type="spellEnd"/>
+      <w:r>
+        <w:rPr>
+          <w:rFonts w:ascii="Times New Roman" w:hAnsi="Times New Roman" w:cs="Times New Roman"/>
+          <w:sz w:val="26"/>
+        </w:rPr>
+        <w:t xml:space="preserve"> </w:t>
+      </w:r>
+      <w:proofErr w:type="spellStart"/>
+      <w:r>
+        <w:rPr>
+          <w:rFonts w:ascii="Times New Roman" w:hAnsi="Times New Roman" w:cs="Times New Roman"/>
+          <w:sz w:val="26"/>
+        </w:rPr>
+        <w:t>nhất</w:t>
+      </w:r>
+      <w:proofErr w:type="spellEnd"/>
+      <w:r>
+        <w:rPr>
+          <w:rFonts w:ascii="Times New Roman" w:hAnsi="Times New Roman" w:cs="Times New Roman"/>
+          <w:sz w:val="26"/>
+        </w:rPr>
+        <w:t xml:space="preserve"> (</w:t>
+      </w:r>
+      <w:proofErr w:type="spellStart"/>
+      <w:r>
+        <w:rPr>
+          <w:rFonts w:ascii="Times New Roman" w:hAnsi="Times New Roman" w:cs="Times New Roman"/>
+          <w:sz w:val="26"/>
+        </w:rPr>
+        <w:t>gần</w:t>
+      </w:r>
+      <w:proofErr w:type="spellEnd"/>
+      <w:r>
+        <w:rPr>
+          <w:rFonts w:ascii="Times New Roman" w:hAnsi="Times New Roman" w:cs="Times New Roman"/>
+          <w:sz w:val="26"/>
+        </w:rPr>
+        <w:t xml:space="preserve"> </w:t>
+      </w:r>
+      <w:proofErr w:type="spellStart"/>
+      <w:r>
+        <w:rPr>
+          <w:rFonts w:ascii="Times New Roman" w:hAnsi="Times New Roman" w:cs="Times New Roman"/>
+          <w:sz w:val="26"/>
+        </w:rPr>
+        <w:t>gấp</w:t>
+      </w:r>
+      <w:proofErr w:type="spellEnd"/>
+      <w:r>
+        <w:rPr>
+          <w:rFonts w:ascii="Times New Roman" w:hAnsi="Times New Roman" w:cs="Times New Roman"/>
+          <w:sz w:val="26"/>
+        </w:rPr>
+        <w:t xml:space="preserve"> </w:t>
+      </w:r>
+      <w:proofErr w:type="spellStart"/>
+      <w:r>
+        <w:rPr>
+          <w:rFonts w:ascii="Times New Roman" w:hAnsi="Times New Roman" w:cs="Times New Roman"/>
+          <w:sz w:val="26"/>
+        </w:rPr>
+        <w:t>đôi</w:t>
+      </w:r>
+      <w:proofErr w:type="spellEnd"/>
+      <w:r>
+        <w:rPr>
+          <w:rFonts w:ascii="Times New Roman" w:hAnsi="Times New Roman" w:cs="Times New Roman"/>
+          <w:sz w:val="26"/>
+        </w:rPr>
+        <w:t xml:space="preserve">) </w:t>
+      </w:r>
+      <w:proofErr w:type="spellStart"/>
+      <w:r>
+        <w:rPr>
+          <w:rFonts w:ascii="Times New Roman" w:hAnsi="Times New Roman" w:cs="Times New Roman"/>
+          <w:sz w:val="26"/>
+        </w:rPr>
+        <w:t>vì</w:t>
+      </w:r>
+      <w:proofErr w:type="spellEnd"/>
+      <w:r>
+        <w:rPr>
+          <w:rFonts w:ascii="Times New Roman" w:hAnsi="Times New Roman" w:cs="Times New Roman"/>
+          <w:sz w:val="26"/>
+        </w:rPr>
+        <w:t xml:space="preserve"> </w:t>
+      </w:r>
+      <w:proofErr w:type="spellStart"/>
+      <w:r>
+        <w:rPr>
+          <w:rFonts w:ascii="Times New Roman" w:hAnsi="Times New Roman" w:cs="Times New Roman"/>
+          <w:sz w:val="26"/>
+        </w:rPr>
+        <w:t>truy</w:t>
+      </w:r>
+      <w:proofErr w:type="spellEnd"/>
+      <w:r>
+        <w:rPr>
+          <w:rFonts w:ascii="Times New Roman" w:hAnsi="Times New Roman" w:cs="Times New Roman"/>
+          <w:sz w:val="26"/>
+        </w:rPr>
+        <w:t xml:space="preserve"> </w:t>
+      </w:r>
+      <w:proofErr w:type="spellStart"/>
+      <w:r>
+        <w:rPr>
+          <w:rFonts w:ascii="Times New Roman" w:hAnsi="Times New Roman" w:cs="Times New Roman"/>
+          <w:sz w:val="26"/>
+        </w:rPr>
+        <w:t>cập</w:t>
+      </w:r>
+      <w:proofErr w:type="spellEnd"/>
+      <w:r>
+        <w:rPr>
+          <w:rFonts w:ascii="Times New Roman" w:hAnsi="Times New Roman" w:cs="Times New Roman"/>
+          <w:sz w:val="26"/>
+        </w:rPr>
+        <w:t xml:space="preserve"> </w:t>
+      </w:r>
+      <w:proofErr w:type="spellStart"/>
+      <w:r>
+        <w:rPr>
+          <w:rFonts w:ascii="Times New Roman" w:hAnsi="Times New Roman" w:cs="Times New Roman"/>
+          <w:sz w:val="26"/>
+        </w:rPr>
+        <w:t>bộ</w:t>
+      </w:r>
+      <w:proofErr w:type="spellEnd"/>
+      <w:r>
+        <w:rPr>
+          <w:rFonts w:ascii="Times New Roman" w:hAnsi="Times New Roman" w:cs="Times New Roman"/>
+          <w:sz w:val="26"/>
+        </w:rPr>
+        <w:t xml:space="preserve"> </w:t>
+      </w:r>
+      <w:proofErr w:type="spellStart"/>
+      <w:r>
+        <w:rPr>
+          <w:rFonts w:ascii="Times New Roman" w:hAnsi="Times New Roman" w:cs="Times New Roman"/>
+          <w:sz w:val="26"/>
+        </w:rPr>
+        <w:t>nhớ</w:t>
+      </w:r>
+      <w:proofErr w:type="spellEnd"/>
+      <w:r>
+        <w:rPr>
+          <w:rFonts w:ascii="Times New Roman" w:hAnsi="Times New Roman" w:cs="Times New Roman"/>
+          <w:sz w:val="26"/>
+        </w:rPr>
+        <w:t xml:space="preserve"> </w:t>
+      </w:r>
+      <w:proofErr w:type="spellStart"/>
+      <w:r>
+        <w:rPr>
+          <w:rFonts w:ascii="Times New Roman" w:hAnsi="Times New Roman" w:cs="Times New Roman"/>
+          <w:sz w:val="26"/>
+        </w:rPr>
+        <w:t>nhảy</w:t>
+      </w:r>
+      <w:proofErr w:type="spellEnd"/>
+      <w:r>
+        <w:rPr>
+          <w:rFonts w:ascii="Times New Roman" w:hAnsi="Times New Roman" w:cs="Times New Roman"/>
+          <w:sz w:val="26"/>
+        </w:rPr>
+        <w:t xml:space="preserve"> </w:t>
+      </w:r>
+      <w:proofErr w:type="spellStart"/>
+      <w:r>
+        <w:rPr>
+          <w:rFonts w:ascii="Times New Roman" w:hAnsi="Times New Roman" w:cs="Times New Roman"/>
+          <w:sz w:val="26"/>
+        </w:rPr>
+        <w:t>cóc</w:t>
+      </w:r>
+      <w:proofErr w:type="spellEnd"/>
+      <w:r>
+        <w:rPr>
+          <w:rFonts w:ascii="Times New Roman" w:hAnsi="Times New Roman" w:cs="Times New Roman"/>
+          <w:sz w:val="26"/>
+        </w:rPr>
+        <w:t xml:space="preserve">, </w:t>
+      </w:r>
+      <w:proofErr w:type="spellStart"/>
+      <w:r>
+        <w:rPr>
+          <w:rFonts w:ascii="Times New Roman" w:hAnsi="Times New Roman" w:cs="Times New Roman"/>
+          <w:sz w:val="26"/>
+        </w:rPr>
+        <w:t>kém</w:t>
+      </w:r>
+      <w:proofErr w:type="spellEnd"/>
+      <w:r>
+        <w:rPr>
+          <w:rFonts w:ascii="Times New Roman" w:hAnsi="Times New Roman" w:cs="Times New Roman"/>
+          <w:sz w:val="26"/>
+        </w:rPr>
+        <w:t xml:space="preserve"> </w:t>
+      </w:r>
+      <w:proofErr w:type="spellStart"/>
+      <w:r>
+        <w:rPr>
+          <w:rFonts w:ascii="Times New Roman" w:hAnsi="Times New Roman" w:cs="Times New Roman"/>
+          <w:sz w:val="26"/>
+        </w:rPr>
+        <w:t>thân</w:t>
+      </w:r>
+      <w:proofErr w:type="spellEnd"/>
+      <w:r>
+        <w:rPr>
+          <w:rFonts w:ascii="Times New Roman" w:hAnsi="Times New Roman" w:cs="Times New Roman"/>
+          <w:sz w:val="26"/>
+        </w:rPr>
+        <w:t xml:space="preserve"> </w:t>
+      </w:r>
+      <w:proofErr w:type="spellStart"/>
+      <w:r>
+        <w:rPr>
+          <w:rFonts w:ascii="Times New Roman" w:hAnsi="Times New Roman" w:cs="Times New Roman"/>
+          <w:sz w:val="26"/>
+        </w:rPr>
+        <w:t>thiện</w:t>
+      </w:r>
+      <w:proofErr w:type="spellEnd"/>
+      <w:r>
+        <w:rPr>
+          <w:rFonts w:ascii="Times New Roman" w:hAnsi="Times New Roman" w:cs="Times New Roman"/>
+          <w:sz w:val="26"/>
+        </w:rPr>
+        <w:t xml:space="preserve"> </w:t>
+      </w:r>
+      <w:proofErr w:type="spellStart"/>
+      <w:r>
+        <w:rPr>
+          <w:rFonts w:ascii="Times New Roman" w:hAnsi="Times New Roman" w:cs="Times New Roman"/>
+          <w:sz w:val="26"/>
+        </w:rPr>
+        <w:t>với</w:t>
+      </w:r>
+      <w:proofErr w:type="spellEnd"/>
+      <w:r>
+        <w:rPr>
+          <w:rFonts w:ascii="Times New Roman" w:hAnsi="Times New Roman" w:cs="Times New Roman"/>
+          <w:sz w:val="26"/>
+        </w:rPr>
+        <w:t xml:space="preserve"> cache </w:t>
+      </w:r>
+      <w:proofErr w:type="spellStart"/>
+      <w:r>
+        <w:rPr>
+          <w:rFonts w:ascii="Times New Roman" w:hAnsi="Times New Roman" w:cs="Times New Roman"/>
+          <w:sz w:val="26"/>
+        </w:rPr>
+        <w:t>dù</w:t>
+      </w:r>
+      <w:proofErr w:type="spellEnd"/>
+      <w:r>
+        <w:rPr>
+          <w:rFonts w:ascii="Times New Roman" w:hAnsi="Times New Roman" w:cs="Times New Roman"/>
+          <w:sz w:val="26"/>
+        </w:rPr>
+        <w:t xml:space="preserve"> </w:t>
+      </w:r>
+      <w:proofErr w:type="spellStart"/>
+      <w:r>
+        <w:rPr>
+          <w:rFonts w:ascii="Times New Roman" w:hAnsi="Times New Roman" w:cs="Times New Roman"/>
+          <w:sz w:val="26"/>
+        </w:rPr>
+        <w:t>độ</w:t>
+      </w:r>
+      <w:proofErr w:type="spellEnd"/>
+      <w:r>
+        <w:rPr>
+          <w:rFonts w:ascii="Times New Roman" w:hAnsi="Times New Roman" w:cs="Times New Roman"/>
+          <w:sz w:val="26"/>
+        </w:rPr>
+        <w:t xml:space="preserve"> </w:t>
+      </w:r>
+      <w:proofErr w:type="spellStart"/>
+      <w:r>
+        <w:rPr>
+          <w:rFonts w:ascii="Times New Roman" w:hAnsi="Times New Roman" w:cs="Times New Roman"/>
+          <w:sz w:val="26"/>
+        </w:rPr>
+        <w:t>phức</w:t>
+      </w:r>
+      <w:proofErr w:type="spellEnd"/>
+      <w:r>
+        <w:rPr>
+          <w:rFonts w:ascii="Times New Roman" w:hAnsi="Times New Roman" w:cs="Times New Roman"/>
+          <w:sz w:val="26"/>
+        </w:rPr>
+        <w:t xml:space="preserve"> </w:t>
+      </w:r>
+      <w:proofErr w:type="spellStart"/>
+      <w:r>
+        <w:rPr>
+          <w:rFonts w:ascii="Times New Roman" w:hAnsi="Times New Roman" w:cs="Times New Roman"/>
+          <w:sz w:val="26"/>
+        </w:rPr>
+        <w:t>tạp</w:t>
+      </w:r>
+      <w:proofErr w:type="spellEnd"/>
+      <w:r>
+        <w:rPr>
+          <w:rFonts w:ascii="Times New Roman" w:hAnsi="Times New Roman" w:cs="Times New Roman"/>
+          <w:sz w:val="26"/>
+        </w:rPr>
+        <w:t xml:space="preserve"> </w:t>
+      </w:r>
+      <w:proofErr w:type="spellStart"/>
+      <w:r>
+        <w:rPr>
+          <w:rFonts w:ascii="Times New Roman" w:hAnsi="Times New Roman" w:cs="Times New Roman"/>
+          <w:sz w:val="26"/>
+        </w:rPr>
+        <w:t>vẫn</w:t>
+      </w:r>
+      <w:proofErr w:type="spellEnd"/>
+      <w:r>
+        <w:rPr>
+          <w:rFonts w:ascii="Times New Roman" w:hAnsi="Times New Roman" w:cs="Times New Roman"/>
+          <w:sz w:val="26"/>
+        </w:rPr>
+        <w:t xml:space="preserve"> </w:t>
+      </w:r>
+      <w:proofErr w:type="spellStart"/>
+      <w:r>
+        <w:rPr>
+          <w:rFonts w:ascii="Times New Roman" w:hAnsi="Times New Roman" w:cs="Times New Roman"/>
+          <w:sz w:val="26"/>
+        </w:rPr>
+        <w:t>là</w:t>
+      </w:r>
+      <w:proofErr w:type="spellEnd"/>
+      <w:r>
+        <w:rPr>
+          <w:rFonts w:ascii="Times New Roman" w:hAnsi="Times New Roman" w:cs="Times New Roman"/>
+          <w:sz w:val="26"/>
+        </w:rPr>
+        <w:t xml:space="preserve"> </w:t>
+      </w:r>
+      <w:proofErr w:type="gramStart"/>
+      <w:r>
+        <w:rPr>
+          <w:rFonts w:ascii="Times New Roman" w:hAnsi="Times New Roman" w:cs="Times New Roman"/>
+          <w:sz w:val="26"/>
+        </w:rPr>
+        <w:t>O(</w:t>
+      </w:r>
+      <w:proofErr w:type="gramEnd"/>
+      <w:r>
+        <w:rPr>
+          <w:rFonts w:ascii="Times New Roman" w:hAnsi="Times New Roman" w:cs="Times New Roman"/>
+          <w:sz w:val="26"/>
+        </w:rPr>
+        <w:t>n log n).</w:t>
       </w:r>
     </w:p>
     <w:p>
@@ -1966,23 +4512,1190 @@
           <w:szCs w:val="26"/>
         </w:rPr>
       </w:pPr>
-      <w:r>
-        <w:rPr>
-          <w:rFonts w:ascii="Times New Roman" w:hAnsi="Times New Roman" w:cs="Times New Roman"/>
-          <w:b/>
-          <w:i w:val="0"/>
-          <w:sz w:val="26"/>
-        </w:rPr>
-        <w:t xml:space="preserve">Dãy đã sắp xếp (dãy 1, 2): </w:t>
-      </w:r>
-      <w:r>
-        <w:rPr>
-          <w:rFonts w:ascii="Times New Roman" w:hAnsi="Times New Roman" w:cs="Times New Roman"/>
-          <w:b w:val="0"/>
-          <w:i w:val="0"/>
-          <w:sz w:val="26"/>
-        </w:rPr>
-        <w:t>Quicksort chỉ mất 12.0 và 12.2 ms, std::sort 13.8 và 21.1 ms, thấp hơn nhiều so với dãy ngẫu nhiên vì pivot median-of-three chia đều và các nhánh rẽ được dự đoán tốt. Mergesort nhanh nhất ở dãy tăng dần (5.3 ms) nhờ bỏ qua bước trộn khi a[m−1] ≤ a[m], nhưng ở dãy giảm dần phải trộn ở mọi mức nên mất 36.8 ms. Heapsort cũng nhanh hơn so với dãy ngẫu nhiên (74 và 84 ms) nhưng vẫn chậm nhất, gấp khoảng 5–14 lần các thuật toán còn lại.</w:t>
+      <w:proofErr w:type="spellStart"/>
+      <w:r>
+        <w:rPr>
+          <w:rFonts w:ascii="Times New Roman" w:hAnsi="Times New Roman" w:cs="Times New Roman"/>
+          <w:b/>
+          <w:sz w:val="26"/>
+        </w:rPr>
+        <w:t>Dãy</w:t>
+      </w:r>
+      <w:proofErr w:type="spellEnd"/>
+      <w:r>
+        <w:rPr>
+          <w:rFonts w:ascii="Times New Roman" w:hAnsi="Times New Roman" w:cs="Times New Roman"/>
+          <w:b/>
+          <w:sz w:val="26"/>
+        </w:rPr>
+        <w:t xml:space="preserve"> </w:t>
+      </w:r>
+      <w:proofErr w:type="spellStart"/>
+      <w:r>
+        <w:rPr>
+          <w:rFonts w:ascii="Times New Roman" w:hAnsi="Times New Roman" w:cs="Times New Roman"/>
+          <w:b/>
+          <w:sz w:val="26"/>
+        </w:rPr>
+        <w:t>đã</w:t>
+      </w:r>
+      <w:proofErr w:type="spellEnd"/>
+      <w:r>
+        <w:rPr>
+          <w:rFonts w:ascii="Times New Roman" w:hAnsi="Times New Roman" w:cs="Times New Roman"/>
+          <w:b/>
+          <w:sz w:val="26"/>
+        </w:rPr>
+        <w:t xml:space="preserve"> </w:t>
+      </w:r>
+      <w:proofErr w:type="spellStart"/>
+      <w:r>
+        <w:rPr>
+          <w:rFonts w:ascii="Times New Roman" w:hAnsi="Times New Roman" w:cs="Times New Roman"/>
+          <w:b/>
+          <w:sz w:val="26"/>
+        </w:rPr>
+        <w:t>sắp</w:t>
+      </w:r>
+      <w:proofErr w:type="spellEnd"/>
+      <w:r>
+        <w:rPr>
+          <w:rFonts w:ascii="Times New Roman" w:hAnsi="Times New Roman" w:cs="Times New Roman"/>
+          <w:b/>
+          <w:sz w:val="26"/>
+        </w:rPr>
+        <w:t xml:space="preserve"> </w:t>
+      </w:r>
+      <w:proofErr w:type="spellStart"/>
+      <w:r>
+        <w:rPr>
+          <w:rFonts w:ascii="Times New Roman" w:hAnsi="Times New Roman" w:cs="Times New Roman"/>
+          <w:b/>
+          <w:sz w:val="26"/>
+        </w:rPr>
+        <w:t>xếp</w:t>
+      </w:r>
+      <w:proofErr w:type="spellEnd"/>
+      <w:r>
+        <w:rPr>
+          <w:rFonts w:ascii="Times New Roman" w:hAnsi="Times New Roman" w:cs="Times New Roman"/>
+          <w:b/>
+          <w:sz w:val="26"/>
+        </w:rPr>
+        <w:t xml:space="preserve"> (</w:t>
+      </w:r>
+      <w:proofErr w:type="spellStart"/>
+      <w:r>
+        <w:rPr>
+          <w:rFonts w:ascii="Times New Roman" w:hAnsi="Times New Roman" w:cs="Times New Roman"/>
+          <w:b/>
+          <w:sz w:val="26"/>
+        </w:rPr>
+        <w:t>dãy</w:t>
+      </w:r>
+      <w:proofErr w:type="spellEnd"/>
+      <w:r>
+        <w:rPr>
+          <w:rFonts w:ascii="Times New Roman" w:hAnsi="Times New Roman" w:cs="Times New Roman"/>
+          <w:b/>
+          <w:sz w:val="26"/>
+        </w:rPr>
+        <w:t xml:space="preserve"> 1, 2): </w:t>
+      </w:r>
+      <w:r>
+        <w:rPr>
+          <w:rFonts w:ascii="Times New Roman" w:hAnsi="Times New Roman" w:cs="Times New Roman"/>
+          <w:sz w:val="26"/>
+        </w:rPr>
+        <w:t xml:space="preserve">Quicksort </w:t>
+      </w:r>
+      <w:proofErr w:type="spellStart"/>
+      <w:r>
+        <w:rPr>
+          <w:rFonts w:ascii="Times New Roman" w:hAnsi="Times New Roman" w:cs="Times New Roman"/>
+          <w:sz w:val="26"/>
+        </w:rPr>
+        <w:t>chỉ</w:t>
+      </w:r>
+      <w:proofErr w:type="spellEnd"/>
+      <w:r>
+        <w:rPr>
+          <w:rFonts w:ascii="Times New Roman" w:hAnsi="Times New Roman" w:cs="Times New Roman"/>
+          <w:sz w:val="26"/>
+        </w:rPr>
+        <w:t xml:space="preserve"> </w:t>
+      </w:r>
+      <w:proofErr w:type="spellStart"/>
+      <w:r>
+        <w:rPr>
+          <w:rFonts w:ascii="Times New Roman" w:hAnsi="Times New Roman" w:cs="Times New Roman"/>
+          <w:sz w:val="26"/>
+        </w:rPr>
+        <w:t>mất</w:t>
+      </w:r>
+      <w:proofErr w:type="spellEnd"/>
+      <w:r>
+        <w:rPr>
+          <w:rFonts w:ascii="Times New Roman" w:hAnsi="Times New Roman" w:cs="Times New Roman"/>
+          <w:sz w:val="26"/>
+        </w:rPr>
+        <w:t xml:space="preserve"> 12.0 </w:t>
+      </w:r>
+      <w:proofErr w:type="spellStart"/>
+      <w:r>
+        <w:rPr>
+          <w:rFonts w:ascii="Times New Roman" w:hAnsi="Times New Roman" w:cs="Times New Roman"/>
+          <w:sz w:val="26"/>
+        </w:rPr>
+        <w:t>và</w:t>
+      </w:r>
+      <w:proofErr w:type="spellEnd"/>
+      <w:r>
+        <w:rPr>
+          <w:rFonts w:ascii="Times New Roman" w:hAnsi="Times New Roman" w:cs="Times New Roman"/>
+          <w:sz w:val="26"/>
+        </w:rPr>
+        <w:t xml:space="preserve"> 12.2 </w:t>
+      </w:r>
+      <w:proofErr w:type="spellStart"/>
+      <w:r>
+        <w:rPr>
+          <w:rFonts w:ascii="Times New Roman" w:hAnsi="Times New Roman" w:cs="Times New Roman"/>
+          <w:sz w:val="26"/>
+        </w:rPr>
+        <w:t>ms</w:t>
+      </w:r>
+      <w:proofErr w:type="spellEnd"/>
+      <w:r>
+        <w:rPr>
+          <w:rFonts w:ascii="Times New Roman" w:hAnsi="Times New Roman" w:cs="Times New Roman"/>
+          <w:sz w:val="26"/>
+        </w:rPr>
+        <w:t xml:space="preserve">, </w:t>
+      </w:r>
+      <w:proofErr w:type="gramStart"/>
+      <w:r>
+        <w:rPr>
+          <w:rFonts w:ascii="Times New Roman" w:hAnsi="Times New Roman" w:cs="Times New Roman"/>
+          <w:sz w:val="26"/>
+        </w:rPr>
+        <w:t>std::</w:t>
+      </w:r>
+      <w:proofErr w:type="gramEnd"/>
+      <w:r>
+        <w:rPr>
+          <w:rFonts w:ascii="Times New Roman" w:hAnsi="Times New Roman" w:cs="Times New Roman"/>
+          <w:sz w:val="26"/>
+        </w:rPr>
+        <w:t xml:space="preserve">sort 13.8 </w:t>
+      </w:r>
+      <w:proofErr w:type="spellStart"/>
+      <w:r>
+        <w:rPr>
+          <w:rFonts w:ascii="Times New Roman" w:hAnsi="Times New Roman" w:cs="Times New Roman"/>
+          <w:sz w:val="26"/>
+        </w:rPr>
+        <w:t>và</w:t>
+      </w:r>
+      <w:proofErr w:type="spellEnd"/>
+      <w:r>
+        <w:rPr>
+          <w:rFonts w:ascii="Times New Roman" w:hAnsi="Times New Roman" w:cs="Times New Roman"/>
+          <w:sz w:val="26"/>
+        </w:rPr>
+        <w:t xml:space="preserve"> 21.1 </w:t>
+      </w:r>
+      <w:proofErr w:type="spellStart"/>
+      <w:r>
+        <w:rPr>
+          <w:rFonts w:ascii="Times New Roman" w:hAnsi="Times New Roman" w:cs="Times New Roman"/>
+          <w:sz w:val="26"/>
+        </w:rPr>
+        <w:t>ms</w:t>
+      </w:r>
+      <w:proofErr w:type="spellEnd"/>
+      <w:r>
+        <w:rPr>
+          <w:rFonts w:ascii="Times New Roman" w:hAnsi="Times New Roman" w:cs="Times New Roman"/>
+          <w:sz w:val="26"/>
+        </w:rPr>
+        <w:t xml:space="preserve">, </w:t>
+      </w:r>
+      <w:proofErr w:type="spellStart"/>
+      <w:r>
+        <w:rPr>
+          <w:rFonts w:ascii="Times New Roman" w:hAnsi="Times New Roman" w:cs="Times New Roman"/>
+          <w:sz w:val="26"/>
+        </w:rPr>
+        <w:t>thấp</w:t>
+      </w:r>
+      <w:proofErr w:type="spellEnd"/>
+      <w:r>
+        <w:rPr>
+          <w:rFonts w:ascii="Times New Roman" w:hAnsi="Times New Roman" w:cs="Times New Roman"/>
+          <w:sz w:val="26"/>
+        </w:rPr>
+        <w:t xml:space="preserve"> </w:t>
+      </w:r>
+      <w:proofErr w:type="spellStart"/>
+      <w:r>
+        <w:rPr>
+          <w:rFonts w:ascii="Times New Roman" w:hAnsi="Times New Roman" w:cs="Times New Roman"/>
+          <w:sz w:val="26"/>
+        </w:rPr>
+        <w:t>hơn</w:t>
+      </w:r>
+      <w:proofErr w:type="spellEnd"/>
+      <w:r>
+        <w:rPr>
+          <w:rFonts w:ascii="Times New Roman" w:hAnsi="Times New Roman" w:cs="Times New Roman"/>
+          <w:sz w:val="26"/>
+        </w:rPr>
+        <w:t xml:space="preserve"> </w:t>
+      </w:r>
+      <w:proofErr w:type="spellStart"/>
+      <w:r>
+        <w:rPr>
+          <w:rFonts w:ascii="Times New Roman" w:hAnsi="Times New Roman" w:cs="Times New Roman"/>
+          <w:sz w:val="26"/>
+        </w:rPr>
+        <w:t>nhiều</w:t>
+      </w:r>
+      <w:proofErr w:type="spellEnd"/>
+      <w:r>
+        <w:rPr>
+          <w:rFonts w:ascii="Times New Roman" w:hAnsi="Times New Roman" w:cs="Times New Roman"/>
+          <w:sz w:val="26"/>
+        </w:rPr>
+        <w:t xml:space="preserve"> so </w:t>
+      </w:r>
+      <w:proofErr w:type="spellStart"/>
+      <w:r>
+        <w:rPr>
+          <w:rFonts w:ascii="Times New Roman" w:hAnsi="Times New Roman" w:cs="Times New Roman"/>
+          <w:sz w:val="26"/>
+        </w:rPr>
+        <w:t>với</w:t>
+      </w:r>
+      <w:proofErr w:type="spellEnd"/>
+      <w:r>
+        <w:rPr>
+          <w:rFonts w:ascii="Times New Roman" w:hAnsi="Times New Roman" w:cs="Times New Roman"/>
+          <w:sz w:val="26"/>
+        </w:rPr>
+        <w:t xml:space="preserve"> </w:t>
+      </w:r>
+      <w:proofErr w:type="spellStart"/>
+      <w:r>
+        <w:rPr>
+          <w:rFonts w:ascii="Times New Roman" w:hAnsi="Times New Roman" w:cs="Times New Roman"/>
+          <w:sz w:val="26"/>
+        </w:rPr>
+        <w:t>dãy</w:t>
+      </w:r>
+      <w:proofErr w:type="spellEnd"/>
+      <w:r>
+        <w:rPr>
+          <w:rFonts w:ascii="Times New Roman" w:hAnsi="Times New Roman" w:cs="Times New Roman"/>
+          <w:sz w:val="26"/>
+        </w:rPr>
+        <w:t xml:space="preserve"> </w:t>
+      </w:r>
+      <w:proofErr w:type="spellStart"/>
+      <w:r>
+        <w:rPr>
+          <w:rFonts w:ascii="Times New Roman" w:hAnsi="Times New Roman" w:cs="Times New Roman"/>
+          <w:sz w:val="26"/>
+        </w:rPr>
+        <w:t>ngẫu</w:t>
+      </w:r>
+      <w:proofErr w:type="spellEnd"/>
+      <w:r>
+        <w:rPr>
+          <w:rFonts w:ascii="Times New Roman" w:hAnsi="Times New Roman" w:cs="Times New Roman"/>
+          <w:sz w:val="26"/>
+        </w:rPr>
+        <w:t xml:space="preserve"> </w:t>
+      </w:r>
+      <w:proofErr w:type="spellStart"/>
+      <w:r>
+        <w:rPr>
+          <w:rFonts w:ascii="Times New Roman" w:hAnsi="Times New Roman" w:cs="Times New Roman"/>
+          <w:sz w:val="26"/>
+        </w:rPr>
+        <w:t>nhiên</w:t>
+      </w:r>
+      <w:proofErr w:type="spellEnd"/>
+      <w:r>
+        <w:rPr>
+          <w:rFonts w:ascii="Times New Roman" w:hAnsi="Times New Roman" w:cs="Times New Roman"/>
+          <w:sz w:val="26"/>
+        </w:rPr>
+        <w:t xml:space="preserve"> </w:t>
+      </w:r>
+      <w:proofErr w:type="spellStart"/>
+      <w:r>
+        <w:rPr>
+          <w:rFonts w:ascii="Times New Roman" w:hAnsi="Times New Roman" w:cs="Times New Roman"/>
+          <w:sz w:val="26"/>
+        </w:rPr>
+        <w:t>vì</w:t>
+      </w:r>
+      <w:proofErr w:type="spellEnd"/>
+      <w:r>
+        <w:rPr>
+          <w:rFonts w:ascii="Times New Roman" w:hAnsi="Times New Roman" w:cs="Times New Roman"/>
+          <w:sz w:val="26"/>
+        </w:rPr>
+        <w:t xml:space="preserve"> pivot median-of-three chia </w:t>
+      </w:r>
+      <w:proofErr w:type="spellStart"/>
+      <w:r>
+        <w:rPr>
+          <w:rFonts w:ascii="Times New Roman" w:hAnsi="Times New Roman" w:cs="Times New Roman"/>
+          <w:sz w:val="26"/>
+        </w:rPr>
+        <w:t>đều</w:t>
+      </w:r>
+      <w:proofErr w:type="spellEnd"/>
+      <w:r>
+        <w:rPr>
+          <w:rFonts w:ascii="Times New Roman" w:hAnsi="Times New Roman" w:cs="Times New Roman"/>
+          <w:sz w:val="26"/>
+        </w:rPr>
+        <w:t xml:space="preserve"> </w:t>
+      </w:r>
+      <w:proofErr w:type="spellStart"/>
+      <w:r>
+        <w:rPr>
+          <w:rFonts w:ascii="Times New Roman" w:hAnsi="Times New Roman" w:cs="Times New Roman"/>
+          <w:sz w:val="26"/>
+        </w:rPr>
+        <w:t>và</w:t>
+      </w:r>
+      <w:proofErr w:type="spellEnd"/>
+      <w:r>
+        <w:rPr>
+          <w:rFonts w:ascii="Times New Roman" w:hAnsi="Times New Roman" w:cs="Times New Roman"/>
+          <w:sz w:val="26"/>
+        </w:rPr>
+        <w:t xml:space="preserve"> </w:t>
+      </w:r>
+      <w:proofErr w:type="spellStart"/>
+      <w:r>
+        <w:rPr>
+          <w:rFonts w:ascii="Times New Roman" w:hAnsi="Times New Roman" w:cs="Times New Roman"/>
+          <w:sz w:val="26"/>
+        </w:rPr>
+        <w:t>các</w:t>
+      </w:r>
+      <w:proofErr w:type="spellEnd"/>
+      <w:r>
+        <w:rPr>
+          <w:rFonts w:ascii="Times New Roman" w:hAnsi="Times New Roman" w:cs="Times New Roman"/>
+          <w:sz w:val="26"/>
+        </w:rPr>
+        <w:t xml:space="preserve"> </w:t>
+      </w:r>
+      <w:proofErr w:type="spellStart"/>
+      <w:r>
+        <w:rPr>
+          <w:rFonts w:ascii="Times New Roman" w:hAnsi="Times New Roman" w:cs="Times New Roman"/>
+          <w:sz w:val="26"/>
+        </w:rPr>
+        <w:t>nhánh</w:t>
+      </w:r>
+      <w:proofErr w:type="spellEnd"/>
+      <w:r>
+        <w:rPr>
+          <w:rFonts w:ascii="Times New Roman" w:hAnsi="Times New Roman" w:cs="Times New Roman"/>
+          <w:sz w:val="26"/>
+        </w:rPr>
+        <w:t xml:space="preserve"> </w:t>
+      </w:r>
+      <w:proofErr w:type="spellStart"/>
+      <w:r>
+        <w:rPr>
+          <w:rFonts w:ascii="Times New Roman" w:hAnsi="Times New Roman" w:cs="Times New Roman"/>
+          <w:sz w:val="26"/>
+        </w:rPr>
+        <w:t>rẽ</w:t>
+      </w:r>
+      <w:proofErr w:type="spellEnd"/>
+      <w:r>
+        <w:rPr>
+          <w:rFonts w:ascii="Times New Roman" w:hAnsi="Times New Roman" w:cs="Times New Roman"/>
+          <w:sz w:val="26"/>
+        </w:rPr>
+        <w:t xml:space="preserve"> </w:t>
+      </w:r>
+      <w:proofErr w:type="spellStart"/>
+      <w:r>
+        <w:rPr>
+          <w:rFonts w:ascii="Times New Roman" w:hAnsi="Times New Roman" w:cs="Times New Roman"/>
+          <w:sz w:val="26"/>
+        </w:rPr>
+        <w:t>được</w:t>
+      </w:r>
+      <w:proofErr w:type="spellEnd"/>
+      <w:r>
+        <w:rPr>
+          <w:rFonts w:ascii="Times New Roman" w:hAnsi="Times New Roman" w:cs="Times New Roman"/>
+          <w:sz w:val="26"/>
+        </w:rPr>
+        <w:t xml:space="preserve"> </w:t>
+      </w:r>
+      <w:proofErr w:type="spellStart"/>
+      <w:r>
+        <w:rPr>
+          <w:rFonts w:ascii="Times New Roman" w:hAnsi="Times New Roman" w:cs="Times New Roman"/>
+          <w:sz w:val="26"/>
+        </w:rPr>
+        <w:t>dự</w:t>
+      </w:r>
+      <w:proofErr w:type="spellEnd"/>
+      <w:r>
+        <w:rPr>
+          <w:rFonts w:ascii="Times New Roman" w:hAnsi="Times New Roman" w:cs="Times New Roman"/>
+          <w:sz w:val="26"/>
+        </w:rPr>
+        <w:t xml:space="preserve"> </w:t>
+      </w:r>
+      <w:proofErr w:type="spellStart"/>
+      <w:r>
+        <w:rPr>
+          <w:rFonts w:ascii="Times New Roman" w:hAnsi="Times New Roman" w:cs="Times New Roman"/>
+          <w:sz w:val="26"/>
+        </w:rPr>
+        <w:t>đoán</w:t>
+      </w:r>
+      <w:proofErr w:type="spellEnd"/>
+      <w:r>
+        <w:rPr>
+          <w:rFonts w:ascii="Times New Roman" w:hAnsi="Times New Roman" w:cs="Times New Roman"/>
+          <w:sz w:val="26"/>
+        </w:rPr>
+        <w:t xml:space="preserve"> </w:t>
+      </w:r>
+      <w:proofErr w:type="spellStart"/>
+      <w:r>
+        <w:rPr>
+          <w:rFonts w:ascii="Times New Roman" w:hAnsi="Times New Roman" w:cs="Times New Roman"/>
+          <w:sz w:val="26"/>
+        </w:rPr>
+        <w:t>tốt</w:t>
+      </w:r>
+      <w:proofErr w:type="spellEnd"/>
+      <w:r>
+        <w:rPr>
+          <w:rFonts w:ascii="Times New Roman" w:hAnsi="Times New Roman" w:cs="Times New Roman"/>
+          <w:sz w:val="26"/>
+        </w:rPr>
+        <w:t xml:space="preserve">. </w:t>
+      </w:r>
+      <w:proofErr w:type="spellStart"/>
+      <w:r>
+        <w:rPr>
+          <w:rFonts w:ascii="Times New Roman" w:hAnsi="Times New Roman" w:cs="Times New Roman"/>
+          <w:sz w:val="26"/>
+        </w:rPr>
+        <w:t>Mergesort</w:t>
+      </w:r>
+      <w:proofErr w:type="spellEnd"/>
+      <w:r>
+        <w:rPr>
+          <w:rFonts w:ascii="Times New Roman" w:hAnsi="Times New Roman" w:cs="Times New Roman"/>
+          <w:sz w:val="26"/>
+        </w:rPr>
+        <w:t xml:space="preserve"> </w:t>
+      </w:r>
+      <w:proofErr w:type="spellStart"/>
+      <w:r>
+        <w:rPr>
+          <w:rFonts w:ascii="Times New Roman" w:hAnsi="Times New Roman" w:cs="Times New Roman"/>
+          <w:sz w:val="26"/>
+        </w:rPr>
+        <w:t>nhanh</w:t>
+      </w:r>
+      <w:proofErr w:type="spellEnd"/>
+      <w:r>
+        <w:rPr>
+          <w:rFonts w:ascii="Times New Roman" w:hAnsi="Times New Roman" w:cs="Times New Roman"/>
+          <w:sz w:val="26"/>
+        </w:rPr>
+        <w:t xml:space="preserve"> </w:t>
+      </w:r>
+      <w:proofErr w:type="spellStart"/>
+      <w:r>
+        <w:rPr>
+          <w:rFonts w:ascii="Times New Roman" w:hAnsi="Times New Roman" w:cs="Times New Roman"/>
+          <w:sz w:val="26"/>
+        </w:rPr>
+        <w:t>nhất</w:t>
+      </w:r>
+      <w:proofErr w:type="spellEnd"/>
+      <w:r>
+        <w:rPr>
+          <w:rFonts w:ascii="Times New Roman" w:hAnsi="Times New Roman" w:cs="Times New Roman"/>
+          <w:sz w:val="26"/>
+        </w:rPr>
+        <w:t xml:space="preserve"> ở </w:t>
+      </w:r>
+      <w:proofErr w:type="spellStart"/>
+      <w:r>
+        <w:rPr>
+          <w:rFonts w:ascii="Times New Roman" w:hAnsi="Times New Roman" w:cs="Times New Roman"/>
+          <w:sz w:val="26"/>
+        </w:rPr>
+        <w:t>dãy</w:t>
+      </w:r>
+      <w:proofErr w:type="spellEnd"/>
+      <w:r>
+        <w:rPr>
+          <w:rFonts w:ascii="Times New Roman" w:hAnsi="Times New Roman" w:cs="Times New Roman"/>
+          <w:sz w:val="26"/>
+        </w:rPr>
+        <w:t xml:space="preserve"> </w:t>
+      </w:r>
+      <w:proofErr w:type="spellStart"/>
+      <w:r>
+        <w:rPr>
+          <w:rFonts w:ascii="Times New Roman" w:hAnsi="Times New Roman" w:cs="Times New Roman"/>
+          <w:sz w:val="26"/>
+        </w:rPr>
+        <w:t>tăng</w:t>
+      </w:r>
+      <w:proofErr w:type="spellEnd"/>
+      <w:r>
+        <w:rPr>
+          <w:rFonts w:ascii="Times New Roman" w:hAnsi="Times New Roman" w:cs="Times New Roman"/>
+          <w:sz w:val="26"/>
+        </w:rPr>
+        <w:t xml:space="preserve"> </w:t>
+      </w:r>
+      <w:proofErr w:type="spellStart"/>
+      <w:r>
+        <w:rPr>
+          <w:rFonts w:ascii="Times New Roman" w:hAnsi="Times New Roman" w:cs="Times New Roman"/>
+          <w:sz w:val="26"/>
+        </w:rPr>
+        <w:t>dần</w:t>
+      </w:r>
+      <w:proofErr w:type="spellEnd"/>
+      <w:r>
+        <w:rPr>
+          <w:rFonts w:ascii="Times New Roman" w:hAnsi="Times New Roman" w:cs="Times New Roman"/>
+          <w:sz w:val="26"/>
+        </w:rPr>
+        <w:t xml:space="preserve"> (5.3 </w:t>
+      </w:r>
+      <w:proofErr w:type="spellStart"/>
+      <w:r>
+        <w:rPr>
+          <w:rFonts w:ascii="Times New Roman" w:hAnsi="Times New Roman" w:cs="Times New Roman"/>
+          <w:sz w:val="26"/>
+        </w:rPr>
+        <w:t>ms</w:t>
+      </w:r>
+      <w:proofErr w:type="spellEnd"/>
+      <w:r>
+        <w:rPr>
+          <w:rFonts w:ascii="Times New Roman" w:hAnsi="Times New Roman" w:cs="Times New Roman"/>
+          <w:sz w:val="26"/>
+        </w:rPr>
+        <w:t xml:space="preserve">) </w:t>
+      </w:r>
+      <w:proofErr w:type="spellStart"/>
+      <w:r>
+        <w:rPr>
+          <w:rFonts w:ascii="Times New Roman" w:hAnsi="Times New Roman" w:cs="Times New Roman"/>
+          <w:sz w:val="26"/>
+        </w:rPr>
+        <w:t>nhờ</w:t>
+      </w:r>
+      <w:proofErr w:type="spellEnd"/>
+      <w:r>
+        <w:rPr>
+          <w:rFonts w:ascii="Times New Roman" w:hAnsi="Times New Roman" w:cs="Times New Roman"/>
+          <w:sz w:val="26"/>
+        </w:rPr>
+        <w:t xml:space="preserve"> </w:t>
+      </w:r>
+      <w:proofErr w:type="spellStart"/>
+      <w:r>
+        <w:rPr>
+          <w:rFonts w:ascii="Times New Roman" w:hAnsi="Times New Roman" w:cs="Times New Roman"/>
+          <w:sz w:val="26"/>
+        </w:rPr>
+        <w:t>bỏ</w:t>
+      </w:r>
+      <w:proofErr w:type="spellEnd"/>
+      <w:r>
+        <w:rPr>
+          <w:rFonts w:ascii="Times New Roman" w:hAnsi="Times New Roman" w:cs="Times New Roman"/>
+          <w:sz w:val="26"/>
+        </w:rPr>
+        <w:t xml:space="preserve"> qua </w:t>
+      </w:r>
+      <w:proofErr w:type="spellStart"/>
+      <w:r>
+        <w:rPr>
+          <w:rFonts w:ascii="Times New Roman" w:hAnsi="Times New Roman" w:cs="Times New Roman"/>
+          <w:sz w:val="26"/>
+        </w:rPr>
+        <w:t>bước</w:t>
+      </w:r>
+      <w:proofErr w:type="spellEnd"/>
+      <w:r>
+        <w:rPr>
+          <w:rFonts w:ascii="Times New Roman" w:hAnsi="Times New Roman" w:cs="Times New Roman"/>
+          <w:sz w:val="26"/>
+        </w:rPr>
+        <w:t xml:space="preserve"> </w:t>
+      </w:r>
+      <w:proofErr w:type="spellStart"/>
+      <w:r>
+        <w:rPr>
+          <w:rFonts w:ascii="Times New Roman" w:hAnsi="Times New Roman" w:cs="Times New Roman"/>
+          <w:sz w:val="26"/>
+        </w:rPr>
+        <w:t>trộn</w:t>
+      </w:r>
+      <w:proofErr w:type="spellEnd"/>
+      <w:r>
+        <w:rPr>
+          <w:rFonts w:ascii="Times New Roman" w:hAnsi="Times New Roman" w:cs="Times New Roman"/>
+          <w:sz w:val="26"/>
+        </w:rPr>
+        <w:t xml:space="preserve"> </w:t>
+      </w:r>
+      <w:proofErr w:type="spellStart"/>
+      <w:r>
+        <w:rPr>
+          <w:rFonts w:ascii="Times New Roman" w:hAnsi="Times New Roman" w:cs="Times New Roman"/>
+          <w:sz w:val="26"/>
+        </w:rPr>
+        <w:t>khi</w:t>
+      </w:r>
+      <w:proofErr w:type="spellEnd"/>
+      <w:r>
+        <w:rPr>
+          <w:rFonts w:ascii="Times New Roman" w:hAnsi="Times New Roman" w:cs="Times New Roman"/>
+          <w:sz w:val="26"/>
+        </w:rPr>
+        <w:t xml:space="preserve"> a[m−1] ≤ a[m], </w:t>
+      </w:r>
+      <w:proofErr w:type="spellStart"/>
+      <w:r>
+        <w:rPr>
+          <w:rFonts w:ascii="Times New Roman" w:hAnsi="Times New Roman" w:cs="Times New Roman"/>
+          <w:sz w:val="26"/>
+        </w:rPr>
+        <w:t>nhưng</w:t>
+      </w:r>
+      <w:proofErr w:type="spellEnd"/>
+      <w:r>
+        <w:rPr>
+          <w:rFonts w:ascii="Times New Roman" w:hAnsi="Times New Roman" w:cs="Times New Roman"/>
+          <w:sz w:val="26"/>
+        </w:rPr>
+        <w:t xml:space="preserve"> ở </w:t>
+      </w:r>
+      <w:proofErr w:type="spellStart"/>
+      <w:r>
+        <w:rPr>
+          <w:rFonts w:ascii="Times New Roman" w:hAnsi="Times New Roman" w:cs="Times New Roman"/>
+          <w:sz w:val="26"/>
+        </w:rPr>
+        <w:t>dãy</w:t>
+      </w:r>
+      <w:proofErr w:type="spellEnd"/>
+      <w:r>
+        <w:rPr>
+          <w:rFonts w:ascii="Times New Roman" w:hAnsi="Times New Roman" w:cs="Times New Roman"/>
+          <w:sz w:val="26"/>
+        </w:rPr>
+        <w:t xml:space="preserve"> </w:t>
+      </w:r>
+      <w:proofErr w:type="spellStart"/>
+      <w:r>
+        <w:rPr>
+          <w:rFonts w:ascii="Times New Roman" w:hAnsi="Times New Roman" w:cs="Times New Roman"/>
+          <w:sz w:val="26"/>
+        </w:rPr>
+        <w:t>giảm</w:t>
+      </w:r>
+      <w:proofErr w:type="spellEnd"/>
+      <w:r>
+        <w:rPr>
+          <w:rFonts w:ascii="Times New Roman" w:hAnsi="Times New Roman" w:cs="Times New Roman"/>
+          <w:sz w:val="26"/>
+        </w:rPr>
+        <w:t xml:space="preserve"> </w:t>
+      </w:r>
+      <w:proofErr w:type="spellStart"/>
+      <w:r>
+        <w:rPr>
+          <w:rFonts w:ascii="Times New Roman" w:hAnsi="Times New Roman" w:cs="Times New Roman"/>
+          <w:sz w:val="26"/>
+        </w:rPr>
+        <w:t>dần</w:t>
+      </w:r>
+      <w:proofErr w:type="spellEnd"/>
+      <w:r>
+        <w:rPr>
+          <w:rFonts w:ascii="Times New Roman" w:hAnsi="Times New Roman" w:cs="Times New Roman"/>
+          <w:sz w:val="26"/>
+        </w:rPr>
+        <w:t xml:space="preserve"> </w:t>
+      </w:r>
+      <w:proofErr w:type="spellStart"/>
+      <w:r>
+        <w:rPr>
+          <w:rFonts w:ascii="Times New Roman" w:hAnsi="Times New Roman" w:cs="Times New Roman"/>
+          <w:sz w:val="26"/>
+        </w:rPr>
+        <w:t>phải</w:t>
+      </w:r>
+      <w:proofErr w:type="spellEnd"/>
+      <w:r>
+        <w:rPr>
+          <w:rFonts w:ascii="Times New Roman" w:hAnsi="Times New Roman" w:cs="Times New Roman"/>
+          <w:sz w:val="26"/>
+        </w:rPr>
+        <w:t xml:space="preserve"> </w:t>
+      </w:r>
+      <w:proofErr w:type="spellStart"/>
+      <w:r>
+        <w:rPr>
+          <w:rFonts w:ascii="Times New Roman" w:hAnsi="Times New Roman" w:cs="Times New Roman"/>
+          <w:sz w:val="26"/>
+        </w:rPr>
+        <w:t>trộn</w:t>
+      </w:r>
+      <w:proofErr w:type="spellEnd"/>
+      <w:r>
+        <w:rPr>
+          <w:rFonts w:ascii="Times New Roman" w:hAnsi="Times New Roman" w:cs="Times New Roman"/>
+          <w:sz w:val="26"/>
+        </w:rPr>
+        <w:t xml:space="preserve"> ở </w:t>
+      </w:r>
+      <w:proofErr w:type="spellStart"/>
+      <w:r>
+        <w:rPr>
+          <w:rFonts w:ascii="Times New Roman" w:hAnsi="Times New Roman" w:cs="Times New Roman"/>
+          <w:sz w:val="26"/>
+        </w:rPr>
+        <w:t>mọi</w:t>
+      </w:r>
+      <w:proofErr w:type="spellEnd"/>
+      <w:r>
+        <w:rPr>
+          <w:rFonts w:ascii="Times New Roman" w:hAnsi="Times New Roman" w:cs="Times New Roman"/>
+          <w:sz w:val="26"/>
+        </w:rPr>
+        <w:t xml:space="preserve"> </w:t>
+      </w:r>
+      <w:proofErr w:type="spellStart"/>
+      <w:r>
+        <w:rPr>
+          <w:rFonts w:ascii="Times New Roman" w:hAnsi="Times New Roman" w:cs="Times New Roman"/>
+          <w:sz w:val="26"/>
+        </w:rPr>
+        <w:t>mức</w:t>
+      </w:r>
+      <w:proofErr w:type="spellEnd"/>
+      <w:r>
+        <w:rPr>
+          <w:rFonts w:ascii="Times New Roman" w:hAnsi="Times New Roman" w:cs="Times New Roman"/>
+          <w:sz w:val="26"/>
+        </w:rPr>
+        <w:t xml:space="preserve"> </w:t>
+      </w:r>
+      <w:proofErr w:type="spellStart"/>
+      <w:r>
+        <w:rPr>
+          <w:rFonts w:ascii="Times New Roman" w:hAnsi="Times New Roman" w:cs="Times New Roman"/>
+          <w:sz w:val="26"/>
+        </w:rPr>
+        <w:t>nên</w:t>
+      </w:r>
+      <w:proofErr w:type="spellEnd"/>
+      <w:r>
+        <w:rPr>
+          <w:rFonts w:ascii="Times New Roman" w:hAnsi="Times New Roman" w:cs="Times New Roman"/>
+          <w:sz w:val="26"/>
+        </w:rPr>
+        <w:t xml:space="preserve"> </w:t>
+      </w:r>
+      <w:proofErr w:type="spellStart"/>
+      <w:r>
+        <w:rPr>
+          <w:rFonts w:ascii="Times New Roman" w:hAnsi="Times New Roman" w:cs="Times New Roman"/>
+          <w:sz w:val="26"/>
+        </w:rPr>
+        <w:t>mất</w:t>
+      </w:r>
+      <w:proofErr w:type="spellEnd"/>
+      <w:r>
+        <w:rPr>
+          <w:rFonts w:ascii="Times New Roman" w:hAnsi="Times New Roman" w:cs="Times New Roman"/>
+          <w:sz w:val="26"/>
+        </w:rPr>
+        <w:t xml:space="preserve"> 36.8 </w:t>
+      </w:r>
+      <w:proofErr w:type="spellStart"/>
+      <w:r>
+        <w:rPr>
+          <w:rFonts w:ascii="Times New Roman" w:hAnsi="Times New Roman" w:cs="Times New Roman"/>
+          <w:sz w:val="26"/>
+        </w:rPr>
+        <w:t>ms.</w:t>
+      </w:r>
+      <w:proofErr w:type="spellEnd"/>
+      <w:r>
+        <w:rPr>
+          <w:rFonts w:ascii="Times New Roman" w:hAnsi="Times New Roman" w:cs="Times New Roman"/>
+          <w:sz w:val="26"/>
+        </w:rPr>
+        <w:t xml:space="preserve"> Heapsort </w:t>
+      </w:r>
+      <w:proofErr w:type="spellStart"/>
+      <w:r>
+        <w:rPr>
+          <w:rFonts w:ascii="Times New Roman" w:hAnsi="Times New Roman" w:cs="Times New Roman"/>
+          <w:sz w:val="26"/>
+        </w:rPr>
+        <w:t>cũng</w:t>
+      </w:r>
+      <w:proofErr w:type="spellEnd"/>
+      <w:r>
+        <w:rPr>
+          <w:rFonts w:ascii="Times New Roman" w:hAnsi="Times New Roman" w:cs="Times New Roman"/>
+          <w:sz w:val="26"/>
+        </w:rPr>
+        <w:t xml:space="preserve"> </w:t>
+      </w:r>
+      <w:proofErr w:type="spellStart"/>
+      <w:r>
+        <w:rPr>
+          <w:rFonts w:ascii="Times New Roman" w:hAnsi="Times New Roman" w:cs="Times New Roman"/>
+          <w:sz w:val="26"/>
+        </w:rPr>
+        <w:t>nhanh</w:t>
+      </w:r>
+      <w:proofErr w:type="spellEnd"/>
+      <w:r>
+        <w:rPr>
+          <w:rFonts w:ascii="Times New Roman" w:hAnsi="Times New Roman" w:cs="Times New Roman"/>
+          <w:sz w:val="26"/>
+        </w:rPr>
+        <w:t xml:space="preserve"> </w:t>
+      </w:r>
+      <w:proofErr w:type="spellStart"/>
+      <w:r>
+        <w:rPr>
+          <w:rFonts w:ascii="Times New Roman" w:hAnsi="Times New Roman" w:cs="Times New Roman"/>
+          <w:sz w:val="26"/>
+        </w:rPr>
+        <w:t>hơn</w:t>
+      </w:r>
+      <w:proofErr w:type="spellEnd"/>
+      <w:r>
+        <w:rPr>
+          <w:rFonts w:ascii="Times New Roman" w:hAnsi="Times New Roman" w:cs="Times New Roman"/>
+          <w:sz w:val="26"/>
+        </w:rPr>
+        <w:t xml:space="preserve"> so </w:t>
+      </w:r>
+      <w:proofErr w:type="spellStart"/>
+      <w:r>
+        <w:rPr>
+          <w:rFonts w:ascii="Times New Roman" w:hAnsi="Times New Roman" w:cs="Times New Roman"/>
+          <w:sz w:val="26"/>
+        </w:rPr>
+        <w:t>với</w:t>
+      </w:r>
+      <w:proofErr w:type="spellEnd"/>
+      <w:r>
+        <w:rPr>
+          <w:rFonts w:ascii="Times New Roman" w:hAnsi="Times New Roman" w:cs="Times New Roman"/>
+          <w:sz w:val="26"/>
+        </w:rPr>
+        <w:t xml:space="preserve"> </w:t>
+      </w:r>
+      <w:proofErr w:type="spellStart"/>
+      <w:r>
+        <w:rPr>
+          <w:rFonts w:ascii="Times New Roman" w:hAnsi="Times New Roman" w:cs="Times New Roman"/>
+          <w:sz w:val="26"/>
+        </w:rPr>
+        <w:t>dãy</w:t>
+      </w:r>
+      <w:proofErr w:type="spellEnd"/>
+      <w:r>
+        <w:rPr>
+          <w:rFonts w:ascii="Times New Roman" w:hAnsi="Times New Roman" w:cs="Times New Roman"/>
+          <w:sz w:val="26"/>
+        </w:rPr>
+        <w:t xml:space="preserve"> </w:t>
+      </w:r>
+      <w:proofErr w:type="spellStart"/>
+      <w:r>
+        <w:rPr>
+          <w:rFonts w:ascii="Times New Roman" w:hAnsi="Times New Roman" w:cs="Times New Roman"/>
+          <w:sz w:val="26"/>
+        </w:rPr>
+        <w:t>ngẫu</w:t>
+      </w:r>
+      <w:proofErr w:type="spellEnd"/>
+      <w:r>
+        <w:rPr>
+          <w:rFonts w:ascii="Times New Roman" w:hAnsi="Times New Roman" w:cs="Times New Roman"/>
+          <w:sz w:val="26"/>
+        </w:rPr>
+        <w:t xml:space="preserve"> </w:t>
+      </w:r>
+      <w:proofErr w:type="spellStart"/>
+      <w:r>
+        <w:rPr>
+          <w:rFonts w:ascii="Times New Roman" w:hAnsi="Times New Roman" w:cs="Times New Roman"/>
+          <w:sz w:val="26"/>
+        </w:rPr>
+        <w:t>nhiên</w:t>
+      </w:r>
+      <w:proofErr w:type="spellEnd"/>
+      <w:r>
+        <w:rPr>
+          <w:rFonts w:ascii="Times New Roman" w:hAnsi="Times New Roman" w:cs="Times New Roman"/>
+          <w:sz w:val="26"/>
+        </w:rPr>
+        <w:t xml:space="preserve"> (74 </w:t>
+      </w:r>
+      <w:proofErr w:type="spellStart"/>
+      <w:r>
+        <w:rPr>
+          <w:rFonts w:ascii="Times New Roman" w:hAnsi="Times New Roman" w:cs="Times New Roman"/>
+          <w:sz w:val="26"/>
+        </w:rPr>
+        <w:t>và</w:t>
+      </w:r>
+      <w:proofErr w:type="spellEnd"/>
+      <w:r>
+        <w:rPr>
+          <w:rFonts w:ascii="Times New Roman" w:hAnsi="Times New Roman" w:cs="Times New Roman"/>
+          <w:sz w:val="26"/>
+        </w:rPr>
+        <w:t xml:space="preserve"> 84 </w:t>
+      </w:r>
+      <w:proofErr w:type="spellStart"/>
+      <w:r>
+        <w:rPr>
+          <w:rFonts w:ascii="Times New Roman" w:hAnsi="Times New Roman" w:cs="Times New Roman"/>
+          <w:sz w:val="26"/>
+        </w:rPr>
+        <w:t>ms</w:t>
+      </w:r>
+      <w:proofErr w:type="spellEnd"/>
+      <w:r>
+        <w:rPr>
+          <w:rFonts w:ascii="Times New Roman" w:hAnsi="Times New Roman" w:cs="Times New Roman"/>
+          <w:sz w:val="26"/>
+        </w:rPr>
+        <w:t xml:space="preserve">) </w:t>
+      </w:r>
+      <w:proofErr w:type="spellStart"/>
+      <w:r>
+        <w:rPr>
+          <w:rFonts w:ascii="Times New Roman" w:hAnsi="Times New Roman" w:cs="Times New Roman"/>
+          <w:sz w:val="26"/>
+        </w:rPr>
+        <w:t>nhưng</w:t>
+      </w:r>
+      <w:proofErr w:type="spellEnd"/>
+      <w:r>
+        <w:rPr>
+          <w:rFonts w:ascii="Times New Roman" w:hAnsi="Times New Roman" w:cs="Times New Roman"/>
+          <w:sz w:val="26"/>
+        </w:rPr>
+        <w:t xml:space="preserve"> </w:t>
+      </w:r>
+      <w:proofErr w:type="spellStart"/>
+      <w:r>
+        <w:rPr>
+          <w:rFonts w:ascii="Times New Roman" w:hAnsi="Times New Roman" w:cs="Times New Roman"/>
+          <w:sz w:val="26"/>
+        </w:rPr>
+        <w:t>vẫn</w:t>
+      </w:r>
+      <w:proofErr w:type="spellEnd"/>
+      <w:r>
+        <w:rPr>
+          <w:rFonts w:ascii="Times New Roman" w:hAnsi="Times New Roman" w:cs="Times New Roman"/>
+          <w:sz w:val="26"/>
+        </w:rPr>
+        <w:t xml:space="preserve"> </w:t>
+      </w:r>
+      <w:proofErr w:type="spellStart"/>
+      <w:r>
+        <w:rPr>
+          <w:rFonts w:ascii="Times New Roman" w:hAnsi="Times New Roman" w:cs="Times New Roman"/>
+          <w:sz w:val="26"/>
+        </w:rPr>
+        <w:t>chậm</w:t>
+      </w:r>
+      <w:proofErr w:type="spellEnd"/>
+      <w:r>
+        <w:rPr>
+          <w:rFonts w:ascii="Times New Roman" w:hAnsi="Times New Roman" w:cs="Times New Roman"/>
+          <w:sz w:val="26"/>
+        </w:rPr>
+        <w:t xml:space="preserve"> </w:t>
+      </w:r>
+      <w:proofErr w:type="spellStart"/>
+      <w:r>
+        <w:rPr>
+          <w:rFonts w:ascii="Times New Roman" w:hAnsi="Times New Roman" w:cs="Times New Roman"/>
+          <w:sz w:val="26"/>
+        </w:rPr>
+        <w:t>nhất</w:t>
+      </w:r>
+      <w:proofErr w:type="spellEnd"/>
+      <w:r>
+        <w:rPr>
+          <w:rFonts w:ascii="Times New Roman" w:hAnsi="Times New Roman" w:cs="Times New Roman"/>
+          <w:sz w:val="26"/>
+        </w:rPr>
+        <w:t xml:space="preserve">, </w:t>
+      </w:r>
+      <w:proofErr w:type="spellStart"/>
+      <w:r>
+        <w:rPr>
+          <w:rFonts w:ascii="Times New Roman" w:hAnsi="Times New Roman" w:cs="Times New Roman"/>
+          <w:sz w:val="26"/>
+        </w:rPr>
+        <w:t>gấp</w:t>
+      </w:r>
+      <w:proofErr w:type="spellEnd"/>
+      <w:r>
+        <w:rPr>
+          <w:rFonts w:ascii="Times New Roman" w:hAnsi="Times New Roman" w:cs="Times New Roman"/>
+          <w:sz w:val="26"/>
+        </w:rPr>
+        <w:t xml:space="preserve"> </w:t>
+      </w:r>
+      <w:proofErr w:type="spellStart"/>
+      <w:r>
+        <w:rPr>
+          <w:rFonts w:ascii="Times New Roman" w:hAnsi="Times New Roman" w:cs="Times New Roman"/>
+          <w:sz w:val="26"/>
+        </w:rPr>
+        <w:t>khoảng</w:t>
+      </w:r>
+      <w:proofErr w:type="spellEnd"/>
+      <w:r>
+        <w:rPr>
+          <w:rFonts w:ascii="Times New Roman" w:hAnsi="Times New Roman" w:cs="Times New Roman"/>
+          <w:sz w:val="26"/>
+        </w:rPr>
+        <w:t xml:space="preserve"> 5–14 </w:t>
+      </w:r>
+      <w:proofErr w:type="spellStart"/>
+      <w:r>
+        <w:rPr>
+          <w:rFonts w:ascii="Times New Roman" w:hAnsi="Times New Roman" w:cs="Times New Roman"/>
+          <w:sz w:val="26"/>
+        </w:rPr>
+        <w:t>lần</w:t>
+      </w:r>
+      <w:proofErr w:type="spellEnd"/>
+      <w:r>
+        <w:rPr>
+          <w:rFonts w:ascii="Times New Roman" w:hAnsi="Times New Roman" w:cs="Times New Roman"/>
+          <w:sz w:val="26"/>
+        </w:rPr>
+        <w:t xml:space="preserve"> </w:t>
+      </w:r>
+      <w:proofErr w:type="spellStart"/>
+      <w:r>
+        <w:rPr>
+          <w:rFonts w:ascii="Times New Roman" w:hAnsi="Times New Roman" w:cs="Times New Roman"/>
+          <w:sz w:val="26"/>
+        </w:rPr>
+        <w:t>các</w:t>
+      </w:r>
+      <w:proofErr w:type="spellEnd"/>
+      <w:r>
+        <w:rPr>
+          <w:rFonts w:ascii="Times New Roman" w:hAnsi="Times New Roman" w:cs="Times New Roman"/>
+          <w:sz w:val="26"/>
+        </w:rPr>
+        <w:t xml:space="preserve"> </w:t>
+      </w:r>
+      <w:proofErr w:type="spellStart"/>
+      <w:r>
+        <w:rPr>
+          <w:rFonts w:ascii="Times New Roman" w:hAnsi="Times New Roman" w:cs="Times New Roman"/>
+          <w:sz w:val="26"/>
+        </w:rPr>
+        <w:t>thuật</w:t>
+      </w:r>
+      <w:proofErr w:type="spellEnd"/>
+      <w:r>
+        <w:rPr>
+          <w:rFonts w:ascii="Times New Roman" w:hAnsi="Times New Roman" w:cs="Times New Roman"/>
+          <w:sz w:val="26"/>
+        </w:rPr>
+        <w:t xml:space="preserve"> </w:t>
+      </w:r>
+      <w:proofErr w:type="spellStart"/>
+      <w:r>
+        <w:rPr>
+          <w:rFonts w:ascii="Times New Roman" w:hAnsi="Times New Roman" w:cs="Times New Roman"/>
+          <w:sz w:val="26"/>
+        </w:rPr>
+        <w:t>toán</w:t>
+      </w:r>
+      <w:proofErr w:type="spellEnd"/>
+      <w:r>
+        <w:rPr>
+          <w:rFonts w:ascii="Times New Roman" w:hAnsi="Times New Roman" w:cs="Times New Roman"/>
+          <w:sz w:val="26"/>
+        </w:rPr>
+        <w:t xml:space="preserve"> </w:t>
+      </w:r>
+      <w:proofErr w:type="spellStart"/>
+      <w:r>
+        <w:rPr>
+          <w:rFonts w:ascii="Times New Roman" w:hAnsi="Times New Roman" w:cs="Times New Roman"/>
+          <w:sz w:val="26"/>
+        </w:rPr>
+        <w:t>còn</w:t>
+      </w:r>
+      <w:proofErr w:type="spellEnd"/>
+      <w:r>
+        <w:rPr>
+          <w:rFonts w:ascii="Times New Roman" w:hAnsi="Times New Roman" w:cs="Times New Roman"/>
+          <w:sz w:val="26"/>
+        </w:rPr>
+        <w:t xml:space="preserve"> </w:t>
+      </w:r>
+      <w:proofErr w:type="spellStart"/>
+      <w:r>
+        <w:rPr>
+          <w:rFonts w:ascii="Times New Roman" w:hAnsi="Times New Roman" w:cs="Times New Roman"/>
+          <w:sz w:val="26"/>
+        </w:rPr>
+        <w:t>lại</w:t>
+      </w:r>
+      <w:proofErr w:type="spellEnd"/>
+      <w:r>
+        <w:rPr>
+          <w:rFonts w:ascii="Times New Roman" w:hAnsi="Times New Roman" w:cs="Times New Roman"/>
+          <w:sz w:val="26"/>
+        </w:rPr>
+        <w:t>.</w:t>
       </w:r>
     </w:p>
     <w:p>
@@ -1997,23 +5710,1195 @@
           <w:szCs w:val="26"/>
         </w:rPr>
       </w:pPr>
-      <w:r>
-        <w:rPr>
-          <w:rFonts w:ascii="Times New Roman" w:hAnsi="Times New Roman" w:cs="Times New Roman"/>
-          <w:b/>
-          <w:i w:val="0"/>
-          <w:sz w:val="26"/>
-        </w:rPr>
-        <w:t xml:space="preserve">Kết luận chung: </w:t>
-      </w:r>
-      <w:r>
-        <w:rPr>
-          <w:rFonts w:ascii="Times New Roman" w:hAnsi="Times New Roman" w:cs="Times New Roman"/>
-          <w:b w:val="0"/>
-          <w:i w:val="0"/>
-          <w:sz w:val="26"/>
-        </w:rPr>
-        <w:t>với dữ liệu thực kích thước lớn, Quicksort tối ưu hoá tốt và std::sort là lựa chọn nhanh nhất; Mergesort nhanh và không bị suy giảm trên dữ liệu đã sắp xếp nhưng tốn thêm O(n) bộ nhớ; Heapsort đảm bảo O(n log n) trong mọi trường hợp, dùng O(1) bộ nhớ phụ nhưng chậm nhất trong thực tế. Lưu ý: kết quả đo trên 1 lần chạy mỗi dãy nên có dao động nhỏ (vài ms) do hệ điều hành.</w:t>
+      <w:proofErr w:type="spellStart"/>
+      <w:r>
+        <w:rPr>
+          <w:rFonts w:ascii="Times New Roman" w:hAnsi="Times New Roman" w:cs="Times New Roman"/>
+          <w:b/>
+          <w:sz w:val="26"/>
+        </w:rPr>
+        <w:t>Kết</w:t>
+      </w:r>
+      <w:proofErr w:type="spellEnd"/>
+      <w:r>
+        <w:rPr>
+          <w:rFonts w:ascii="Times New Roman" w:hAnsi="Times New Roman" w:cs="Times New Roman"/>
+          <w:b/>
+          <w:sz w:val="26"/>
+        </w:rPr>
+        <w:t xml:space="preserve"> </w:t>
+      </w:r>
+      <w:proofErr w:type="spellStart"/>
+      <w:r>
+        <w:rPr>
+          <w:rFonts w:ascii="Times New Roman" w:hAnsi="Times New Roman" w:cs="Times New Roman"/>
+          <w:b/>
+          <w:sz w:val="26"/>
+        </w:rPr>
+        <w:t>luận</w:t>
+      </w:r>
+      <w:proofErr w:type="spellEnd"/>
+      <w:r>
+        <w:rPr>
+          <w:rFonts w:ascii="Times New Roman" w:hAnsi="Times New Roman" w:cs="Times New Roman"/>
+          <w:b/>
+          <w:sz w:val="26"/>
+        </w:rPr>
+        <w:t xml:space="preserve"> </w:t>
+      </w:r>
+      <w:proofErr w:type="spellStart"/>
+      <w:r>
+        <w:rPr>
+          <w:rFonts w:ascii="Times New Roman" w:hAnsi="Times New Roman" w:cs="Times New Roman"/>
+          <w:b/>
+          <w:sz w:val="26"/>
+        </w:rPr>
+        <w:t>chung</w:t>
+      </w:r>
+      <w:proofErr w:type="spellEnd"/>
+      <w:r>
+        <w:rPr>
+          <w:rFonts w:ascii="Times New Roman" w:hAnsi="Times New Roman" w:cs="Times New Roman"/>
+          <w:b/>
+          <w:sz w:val="26"/>
+        </w:rPr>
+        <w:t xml:space="preserve">: </w:t>
+      </w:r>
+      <w:proofErr w:type="spellStart"/>
+      <w:r>
+        <w:rPr>
+          <w:rFonts w:ascii="Times New Roman" w:hAnsi="Times New Roman" w:cs="Times New Roman"/>
+          <w:sz w:val="26"/>
+        </w:rPr>
+        <w:t>với</w:t>
+      </w:r>
+      <w:proofErr w:type="spellEnd"/>
+      <w:r>
+        <w:rPr>
+          <w:rFonts w:ascii="Times New Roman" w:hAnsi="Times New Roman" w:cs="Times New Roman"/>
+          <w:sz w:val="26"/>
+        </w:rPr>
+        <w:t xml:space="preserve"> </w:t>
+      </w:r>
+      <w:proofErr w:type="spellStart"/>
+      <w:r>
+        <w:rPr>
+          <w:rFonts w:ascii="Times New Roman" w:hAnsi="Times New Roman" w:cs="Times New Roman"/>
+          <w:sz w:val="26"/>
+        </w:rPr>
+        <w:t>dữ</w:t>
+      </w:r>
+      <w:proofErr w:type="spellEnd"/>
+      <w:r>
+        <w:rPr>
+          <w:rFonts w:ascii="Times New Roman" w:hAnsi="Times New Roman" w:cs="Times New Roman"/>
+          <w:sz w:val="26"/>
+        </w:rPr>
+        <w:t xml:space="preserve"> </w:t>
+      </w:r>
+      <w:proofErr w:type="spellStart"/>
+      <w:r>
+        <w:rPr>
+          <w:rFonts w:ascii="Times New Roman" w:hAnsi="Times New Roman" w:cs="Times New Roman"/>
+          <w:sz w:val="26"/>
+        </w:rPr>
+        <w:t>liệu</w:t>
+      </w:r>
+      <w:proofErr w:type="spellEnd"/>
+      <w:r>
+        <w:rPr>
+          <w:rFonts w:ascii="Times New Roman" w:hAnsi="Times New Roman" w:cs="Times New Roman"/>
+          <w:sz w:val="26"/>
+        </w:rPr>
+        <w:t xml:space="preserve"> </w:t>
+      </w:r>
+      <w:proofErr w:type="spellStart"/>
+      <w:r>
+        <w:rPr>
+          <w:rFonts w:ascii="Times New Roman" w:hAnsi="Times New Roman" w:cs="Times New Roman"/>
+          <w:sz w:val="26"/>
+        </w:rPr>
+        <w:t>thực</w:t>
+      </w:r>
+      <w:proofErr w:type="spellEnd"/>
+      <w:r>
+        <w:rPr>
+          <w:rFonts w:ascii="Times New Roman" w:hAnsi="Times New Roman" w:cs="Times New Roman"/>
+          <w:sz w:val="26"/>
+        </w:rPr>
+        <w:t xml:space="preserve"> </w:t>
+      </w:r>
+      <w:proofErr w:type="spellStart"/>
+      <w:r>
+        <w:rPr>
+          <w:rFonts w:ascii="Times New Roman" w:hAnsi="Times New Roman" w:cs="Times New Roman"/>
+          <w:sz w:val="26"/>
+        </w:rPr>
+        <w:t>kích</w:t>
+      </w:r>
+      <w:proofErr w:type="spellEnd"/>
+      <w:r>
+        <w:rPr>
+          <w:rFonts w:ascii="Times New Roman" w:hAnsi="Times New Roman" w:cs="Times New Roman"/>
+          <w:sz w:val="26"/>
+        </w:rPr>
+        <w:t xml:space="preserve"> </w:t>
+      </w:r>
+      <w:proofErr w:type="spellStart"/>
+      <w:r>
+        <w:rPr>
+          <w:rFonts w:ascii="Times New Roman" w:hAnsi="Times New Roman" w:cs="Times New Roman"/>
+          <w:sz w:val="26"/>
+        </w:rPr>
+        <w:t>thước</w:t>
+      </w:r>
+      <w:proofErr w:type="spellEnd"/>
+      <w:r>
+        <w:rPr>
+          <w:rFonts w:ascii="Times New Roman" w:hAnsi="Times New Roman" w:cs="Times New Roman"/>
+          <w:sz w:val="26"/>
+        </w:rPr>
+        <w:t xml:space="preserve"> </w:t>
+      </w:r>
+      <w:proofErr w:type="spellStart"/>
+      <w:r>
+        <w:rPr>
+          <w:rFonts w:ascii="Times New Roman" w:hAnsi="Times New Roman" w:cs="Times New Roman"/>
+          <w:sz w:val="26"/>
+        </w:rPr>
+        <w:t>lớn</w:t>
+      </w:r>
+      <w:proofErr w:type="spellEnd"/>
+      <w:r>
+        <w:rPr>
+          <w:rFonts w:ascii="Times New Roman" w:hAnsi="Times New Roman" w:cs="Times New Roman"/>
+          <w:sz w:val="26"/>
+        </w:rPr>
+        <w:t xml:space="preserve">, Quicksort </w:t>
+      </w:r>
+      <w:proofErr w:type="spellStart"/>
+      <w:r>
+        <w:rPr>
+          <w:rFonts w:ascii="Times New Roman" w:hAnsi="Times New Roman" w:cs="Times New Roman"/>
+          <w:sz w:val="26"/>
+        </w:rPr>
+        <w:t>tối</w:t>
+      </w:r>
+      <w:proofErr w:type="spellEnd"/>
+      <w:r>
+        <w:rPr>
+          <w:rFonts w:ascii="Times New Roman" w:hAnsi="Times New Roman" w:cs="Times New Roman"/>
+          <w:sz w:val="26"/>
+        </w:rPr>
+        <w:t xml:space="preserve"> </w:t>
+      </w:r>
+      <w:proofErr w:type="spellStart"/>
+      <w:r>
+        <w:rPr>
+          <w:rFonts w:ascii="Times New Roman" w:hAnsi="Times New Roman" w:cs="Times New Roman"/>
+          <w:sz w:val="26"/>
+        </w:rPr>
+        <w:t>ưu</w:t>
+      </w:r>
+      <w:proofErr w:type="spellEnd"/>
+      <w:r>
+        <w:rPr>
+          <w:rFonts w:ascii="Times New Roman" w:hAnsi="Times New Roman" w:cs="Times New Roman"/>
+          <w:sz w:val="26"/>
+        </w:rPr>
+        <w:t xml:space="preserve"> </w:t>
+      </w:r>
+      <w:proofErr w:type="spellStart"/>
+      <w:r>
+        <w:rPr>
+          <w:rFonts w:ascii="Times New Roman" w:hAnsi="Times New Roman" w:cs="Times New Roman"/>
+          <w:sz w:val="26"/>
+        </w:rPr>
+        <w:t>hoá</w:t>
+      </w:r>
+      <w:proofErr w:type="spellEnd"/>
+      <w:r>
+        <w:rPr>
+          <w:rFonts w:ascii="Times New Roman" w:hAnsi="Times New Roman" w:cs="Times New Roman"/>
+          <w:sz w:val="26"/>
+        </w:rPr>
+        <w:t xml:space="preserve"> </w:t>
+      </w:r>
+      <w:proofErr w:type="spellStart"/>
+      <w:r>
+        <w:rPr>
+          <w:rFonts w:ascii="Times New Roman" w:hAnsi="Times New Roman" w:cs="Times New Roman"/>
+          <w:sz w:val="26"/>
+        </w:rPr>
+        <w:t>tốt</w:t>
+      </w:r>
+      <w:proofErr w:type="spellEnd"/>
+      <w:r>
+        <w:rPr>
+          <w:rFonts w:ascii="Times New Roman" w:hAnsi="Times New Roman" w:cs="Times New Roman"/>
+          <w:sz w:val="26"/>
+        </w:rPr>
+        <w:t xml:space="preserve"> </w:t>
+      </w:r>
+      <w:proofErr w:type="spellStart"/>
+      <w:r>
+        <w:rPr>
+          <w:rFonts w:ascii="Times New Roman" w:hAnsi="Times New Roman" w:cs="Times New Roman"/>
+          <w:sz w:val="26"/>
+        </w:rPr>
+        <w:t>và</w:t>
+      </w:r>
+      <w:proofErr w:type="spellEnd"/>
+      <w:r>
+        <w:rPr>
+          <w:rFonts w:ascii="Times New Roman" w:hAnsi="Times New Roman" w:cs="Times New Roman"/>
+          <w:sz w:val="26"/>
+        </w:rPr>
+        <w:t xml:space="preserve"> </w:t>
+      </w:r>
+      <w:proofErr w:type="gramStart"/>
+      <w:r>
+        <w:rPr>
+          <w:rFonts w:ascii="Times New Roman" w:hAnsi="Times New Roman" w:cs="Times New Roman"/>
+          <w:sz w:val="26"/>
+        </w:rPr>
+        <w:t>std::</w:t>
+      </w:r>
+      <w:proofErr w:type="gramEnd"/>
+      <w:r>
+        <w:rPr>
+          <w:rFonts w:ascii="Times New Roman" w:hAnsi="Times New Roman" w:cs="Times New Roman"/>
+          <w:sz w:val="26"/>
+        </w:rPr>
+        <w:t xml:space="preserve">sort </w:t>
+      </w:r>
+      <w:proofErr w:type="spellStart"/>
+      <w:r>
+        <w:rPr>
+          <w:rFonts w:ascii="Times New Roman" w:hAnsi="Times New Roman" w:cs="Times New Roman"/>
+          <w:sz w:val="26"/>
+        </w:rPr>
+        <w:t>là</w:t>
+      </w:r>
+      <w:proofErr w:type="spellEnd"/>
+      <w:r>
+        <w:rPr>
+          <w:rFonts w:ascii="Times New Roman" w:hAnsi="Times New Roman" w:cs="Times New Roman"/>
+          <w:sz w:val="26"/>
+        </w:rPr>
+        <w:t xml:space="preserve"> </w:t>
+      </w:r>
+      <w:proofErr w:type="spellStart"/>
+      <w:r>
+        <w:rPr>
+          <w:rFonts w:ascii="Times New Roman" w:hAnsi="Times New Roman" w:cs="Times New Roman"/>
+          <w:sz w:val="26"/>
+        </w:rPr>
+        <w:t>lựa</w:t>
+      </w:r>
+      <w:proofErr w:type="spellEnd"/>
+      <w:r>
+        <w:rPr>
+          <w:rFonts w:ascii="Times New Roman" w:hAnsi="Times New Roman" w:cs="Times New Roman"/>
+          <w:sz w:val="26"/>
+        </w:rPr>
+        <w:t xml:space="preserve"> </w:t>
+      </w:r>
+      <w:proofErr w:type="spellStart"/>
+      <w:r>
+        <w:rPr>
+          <w:rFonts w:ascii="Times New Roman" w:hAnsi="Times New Roman" w:cs="Times New Roman"/>
+          <w:sz w:val="26"/>
+        </w:rPr>
+        <w:t>chọn</w:t>
+      </w:r>
+      <w:proofErr w:type="spellEnd"/>
+      <w:r>
+        <w:rPr>
+          <w:rFonts w:ascii="Times New Roman" w:hAnsi="Times New Roman" w:cs="Times New Roman"/>
+          <w:sz w:val="26"/>
+        </w:rPr>
+        <w:t xml:space="preserve"> </w:t>
+      </w:r>
+      <w:proofErr w:type="spellStart"/>
+      <w:r>
+        <w:rPr>
+          <w:rFonts w:ascii="Times New Roman" w:hAnsi="Times New Roman" w:cs="Times New Roman"/>
+          <w:sz w:val="26"/>
+        </w:rPr>
+        <w:t>nhanh</w:t>
+      </w:r>
+      <w:proofErr w:type="spellEnd"/>
+      <w:r>
+        <w:rPr>
+          <w:rFonts w:ascii="Times New Roman" w:hAnsi="Times New Roman" w:cs="Times New Roman"/>
+          <w:sz w:val="26"/>
+        </w:rPr>
+        <w:t xml:space="preserve"> </w:t>
+      </w:r>
+      <w:proofErr w:type="spellStart"/>
+      <w:r>
+        <w:rPr>
+          <w:rFonts w:ascii="Times New Roman" w:hAnsi="Times New Roman" w:cs="Times New Roman"/>
+          <w:sz w:val="26"/>
+        </w:rPr>
+        <w:t>nhất</w:t>
+      </w:r>
+      <w:proofErr w:type="spellEnd"/>
+      <w:r>
+        <w:rPr>
+          <w:rFonts w:ascii="Times New Roman" w:hAnsi="Times New Roman" w:cs="Times New Roman"/>
+          <w:sz w:val="26"/>
+        </w:rPr>
+        <w:t xml:space="preserve">; </w:t>
+      </w:r>
+      <w:proofErr w:type="spellStart"/>
+      <w:r>
+        <w:rPr>
+          <w:rFonts w:ascii="Times New Roman" w:hAnsi="Times New Roman" w:cs="Times New Roman"/>
+          <w:sz w:val="26"/>
+        </w:rPr>
+        <w:t>Mergesort</w:t>
+      </w:r>
+      <w:proofErr w:type="spellEnd"/>
+      <w:r>
+        <w:rPr>
+          <w:rFonts w:ascii="Times New Roman" w:hAnsi="Times New Roman" w:cs="Times New Roman"/>
+          <w:sz w:val="26"/>
+        </w:rPr>
+        <w:t xml:space="preserve"> </w:t>
+      </w:r>
+      <w:proofErr w:type="spellStart"/>
+      <w:r>
+        <w:rPr>
+          <w:rFonts w:ascii="Times New Roman" w:hAnsi="Times New Roman" w:cs="Times New Roman"/>
+          <w:sz w:val="26"/>
+        </w:rPr>
+        <w:t>nhanh</w:t>
+      </w:r>
+      <w:proofErr w:type="spellEnd"/>
+      <w:r>
+        <w:rPr>
+          <w:rFonts w:ascii="Times New Roman" w:hAnsi="Times New Roman" w:cs="Times New Roman"/>
+          <w:sz w:val="26"/>
+        </w:rPr>
+        <w:t xml:space="preserve"> </w:t>
+      </w:r>
+      <w:proofErr w:type="spellStart"/>
+      <w:r>
+        <w:rPr>
+          <w:rFonts w:ascii="Times New Roman" w:hAnsi="Times New Roman" w:cs="Times New Roman"/>
+          <w:sz w:val="26"/>
+        </w:rPr>
+        <w:t>và</w:t>
+      </w:r>
+      <w:proofErr w:type="spellEnd"/>
+      <w:r>
+        <w:rPr>
+          <w:rFonts w:ascii="Times New Roman" w:hAnsi="Times New Roman" w:cs="Times New Roman"/>
+          <w:sz w:val="26"/>
+        </w:rPr>
+        <w:t xml:space="preserve"> </w:t>
+      </w:r>
+      <w:proofErr w:type="spellStart"/>
+      <w:r>
+        <w:rPr>
+          <w:rFonts w:ascii="Times New Roman" w:hAnsi="Times New Roman" w:cs="Times New Roman"/>
+          <w:sz w:val="26"/>
+        </w:rPr>
+        <w:t>không</w:t>
+      </w:r>
+      <w:proofErr w:type="spellEnd"/>
+      <w:r>
+        <w:rPr>
+          <w:rFonts w:ascii="Times New Roman" w:hAnsi="Times New Roman" w:cs="Times New Roman"/>
+          <w:sz w:val="26"/>
+        </w:rPr>
+        <w:t xml:space="preserve"> </w:t>
+      </w:r>
+      <w:proofErr w:type="spellStart"/>
+      <w:r>
+        <w:rPr>
+          <w:rFonts w:ascii="Times New Roman" w:hAnsi="Times New Roman" w:cs="Times New Roman"/>
+          <w:sz w:val="26"/>
+        </w:rPr>
+        <w:t>bị</w:t>
+      </w:r>
+      <w:proofErr w:type="spellEnd"/>
+      <w:r>
+        <w:rPr>
+          <w:rFonts w:ascii="Times New Roman" w:hAnsi="Times New Roman" w:cs="Times New Roman"/>
+          <w:sz w:val="26"/>
+        </w:rPr>
+        <w:t xml:space="preserve"> </w:t>
+      </w:r>
+      <w:proofErr w:type="spellStart"/>
+      <w:r>
+        <w:rPr>
+          <w:rFonts w:ascii="Times New Roman" w:hAnsi="Times New Roman" w:cs="Times New Roman"/>
+          <w:sz w:val="26"/>
+        </w:rPr>
+        <w:t>suy</w:t>
+      </w:r>
+      <w:proofErr w:type="spellEnd"/>
+      <w:r>
+        <w:rPr>
+          <w:rFonts w:ascii="Times New Roman" w:hAnsi="Times New Roman" w:cs="Times New Roman"/>
+          <w:sz w:val="26"/>
+        </w:rPr>
+        <w:t xml:space="preserve"> </w:t>
+      </w:r>
+      <w:proofErr w:type="spellStart"/>
+      <w:r>
+        <w:rPr>
+          <w:rFonts w:ascii="Times New Roman" w:hAnsi="Times New Roman" w:cs="Times New Roman"/>
+          <w:sz w:val="26"/>
+        </w:rPr>
+        <w:t>giảm</w:t>
+      </w:r>
+      <w:proofErr w:type="spellEnd"/>
+      <w:r>
+        <w:rPr>
+          <w:rFonts w:ascii="Times New Roman" w:hAnsi="Times New Roman" w:cs="Times New Roman"/>
+          <w:sz w:val="26"/>
+        </w:rPr>
+        <w:t xml:space="preserve"> </w:t>
+      </w:r>
+      <w:proofErr w:type="spellStart"/>
+      <w:r>
+        <w:rPr>
+          <w:rFonts w:ascii="Times New Roman" w:hAnsi="Times New Roman" w:cs="Times New Roman"/>
+          <w:sz w:val="26"/>
+        </w:rPr>
+        <w:t>trên</w:t>
+      </w:r>
+      <w:proofErr w:type="spellEnd"/>
+      <w:r>
+        <w:rPr>
+          <w:rFonts w:ascii="Times New Roman" w:hAnsi="Times New Roman" w:cs="Times New Roman"/>
+          <w:sz w:val="26"/>
+        </w:rPr>
+        <w:t xml:space="preserve"> </w:t>
+      </w:r>
+      <w:proofErr w:type="spellStart"/>
+      <w:r>
+        <w:rPr>
+          <w:rFonts w:ascii="Times New Roman" w:hAnsi="Times New Roman" w:cs="Times New Roman"/>
+          <w:sz w:val="26"/>
+        </w:rPr>
+        <w:t>dữ</w:t>
+      </w:r>
+      <w:proofErr w:type="spellEnd"/>
+      <w:r>
+        <w:rPr>
+          <w:rFonts w:ascii="Times New Roman" w:hAnsi="Times New Roman" w:cs="Times New Roman"/>
+          <w:sz w:val="26"/>
+        </w:rPr>
+        <w:t xml:space="preserve"> </w:t>
+      </w:r>
+      <w:proofErr w:type="spellStart"/>
+      <w:r>
+        <w:rPr>
+          <w:rFonts w:ascii="Times New Roman" w:hAnsi="Times New Roman" w:cs="Times New Roman"/>
+          <w:sz w:val="26"/>
+        </w:rPr>
+        <w:t>liệu</w:t>
+      </w:r>
+      <w:proofErr w:type="spellEnd"/>
+      <w:r>
+        <w:rPr>
+          <w:rFonts w:ascii="Times New Roman" w:hAnsi="Times New Roman" w:cs="Times New Roman"/>
+          <w:sz w:val="26"/>
+        </w:rPr>
+        <w:t xml:space="preserve"> </w:t>
+      </w:r>
+      <w:proofErr w:type="spellStart"/>
+      <w:r>
+        <w:rPr>
+          <w:rFonts w:ascii="Times New Roman" w:hAnsi="Times New Roman" w:cs="Times New Roman"/>
+          <w:sz w:val="26"/>
+        </w:rPr>
+        <w:t>đã</w:t>
+      </w:r>
+      <w:proofErr w:type="spellEnd"/>
+      <w:r>
+        <w:rPr>
+          <w:rFonts w:ascii="Times New Roman" w:hAnsi="Times New Roman" w:cs="Times New Roman"/>
+          <w:sz w:val="26"/>
+        </w:rPr>
+        <w:t xml:space="preserve"> </w:t>
+      </w:r>
+      <w:proofErr w:type="spellStart"/>
+      <w:r>
+        <w:rPr>
+          <w:rFonts w:ascii="Times New Roman" w:hAnsi="Times New Roman" w:cs="Times New Roman"/>
+          <w:sz w:val="26"/>
+        </w:rPr>
+        <w:t>sắp</w:t>
+      </w:r>
+      <w:proofErr w:type="spellEnd"/>
+      <w:r>
+        <w:rPr>
+          <w:rFonts w:ascii="Times New Roman" w:hAnsi="Times New Roman" w:cs="Times New Roman"/>
+          <w:sz w:val="26"/>
+        </w:rPr>
+        <w:t xml:space="preserve"> </w:t>
+      </w:r>
+      <w:proofErr w:type="spellStart"/>
+      <w:r>
+        <w:rPr>
+          <w:rFonts w:ascii="Times New Roman" w:hAnsi="Times New Roman" w:cs="Times New Roman"/>
+          <w:sz w:val="26"/>
+        </w:rPr>
+        <w:t>xếp</w:t>
+      </w:r>
+      <w:proofErr w:type="spellEnd"/>
+      <w:r>
+        <w:rPr>
+          <w:rFonts w:ascii="Times New Roman" w:hAnsi="Times New Roman" w:cs="Times New Roman"/>
+          <w:sz w:val="26"/>
+        </w:rPr>
+        <w:t xml:space="preserve"> </w:t>
+      </w:r>
+      <w:proofErr w:type="spellStart"/>
+      <w:r>
+        <w:rPr>
+          <w:rFonts w:ascii="Times New Roman" w:hAnsi="Times New Roman" w:cs="Times New Roman"/>
+          <w:sz w:val="26"/>
+        </w:rPr>
+        <w:t>nhưng</w:t>
+      </w:r>
+      <w:proofErr w:type="spellEnd"/>
+      <w:r>
+        <w:rPr>
+          <w:rFonts w:ascii="Times New Roman" w:hAnsi="Times New Roman" w:cs="Times New Roman"/>
+          <w:sz w:val="26"/>
+        </w:rPr>
+        <w:t xml:space="preserve"> </w:t>
+      </w:r>
+      <w:proofErr w:type="spellStart"/>
+      <w:r>
+        <w:rPr>
+          <w:rFonts w:ascii="Times New Roman" w:hAnsi="Times New Roman" w:cs="Times New Roman"/>
+          <w:sz w:val="26"/>
+        </w:rPr>
+        <w:t>tốn</w:t>
+      </w:r>
+      <w:proofErr w:type="spellEnd"/>
+      <w:r>
+        <w:rPr>
+          <w:rFonts w:ascii="Times New Roman" w:hAnsi="Times New Roman" w:cs="Times New Roman"/>
+          <w:sz w:val="26"/>
+        </w:rPr>
+        <w:t xml:space="preserve"> </w:t>
+      </w:r>
+      <w:proofErr w:type="spellStart"/>
+      <w:r>
+        <w:rPr>
+          <w:rFonts w:ascii="Times New Roman" w:hAnsi="Times New Roman" w:cs="Times New Roman"/>
+          <w:sz w:val="26"/>
+        </w:rPr>
+        <w:t>thêm</w:t>
+      </w:r>
+      <w:proofErr w:type="spellEnd"/>
+      <w:r>
+        <w:rPr>
+          <w:rFonts w:ascii="Times New Roman" w:hAnsi="Times New Roman" w:cs="Times New Roman"/>
+          <w:sz w:val="26"/>
+        </w:rPr>
+        <w:t xml:space="preserve"> O(n) </w:t>
+      </w:r>
+      <w:proofErr w:type="spellStart"/>
+      <w:r>
+        <w:rPr>
+          <w:rFonts w:ascii="Times New Roman" w:hAnsi="Times New Roman" w:cs="Times New Roman"/>
+          <w:sz w:val="26"/>
+        </w:rPr>
+        <w:t>bộ</w:t>
+      </w:r>
+      <w:proofErr w:type="spellEnd"/>
+      <w:r>
+        <w:rPr>
+          <w:rFonts w:ascii="Times New Roman" w:hAnsi="Times New Roman" w:cs="Times New Roman"/>
+          <w:sz w:val="26"/>
+        </w:rPr>
+        <w:t xml:space="preserve"> </w:t>
+      </w:r>
+      <w:proofErr w:type="spellStart"/>
+      <w:r>
+        <w:rPr>
+          <w:rFonts w:ascii="Times New Roman" w:hAnsi="Times New Roman" w:cs="Times New Roman"/>
+          <w:sz w:val="26"/>
+        </w:rPr>
+        <w:t>nhớ</w:t>
+      </w:r>
+      <w:proofErr w:type="spellEnd"/>
+      <w:r>
+        <w:rPr>
+          <w:rFonts w:ascii="Times New Roman" w:hAnsi="Times New Roman" w:cs="Times New Roman"/>
+          <w:sz w:val="26"/>
+        </w:rPr>
+        <w:t xml:space="preserve">; Heapsort </w:t>
+      </w:r>
+      <w:proofErr w:type="spellStart"/>
+      <w:r>
+        <w:rPr>
+          <w:rFonts w:ascii="Times New Roman" w:hAnsi="Times New Roman" w:cs="Times New Roman"/>
+          <w:sz w:val="26"/>
+        </w:rPr>
+        <w:t>đảm</w:t>
+      </w:r>
+      <w:proofErr w:type="spellEnd"/>
+      <w:r>
+        <w:rPr>
+          <w:rFonts w:ascii="Times New Roman" w:hAnsi="Times New Roman" w:cs="Times New Roman"/>
+          <w:sz w:val="26"/>
+        </w:rPr>
+        <w:t xml:space="preserve"> </w:t>
+      </w:r>
+      <w:proofErr w:type="spellStart"/>
+      <w:r>
+        <w:rPr>
+          <w:rFonts w:ascii="Times New Roman" w:hAnsi="Times New Roman" w:cs="Times New Roman"/>
+          <w:sz w:val="26"/>
+        </w:rPr>
+        <w:t>bảo</w:t>
+      </w:r>
+      <w:proofErr w:type="spellEnd"/>
+      <w:r>
+        <w:rPr>
+          <w:rFonts w:ascii="Times New Roman" w:hAnsi="Times New Roman" w:cs="Times New Roman"/>
+          <w:sz w:val="26"/>
+        </w:rPr>
+        <w:t xml:space="preserve"> </w:t>
+      </w:r>
+      <w:proofErr w:type="gramStart"/>
+      <w:r>
+        <w:rPr>
+          <w:rFonts w:ascii="Times New Roman" w:hAnsi="Times New Roman" w:cs="Times New Roman"/>
+          <w:sz w:val="26"/>
+        </w:rPr>
+        <w:t>O(</w:t>
+      </w:r>
+      <w:proofErr w:type="gramEnd"/>
+      <w:r>
+        <w:rPr>
+          <w:rFonts w:ascii="Times New Roman" w:hAnsi="Times New Roman" w:cs="Times New Roman"/>
+          <w:sz w:val="26"/>
+        </w:rPr>
+        <w:t xml:space="preserve">n log n) </w:t>
+      </w:r>
+      <w:proofErr w:type="spellStart"/>
+      <w:r>
+        <w:rPr>
+          <w:rFonts w:ascii="Times New Roman" w:hAnsi="Times New Roman" w:cs="Times New Roman"/>
+          <w:sz w:val="26"/>
+        </w:rPr>
+        <w:t>trong</w:t>
+      </w:r>
+      <w:proofErr w:type="spellEnd"/>
+      <w:r>
+        <w:rPr>
+          <w:rFonts w:ascii="Times New Roman" w:hAnsi="Times New Roman" w:cs="Times New Roman"/>
+          <w:sz w:val="26"/>
+        </w:rPr>
+        <w:t xml:space="preserve"> </w:t>
+      </w:r>
+      <w:proofErr w:type="spellStart"/>
+      <w:r>
+        <w:rPr>
+          <w:rFonts w:ascii="Times New Roman" w:hAnsi="Times New Roman" w:cs="Times New Roman"/>
+          <w:sz w:val="26"/>
+        </w:rPr>
+        <w:t>mọi</w:t>
+      </w:r>
+      <w:proofErr w:type="spellEnd"/>
+      <w:r>
+        <w:rPr>
+          <w:rFonts w:ascii="Times New Roman" w:hAnsi="Times New Roman" w:cs="Times New Roman"/>
+          <w:sz w:val="26"/>
+        </w:rPr>
+        <w:t xml:space="preserve"> </w:t>
+      </w:r>
+      <w:proofErr w:type="spellStart"/>
+      <w:r>
+        <w:rPr>
+          <w:rFonts w:ascii="Times New Roman" w:hAnsi="Times New Roman" w:cs="Times New Roman"/>
+          <w:sz w:val="26"/>
+        </w:rPr>
+        <w:t>trường</w:t>
+      </w:r>
+      <w:proofErr w:type="spellEnd"/>
+      <w:r>
+        <w:rPr>
+          <w:rFonts w:ascii="Times New Roman" w:hAnsi="Times New Roman" w:cs="Times New Roman"/>
+          <w:sz w:val="26"/>
+        </w:rPr>
+        <w:t xml:space="preserve"> </w:t>
+      </w:r>
+      <w:proofErr w:type="spellStart"/>
+      <w:r>
+        <w:rPr>
+          <w:rFonts w:ascii="Times New Roman" w:hAnsi="Times New Roman" w:cs="Times New Roman"/>
+          <w:sz w:val="26"/>
+        </w:rPr>
+        <w:t>hợp</w:t>
+      </w:r>
+      <w:proofErr w:type="spellEnd"/>
+      <w:r>
+        <w:rPr>
+          <w:rFonts w:ascii="Times New Roman" w:hAnsi="Times New Roman" w:cs="Times New Roman"/>
+          <w:sz w:val="26"/>
+        </w:rPr>
+        <w:t xml:space="preserve">, </w:t>
+      </w:r>
+      <w:proofErr w:type="spellStart"/>
+      <w:r>
+        <w:rPr>
+          <w:rFonts w:ascii="Times New Roman" w:hAnsi="Times New Roman" w:cs="Times New Roman"/>
+          <w:sz w:val="26"/>
+        </w:rPr>
+        <w:t>dùng</w:t>
+      </w:r>
+      <w:proofErr w:type="spellEnd"/>
+      <w:r>
+        <w:rPr>
+          <w:rFonts w:ascii="Times New Roman" w:hAnsi="Times New Roman" w:cs="Times New Roman"/>
+          <w:sz w:val="26"/>
+        </w:rPr>
+        <w:t xml:space="preserve"> </w:t>
+      </w:r>
+      <w:proofErr w:type="gramStart"/>
+      <w:r>
+        <w:rPr>
+          <w:rFonts w:ascii="Times New Roman" w:hAnsi="Times New Roman" w:cs="Times New Roman"/>
+          <w:sz w:val="26"/>
+        </w:rPr>
+        <w:t>O(</w:t>
+      </w:r>
+      <w:proofErr w:type="gramEnd"/>
+      <w:r>
+        <w:rPr>
+          <w:rFonts w:ascii="Times New Roman" w:hAnsi="Times New Roman" w:cs="Times New Roman"/>
+          <w:sz w:val="26"/>
+        </w:rPr>
+        <w:t xml:space="preserve">1) </w:t>
+      </w:r>
+      <w:proofErr w:type="spellStart"/>
+      <w:r>
+        <w:rPr>
+          <w:rFonts w:ascii="Times New Roman" w:hAnsi="Times New Roman" w:cs="Times New Roman"/>
+          <w:sz w:val="26"/>
+        </w:rPr>
+        <w:t>bộ</w:t>
+      </w:r>
+      <w:proofErr w:type="spellEnd"/>
+      <w:r>
+        <w:rPr>
+          <w:rFonts w:ascii="Times New Roman" w:hAnsi="Times New Roman" w:cs="Times New Roman"/>
+          <w:sz w:val="26"/>
+        </w:rPr>
+        <w:t xml:space="preserve"> </w:t>
+      </w:r>
+      <w:proofErr w:type="spellStart"/>
+      <w:r>
+        <w:rPr>
+          <w:rFonts w:ascii="Times New Roman" w:hAnsi="Times New Roman" w:cs="Times New Roman"/>
+          <w:sz w:val="26"/>
+        </w:rPr>
+        <w:t>nhớ</w:t>
+      </w:r>
+      <w:proofErr w:type="spellEnd"/>
+      <w:r>
+        <w:rPr>
+          <w:rFonts w:ascii="Times New Roman" w:hAnsi="Times New Roman" w:cs="Times New Roman"/>
+          <w:sz w:val="26"/>
+        </w:rPr>
+        <w:t xml:space="preserve"> </w:t>
+      </w:r>
+      <w:proofErr w:type="spellStart"/>
+      <w:r>
+        <w:rPr>
+          <w:rFonts w:ascii="Times New Roman" w:hAnsi="Times New Roman" w:cs="Times New Roman"/>
+          <w:sz w:val="26"/>
+        </w:rPr>
+        <w:t>phụ</w:t>
+      </w:r>
+      <w:proofErr w:type="spellEnd"/>
+      <w:r>
+        <w:rPr>
+          <w:rFonts w:ascii="Times New Roman" w:hAnsi="Times New Roman" w:cs="Times New Roman"/>
+          <w:sz w:val="26"/>
+        </w:rPr>
+        <w:t xml:space="preserve"> </w:t>
+      </w:r>
+      <w:proofErr w:type="spellStart"/>
+      <w:r>
+        <w:rPr>
+          <w:rFonts w:ascii="Times New Roman" w:hAnsi="Times New Roman" w:cs="Times New Roman"/>
+          <w:sz w:val="26"/>
+        </w:rPr>
+        <w:t>nhưng</w:t>
+      </w:r>
+      <w:proofErr w:type="spellEnd"/>
+      <w:r>
+        <w:rPr>
+          <w:rFonts w:ascii="Times New Roman" w:hAnsi="Times New Roman" w:cs="Times New Roman"/>
+          <w:sz w:val="26"/>
+        </w:rPr>
+        <w:t xml:space="preserve"> </w:t>
+      </w:r>
+      <w:proofErr w:type="spellStart"/>
+      <w:r>
+        <w:rPr>
+          <w:rFonts w:ascii="Times New Roman" w:hAnsi="Times New Roman" w:cs="Times New Roman"/>
+          <w:sz w:val="26"/>
+        </w:rPr>
+        <w:t>chậm</w:t>
+      </w:r>
+      <w:proofErr w:type="spellEnd"/>
+      <w:r>
+        <w:rPr>
+          <w:rFonts w:ascii="Times New Roman" w:hAnsi="Times New Roman" w:cs="Times New Roman"/>
+          <w:sz w:val="26"/>
+        </w:rPr>
+        <w:t xml:space="preserve"> </w:t>
+      </w:r>
+      <w:proofErr w:type="spellStart"/>
+      <w:r>
+        <w:rPr>
+          <w:rFonts w:ascii="Times New Roman" w:hAnsi="Times New Roman" w:cs="Times New Roman"/>
+          <w:sz w:val="26"/>
+        </w:rPr>
+        <w:t>nhất</w:t>
+      </w:r>
+      <w:proofErr w:type="spellEnd"/>
+      <w:r>
+        <w:rPr>
+          <w:rFonts w:ascii="Times New Roman" w:hAnsi="Times New Roman" w:cs="Times New Roman"/>
+          <w:sz w:val="26"/>
+        </w:rPr>
+        <w:t xml:space="preserve"> </w:t>
+      </w:r>
+      <w:proofErr w:type="spellStart"/>
+      <w:r>
+        <w:rPr>
+          <w:rFonts w:ascii="Times New Roman" w:hAnsi="Times New Roman" w:cs="Times New Roman"/>
+          <w:sz w:val="26"/>
+        </w:rPr>
+        <w:t>trong</w:t>
+      </w:r>
+      <w:proofErr w:type="spellEnd"/>
+      <w:r>
+        <w:rPr>
+          <w:rFonts w:ascii="Times New Roman" w:hAnsi="Times New Roman" w:cs="Times New Roman"/>
+          <w:sz w:val="26"/>
+        </w:rPr>
+        <w:t xml:space="preserve"> </w:t>
+      </w:r>
+      <w:proofErr w:type="spellStart"/>
+      <w:r>
+        <w:rPr>
+          <w:rFonts w:ascii="Times New Roman" w:hAnsi="Times New Roman" w:cs="Times New Roman"/>
+          <w:sz w:val="26"/>
+        </w:rPr>
+        <w:t>thực</w:t>
+      </w:r>
+      <w:proofErr w:type="spellEnd"/>
+      <w:r>
+        <w:rPr>
+          <w:rFonts w:ascii="Times New Roman" w:hAnsi="Times New Roman" w:cs="Times New Roman"/>
+          <w:sz w:val="26"/>
+        </w:rPr>
+        <w:t xml:space="preserve"> </w:t>
+      </w:r>
+      <w:proofErr w:type="spellStart"/>
+      <w:r>
+        <w:rPr>
+          <w:rFonts w:ascii="Times New Roman" w:hAnsi="Times New Roman" w:cs="Times New Roman"/>
+          <w:sz w:val="26"/>
+        </w:rPr>
+        <w:t>tế</w:t>
+      </w:r>
+      <w:proofErr w:type="spellEnd"/>
+      <w:r>
+        <w:rPr>
+          <w:rFonts w:ascii="Times New Roman" w:hAnsi="Times New Roman" w:cs="Times New Roman"/>
+          <w:sz w:val="26"/>
+        </w:rPr>
+        <w:t xml:space="preserve">. Lưu ý: </w:t>
+      </w:r>
+      <w:proofErr w:type="spellStart"/>
+      <w:r>
+        <w:rPr>
+          <w:rFonts w:ascii="Times New Roman" w:hAnsi="Times New Roman" w:cs="Times New Roman"/>
+          <w:sz w:val="26"/>
+        </w:rPr>
+        <w:t>kết</w:t>
+      </w:r>
+      <w:proofErr w:type="spellEnd"/>
+      <w:r>
+        <w:rPr>
+          <w:rFonts w:ascii="Times New Roman" w:hAnsi="Times New Roman" w:cs="Times New Roman"/>
+          <w:sz w:val="26"/>
+        </w:rPr>
+        <w:t xml:space="preserve"> </w:t>
+      </w:r>
+      <w:proofErr w:type="spellStart"/>
+      <w:r>
+        <w:rPr>
+          <w:rFonts w:ascii="Times New Roman" w:hAnsi="Times New Roman" w:cs="Times New Roman"/>
+          <w:sz w:val="26"/>
+        </w:rPr>
+        <w:t>quả</w:t>
+      </w:r>
+      <w:proofErr w:type="spellEnd"/>
+      <w:r>
+        <w:rPr>
+          <w:rFonts w:ascii="Times New Roman" w:hAnsi="Times New Roman" w:cs="Times New Roman"/>
+          <w:sz w:val="26"/>
+        </w:rPr>
+        <w:t xml:space="preserve"> </w:t>
+      </w:r>
+      <w:proofErr w:type="spellStart"/>
+      <w:r>
+        <w:rPr>
+          <w:rFonts w:ascii="Times New Roman" w:hAnsi="Times New Roman" w:cs="Times New Roman"/>
+          <w:sz w:val="26"/>
+        </w:rPr>
+        <w:t>đo</w:t>
+      </w:r>
+      <w:proofErr w:type="spellEnd"/>
+      <w:r>
+        <w:rPr>
+          <w:rFonts w:ascii="Times New Roman" w:hAnsi="Times New Roman" w:cs="Times New Roman"/>
+          <w:sz w:val="26"/>
+        </w:rPr>
+        <w:t xml:space="preserve"> </w:t>
+      </w:r>
+      <w:proofErr w:type="spellStart"/>
+      <w:r>
+        <w:rPr>
+          <w:rFonts w:ascii="Times New Roman" w:hAnsi="Times New Roman" w:cs="Times New Roman"/>
+          <w:sz w:val="26"/>
+        </w:rPr>
+        <w:t>trên</w:t>
+      </w:r>
+      <w:proofErr w:type="spellEnd"/>
+      <w:r>
+        <w:rPr>
+          <w:rFonts w:ascii="Times New Roman" w:hAnsi="Times New Roman" w:cs="Times New Roman"/>
+          <w:sz w:val="26"/>
+        </w:rPr>
+        <w:t xml:space="preserve"> 1 </w:t>
+      </w:r>
+      <w:proofErr w:type="spellStart"/>
+      <w:r>
+        <w:rPr>
+          <w:rFonts w:ascii="Times New Roman" w:hAnsi="Times New Roman" w:cs="Times New Roman"/>
+          <w:sz w:val="26"/>
+        </w:rPr>
+        <w:t>lần</w:t>
+      </w:r>
+      <w:proofErr w:type="spellEnd"/>
+      <w:r>
+        <w:rPr>
+          <w:rFonts w:ascii="Times New Roman" w:hAnsi="Times New Roman" w:cs="Times New Roman"/>
+          <w:sz w:val="26"/>
+        </w:rPr>
+        <w:t xml:space="preserve"> </w:t>
+      </w:r>
+      <w:proofErr w:type="spellStart"/>
+      <w:r>
+        <w:rPr>
+          <w:rFonts w:ascii="Times New Roman" w:hAnsi="Times New Roman" w:cs="Times New Roman"/>
+          <w:sz w:val="26"/>
+        </w:rPr>
+        <w:t>chạy</w:t>
+      </w:r>
+      <w:proofErr w:type="spellEnd"/>
+      <w:r>
+        <w:rPr>
+          <w:rFonts w:ascii="Times New Roman" w:hAnsi="Times New Roman" w:cs="Times New Roman"/>
+          <w:sz w:val="26"/>
+        </w:rPr>
+        <w:t xml:space="preserve"> </w:t>
+      </w:r>
+      <w:proofErr w:type="spellStart"/>
+      <w:r>
+        <w:rPr>
+          <w:rFonts w:ascii="Times New Roman" w:hAnsi="Times New Roman" w:cs="Times New Roman"/>
+          <w:sz w:val="26"/>
+        </w:rPr>
+        <w:t>mỗi</w:t>
+      </w:r>
+      <w:proofErr w:type="spellEnd"/>
+      <w:r>
+        <w:rPr>
+          <w:rFonts w:ascii="Times New Roman" w:hAnsi="Times New Roman" w:cs="Times New Roman"/>
+          <w:sz w:val="26"/>
+        </w:rPr>
+        <w:t xml:space="preserve"> </w:t>
+      </w:r>
+      <w:proofErr w:type="spellStart"/>
+      <w:r>
+        <w:rPr>
+          <w:rFonts w:ascii="Times New Roman" w:hAnsi="Times New Roman" w:cs="Times New Roman"/>
+          <w:sz w:val="26"/>
+        </w:rPr>
+        <w:t>dãy</w:t>
+      </w:r>
+      <w:proofErr w:type="spellEnd"/>
+      <w:r>
+        <w:rPr>
+          <w:rFonts w:ascii="Times New Roman" w:hAnsi="Times New Roman" w:cs="Times New Roman"/>
+          <w:sz w:val="26"/>
+        </w:rPr>
+        <w:t xml:space="preserve"> </w:t>
+      </w:r>
+      <w:proofErr w:type="spellStart"/>
+      <w:r>
+        <w:rPr>
+          <w:rFonts w:ascii="Times New Roman" w:hAnsi="Times New Roman" w:cs="Times New Roman"/>
+          <w:sz w:val="26"/>
+        </w:rPr>
+        <w:t>nên</w:t>
+      </w:r>
+      <w:proofErr w:type="spellEnd"/>
+      <w:r>
+        <w:rPr>
+          <w:rFonts w:ascii="Times New Roman" w:hAnsi="Times New Roman" w:cs="Times New Roman"/>
+          <w:sz w:val="26"/>
+        </w:rPr>
+        <w:t xml:space="preserve"> </w:t>
+      </w:r>
+      <w:proofErr w:type="spellStart"/>
+      <w:r>
+        <w:rPr>
+          <w:rFonts w:ascii="Times New Roman" w:hAnsi="Times New Roman" w:cs="Times New Roman"/>
+          <w:sz w:val="26"/>
+        </w:rPr>
+        <w:t>có</w:t>
+      </w:r>
+      <w:proofErr w:type="spellEnd"/>
+      <w:r>
+        <w:rPr>
+          <w:rFonts w:ascii="Times New Roman" w:hAnsi="Times New Roman" w:cs="Times New Roman"/>
+          <w:sz w:val="26"/>
+        </w:rPr>
+        <w:t xml:space="preserve"> dao </w:t>
+      </w:r>
+      <w:proofErr w:type="spellStart"/>
+      <w:r>
+        <w:rPr>
+          <w:rFonts w:ascii="Times New Roman" w:hAnsi="Times New Roman" w:cs="Times New Roman"/>
+          <w:sz w:val="26"/>
+        </w:rPr>
+        <w:t>động</w:t>
+      </w:r>
+      <w:proofErr w:type="spellEnd"/>
+      <w:r>
+        <w:rPr>
+          <w:rFonts w:ascii="Times New Roman" w:hAnsi="Times New Roman" w:cs="Times New Roman"/>
+          <w:sz w:val="26"/>
+        </w:rPr>
+        <w:t xml:space="preserve"> </w:t>
+      </w:r>
+      <w:proofErr w:type="spellStart"/>
+      <w:r>
+        <w:rPr>
+          <w:rFonts w:ascii="Times New Roman" w:hAnsi="Times New Roman" w:cs="Times New Roman"/>
+          <w:sz w:val="26"/>
+        </w:rPr>
+        <w:t>nhỏ</w:t>
+      </w:r>
+      <w:proofErr w:type="spellEnd"/>
+      <w:r>
+        <w:rPr>
+          <w:rFonts w:ascii="Times New Roman" w:hAnsi="Times New Roman" w:cs="Times New Roman"/>
+          <w:sz w:val="26"/>
+        </w:rPr>
+        <w:t xml:space="preserve"> (</w:t>
+      </w:r>
+      <w:proofErr w:type="spellStart"/>
+      <w:r>
+        <w:rPr>
+          <w:rFonts w:ascii="Times New Roman" w:hAnsi="Times New Roman" w:cs="Times New Roman"/>
+          <w:sz w:val="26"/>
+        </w:rPr>
+        <w:t>vài</w:t>
+      </w:r>
+      <w:proofErr w:type="spellEnd"/>
+      <w:r>
+        <w:rPr>
+          <w:rFonts w:ascii="Times New Roman" w:hAnsi="Times New Roman" w:cs="Times New Roman"/>
+          <w:sz w:val="26"/>
+        </w:rPr>
+        <w:t xml:space="preserve"> </w:t>
+      </w:r>
+      <w:proofErr w:type="spellStart"/>
+      <w:r>
+        <w:rPr>
+          <w:rFonts w:ascii="Times New Roman" w:hAnsi="Times New Roman" w:cs="Times New Roman"/>
+          <w:sz w:val="26"/>
+        </w:rPr>
+        <w:t>ms</w:t>
+      </w:r>
+      <w:proofErr w:type="spellEnd"/>
+      <w:r>
+        <w:rPr>
+          <w:rFonts w:ascii="Times New Roman" w:hAnsi="Times New Roman" w:cs="Times New Roman"/>
+          <w:sz w:val="26"/>
+        </w:rPr>
+        <w:t xml:space="preserve">) do </w:t>
+      </w:r>
+      <w:proofErr w:type="spellStart"/>
+      <w:r>
+        <w:rPr>
+          <w:rFonts w:ascii="Times New Roman" w:hAnsi="Times New Roman" w:cs="Times New Roman"/>
+          <w:sz w:val="26"/>
+        </w:rPr>
+        <w:t>hệ</w:t>
+      </w:r>
+      <w:proofErr w:type="spellEnd"/>
+      <w:r>
+        <w:rPr>
+          <w:rFonts w:ascii="Times New Roman" w:hAnsi="Times New Roman" w:cs="Times New Roman"/>
+          <w:sz w:val="26"/>
+        </w:rPr>
+        <w:t xml:space="preserve"> </w:t>
+      </w:r>
+      <w:proofErr w:type="spellStart"/>
+      <w:r>
+        <w:rPr>
+          <w:rFonts w:ascii="Times New Roman" w:hAnsi="Times New Roman" w:cs="Times New Roman"/>
+          <w:sz w:val="26"/>
+        </w:rPr>
+        <w:t>điều</w:t>
+      </w:r>
+      <w:proofErr w:type="spellEnd"/>
+      <w:r>
+        <w:rPr>
+          <w:rFonts w:ascii="Times New Roman" w:hAnsi="Times New Roman" w:cs="Times New Roman"/>
+          <w:sz w:val="26"/>
+        </w:rPr>
+        <w:t xml:space="preserve"> </w:t>
+      </w:r>
+      <w:proofErr w:type="spellStart"/>
+      <w:r>
+        <w:rPr>
+          <w:rFonts w:ascii="Times New Roman" w:hAnsi="Times New Roman" w:cs="Times New Roman"/>
+          <w:sz w:val="26"/>
+        </w:rPr>
+        <w:t>hành</w:t>
+      </w:r>
+      <w:proofErr w:type="spellEnd"/>
+      <w:r>
+        <w:rPr>
+          <w:rFonts w:ascii="Times New Roman" w:hAnsi="Times New Roman" w:cs="Times New Roman"/>
+          <w:sz w:val="26"/>
+        </w:rPr>
+        <w:t>.</w:t>
       </w:r>
     </w:p>
     <w:p>
@@ -2039,20 +6924,138 @@
           <w:sz w:val="26"/>
           <w:szCs w:val="26"/>
         </w:rPr>
-        <w:t>Thông tin chi tiết – link github, trong repo gibub cần có</w:t>
-      </w:r>
+        <w:t xml:space="preserve">Thông tin chi </w:t>
+      </w:r>
+      <w:proofErr w:type="spellStart"/>
+      <w:r>
+        <w:rPr>
+          <w:rFonts w:ascii="Times New Roman" w:hAnsi="Times New Roman" w:cs="Times New Roman"/>
+          <w:b/>
+          <w:i/>
+          <w:sz w:val="26"/>
+          <w:szCs w:val="26"/>
+        </w:rPr>
+        <w:t>tiết</w:t>
+      </w:r>
+      <w:proofErr w:type="spellEnd"/>
+      <w:r>
+        <w:rPr>
+          <w:rFonts w:ascii="Times New Roman" w:hAnsi="Times New Roman" w:cs="Times New Roman"/>
+          <w:b/>
+          <w:i/>
+          <w:sz w:val="26"/>
+          <w:szCs w:val="26"/>
+        </w:rPr>
+        <w:t xml:space="preserve"> – link </w:t>
+      </w:r>
+      <w:proofErr w:type="spellStart"/>
+      <w:r>
+        <w:rPr>
+          <w:rFonts w:ascii="Times New Roman" w:hAnsi="Times New Roman" w:cs="Times New Roman"/>
+          <w:b/>
+          <w:i/>
+          <w:sz w:val="26"/>
+          <w:szCs w:val="26"/>
+        </w:rPr>
+        <w:t>github</w:t>
+      </w:r>
+      <w:proofErr w:type="spellEnd"/>
+      <w:r>
+        <w:rPr>
+          <w:rFonts w:ascii="Times New Roman" w:hAnsi="Times New Roman" w:cs="Times New Roman"/>
+          <w:b/>
+          <w:i/>
+          <w:sz w:val="26"/>
+          <w:szCs w:val="26"/>
+        </w:rPr>
+        <w:t xml:space="preserve">, </w:t>
+      </w:r>
+      <w:proofErr w:type="spellStart"/>
+      <w:r>
+        <w:rPr>
+          <w:rFonts w:ascii="Times New Roman" w:hAnsi="Times New Roman" w:cs="Times New Roman"/>
+          <w:b/>
+          <w:i/>
+          <w:sz w:val="26"/>
+          <w:szCs w:val="26"/>
+        </w:rPr>
+        <w:t>trong</w:t>
+      </w:r>
+      <w:proofErr w:type="spellEnd"/>
+      <w:r>
+        <w:rPr>
+          <w:rFonts w:ascii="Times New Roman" w:hAnsi="Times New Roman" w:cs="Times New Roman"/>
+          <w:b/>
+          <w:i/>
+          <w:sz w:val="26"/>
+          <w:szCs w:val="26"/>
+        </w:rPr>
+        <w:t xml:space="preserve"> repo </w:t>
+      </w:r>
+      <w:proofErr w:type="spellStart"/>
+      <w:r>
+        <w:rPr>
+          <w:rFonts w:ascii="Times New Roman" w:hAnsi="Times New Roman" w:cs="Times New Roman"/>
+          <w:b/>
+          <w:i/>
+          <w:sz w:val="26"/>
+          <w:szCs w:val="26"/>
+        </w:rPr>
+        <w:t>gibub</w:t>
+      </w:r>
+      <w:proofErr w:type="spellEnd"/>
+      <w:r>
+        <w:rPr>
+          <w:rFonts w:ascii="Times New Roman" w:hAnsi="Times New Roman" w:cs="Times New Roman"/>
+          <w:b/>
+          <w:i/>
+          <w:sz w:val="26"/>
+          <w:szCs w:val="26"/>
+        </w:rPr>
+        <w:t xml:space="preserve"> </w:t>
+      </w:r>
+      <w:proofErr w:type="spellStart"/>
+      <w:r>
+        <w:rPr>
+          <w:rFonts w:ascii="Times New Roman" w:hAnsi="Times New Roman" w:cs="Times New Roman"/>
+          <w:b/>
+          <w:i/>
+          <w:sz w:val="26"/>
+          <w:szCs w:val="26"/>
+        </w:rPr>
+        <w:t>cần</w:t>
+      </w:r>
+      <w:proofErr w:type="spellEnd"/>
+      <w:r>
+        <w:rPr>
+          <w:rFonts w:ascii="Times New Roman" w:hAnsi="Times New Roman" w:cs="Times New Roman"/>
+          <w:b/>
+          <w:i/>
+          <w:sz w:val="26"/>
+          <w:szCs w:val="26"/>
+        </w:rPr>
+        <w:t xml:space="preserve"> </w:t>
+      </w:r>
+      <w:proofErr w:type="spellStart"/>
+      <w:r>
+        <w:rPr>
+          <w:rFonts w:ascii="Times New Roman" w:hAnsi="Times New Roman" w:cs="Times New Roman"/>
+          <w:b/>
+          <w:i/>
+          <w:sz w:val="26"/>
+          <w:szCs w:val="26"/>
+        </w:rPr>
+        <w:t>có</w:t>
+      </w:r>
+      <w:proofErr w:type="spellEnd"/>
     </w:p>
     <w:p>
       <w:pPr>
-        <w:pStyle w:val="ListParagraph"/>
-        <w:numPr>
-          <w:ilvl w:val="1"/>
-          <w:numId w:val="4"/>
-        </w:numPr>
-        <w:rPr>
-          <w:rFonts w:ascii="Times New Roman" w:hAnsi="Times New Roman" w:cs="Times New Roman"/>
-          <w:sz w:val="26"/>
-          <w:szCs w:val="26"/>
+        <w:rPr>
+          <w:rFonts w:ascii="Times New Roman" w:hAnsi="Times New Roman" w:cs="Times New Roman"/>
+          <w:sz w:val="26"/>
+          <w:szCs w:val="26"/>
+          <w:lang w:val="vi-VN"/>
         </w:rPr>
       </w:pPr>
       <w:r>
@@ -2061,94 +7064,133 @@
           <w:sz w:val="26"/>
           <w:szCs w:val="26"/>
         </w:rPr>
-        <w:t>Báo cáo</w:t>
-      </w:r>
-      <w:r>
-        <w:rPr>
-          <w:rFonts w:ascii="Times New Roman" w:hAnsi="Times New Roman" w:cs="Times New Roman"/>
-          <w:b w:val="0"/>
-          <w:i w:val="0"/>
-          <w:sz w:val="26"/>
-        </w:rPr>
-        <w:t xml:space="preserve"> – https://github.com/&lt;username&gt;/sorting-experiment/tree/main/report</w:t>
-      </w:r>
-    </w:p>
-    <w:p>
-      <w:pPr>
-        <w:pStyle w:val="ListParagraph"/>
-        <w:numPr>
-          <w:ilvl w:val="1"/>
-          <w:numId w:val="4"/>
-        </w:numPr>
-        <w:rPr>
-          <w:rFonts w:ascii="Times New Roman" w:hAnsi="Times New Roman" w:cs="Times New Roman"/>
-          <w:sz w:val="26"/>
-          <w:szCs w:val="26"/>
-        </w:rPr>
-      </w:pPr>
-      <w:r>
-        <w:rPr>
-          <w:rFonts w:ascii="Times New Roman" w:hAnsi="Times New Roman" w:cs="Times New Roman"/>
-          <w:sz w:val="26"/>
-          <w:szCs w:val="26"/>
-        </w:rPr>
-        <w:t>M</w:t>
-      </w:r>
-      <w:r>
-        <w:rPr>
-          <w:rFonts w:ascii="Times New Roman" w:hAnsi="Times New Roman" w:cs="Times New Roman"/>
-          <w:sz w:val="26"/>
-          <w:szCs w:val="26"/>
-        </w:rPr>
-        <w:t>ã nguồn</w:t>
-      </w:r>
-      <w:r>
-        <w:rPr>
-          <w:rFonts w:ascii="Times New Roman" w:hAnsi="Times New Roman" w:cs="Times New Roman"/>
-          <w:b w:val="0"/>
-          <w:i w:val="0"/>
-          <w:sz w:val="26"/>
-        </w:rPr>
-        <w:t xml:space="preserve"> – https://github.com/&lt;username&gt;/sorting-experiment/tree/main/src</w:t>
-      </w:r>
-    </w:p>
-    <w:p>
-      <w:pPr>
-        <w:pStyle w:val="ListParagraph"/>
-        <w:numPr>
-          <w:ilvl w:val="1"/>
-          <w:numId w:val="4"/>
-        </w:numPr>
-        <w:rPr>
-          <w:rFonts w:ascii="Times New Roman" w:hAnsi="Times New Roman" w:cs="Times New Roman"/>
-          <w:sz w:val="26"/>
-          <w:szCs w:val="26"/>
-        </w:rPr>
-      </w:pPr>
-      <w:r>
-        <w:rPr>
-          <w:rFonts w:ascii="Times New Roman" w:hAnsi="Times New Roman" w:cs="Times New Roman"/>
-          <w:sz w:val="26"/>
-          <w:szCs w:val="26"/>
-        </w:rPr>
-        <w:t>D</w:t>
-      </w:r>
-      <w:r>
-        <w:rPr>
-          <w:rFonts w:ascii="Times New Roman" w:hAnsi="Times New Roman" w:cs="Times New Roman"/>
-          <w:sz w:val="26"/>
-          <w:szCs w:val="26"/>
-        </w:rPr>
-        <w:t>ữ liệu thử nghiệm</w:t>
-      </w:r>
-      <w:r>
-        <w:rPr>
-          <w:rFonts w:ascii="Times New Roman" w:hAnsi="Times New Roman" w:cs="Times New Roman"/>
-          <w:b w:val="0"/>
-          <w:i w:val="0"/>
-          <w:sz w:val="26"/>
-        </w:rPr>
-        <w:t xml:space="preserve"> – https://github.com/&lt;username&gt;/sorting-experiment/tree/main/data</w:t>
+        <w:t xml:space="preserve">1. Báo </w:t>
+      </w:r>
+      <w:proofErr w:type="spellStart"/>
+      <w:r>
+        <w:rPr>
+          <w:rFonts w:ascii="Times New Roman" w:hAnsi="Times New Roman" w:cs="Times New Roman"/>
+          <w:sz w:val="26"/>
+          <w:szCs w:val="26"/>
+        </w:rPr>
+        <w:t>cáo</w:t>
+      </w:r>
+      <w:proofErr w:type="spellEnd"/>
+      <w:r>
+        <w:rPr>
+          <w:rFonts w:ascii="Times New Roman" w:hAnsi="Times New Roman" w:cs="Times New Roman"/>
+          <w:sz w:val="26"/>
+          <w:szCs w:val="26"/>
+        </w:rPr>
+        <w:t xml:space="preserve"> – https://github.com/BuiKieuHuuLuan/sorting-experiment/tree/main/report 2. </w:t>
+      </w:r>
+      <w:proofErr w:type="spellStart"/>
+      <w:r>
+        <w:rPr>
+          <w:rFonts w:ascii="Times New Roman" w:hAnsi="Times New Roman" w:cs="Times New Roman"/>
+          <w:sz w:val="26"/>
+          <w:szCs w:val="26"/>
+        </w:rPr>
+        <w:t>Mã</w:t>
+      </w:r>
+      <w:proofErr w:type="spellEnd"/>
+      <w:r>
+        <w:rPr>
+          <w:rFonts w:ascii="Times New Roman" w:hAnsi="Times New Roman" w:cs="Times New Roman"/>
+          <w:sz w:val="26"/>
+          <w:szCs w:val="26"/>
+        </w:rPr>
+        <w:t xml:space="preserve"> </w:t>
+      </w:r>
+      <w:proofErr w:type="spellStart"/>
+      <w:r>
+        <w:rPr>
+          <w:rFonts w:ascii="Times New Roman" w:hAnsi="Times New Roman" w:cs="Times New Roman"/>
+          <w:sz w:val="26"/>
+          <w:szCs w:val="26"/>
+        </w:rPr>
+        <w:t>nguồn</w:t>
+      </w:r>
+      <w:proofErr w:type="spellEnd"/>
+      <w:r>
+        <w:rPr>
+          <w:rFonts w:ascii="Times New Roman" w:hAnsi="Times New Roman" w:cs="Times New Roman"/>
+          <w:sz w:val="26"/>
+          <w:szCs w:val="26"/>
+        </w:rPr>
+        <w:t xml:space="preserve"> – https://github.com/BuiKieuHuuLuan/sorting-experiment/tree/main/src 3. </w:t>
+      </w:r>
+      <w:proofErr w:type="spellStart"/>
+      <w:r>
+        <w:rPr>
+          <w:rFonts w:ascii="Times New Roman" w:hAnsi="Times New Roman" w:cs="Times New Roman"/>
+          <w:sz w:val="26"/>
+          <w:szCs w:val="26"/>
+        </w:rPr>
+        <w:t>Dữ</w:t>
+      </w:r>
+      <w:proofErr w:type="spellEnd"/>
+      <w:r>
+        <w:rPr>
+          <w:rFonts w:ascii="Times New Roman" w:hAnsi="Times New Roman" w:cs="Times New Roman"/>
+          <w:sz w:val="26"/>
+          <w:szCs w:val="26"/>
+        </w:rPr>
+        <w:t xml:space="preserve"> </w:t>
+      </w:r>
+      <w:proofErr w:type="spellStart"/>
+      <w:r>
+        <w:rPr>
+          <w:rFonts w:ascii="Times New Roman" w:hAnsi="Times New Roman" w:cs="Times New Roman"/>
+          <w:sz w:val="26"/>
+          <w:szCs w:val="26"/>
+        </w:rPr>
+        <w:t>liệu</w:t>
+      </w:r>
+      <w:proofErr w:type="spellEnd"/>
+      <w:r>
+        <w:rPr>
+          <w:rFonts w:ascii="Times New Roman" w:hAnsi="Times New Roman" w:cs="Times New Roman"/>
+          <w:sz w:val="26"/>
+          <w:szCs w:val="26"/>
+        </w:rPr>
+        <w:t xml:space="preserve"> </w:t>
+      </w:r>
+      <w:proofErr w:type="spellStart"/>
+      <w:r>
+        <w:rPr>
+          <w:rFonts w:ascii="Times New Roman" w:hAnsi="Times New Roman" w:cs="Times New Roman"/>
+          <w:sz w:val="26"/>
+          <w:szCs w:val="26"/>
+        </w:rPr>
+        <w:t>thử</w:t>
+      </w:r>
+      <w:proofErr w:type="spellEnd"/>
+      <w:r>
+        <w:rPr>
+          <w:rFonts w:ascii="Times New Roman" w:hAnsi="Times New Roman" w:cs="Times New Roman"/>
+          <w:sz w:val="26"/>
+          <w:szCs w:val="26"/>
+        </w:rPr>
+        <w:t xml:space="preserve"> </w:t>
+      </w:r>
+      <w:proofErr w:type="spellStart"/>
+      <w:r>
+        <w:rPr>
+          <w:rFonts w:ascii="Times New Roman" w:hAnsi="Times New Roman" w:cs="Times New Roman"/>
+          <w:sz w:val="26"/>
+          <w:szCs w:val="26"/>
+        </w:rPr>
+        <w:t>nghiệm</w:t>
+      </w:r>
+      <w:proofErr w:type="spellEnd"/>
+      <w:r>
+        <w:rPr>
+          <w:rFonts w:ascii="Times New Roman" w:hAnsi="Times New Roman" w:cs="Times New Roman"/>
+          <w:sz w:val="26"/>
+          <w:szCs w:val="26"/>
+        </w:rPr>
+        <w:t xml:space="preserve"> – https://github.com/BuiKieuHuuLuan/sortingexperiment/tree/main/data</w:t>
       </w:r>
     </w:p>
     <w:sectPr>
@@ -2162,7 +7204,7 @@
 </file>
 
 <file path=word/endnotes.xml><?xml version="1.0" encoding="utf-8"?>
-<w:endnotes xmlns:wpc="http://schemas.microsoft.com/office/word/2010/wordprocessingCanvas" xmlns:mc="http://schemas.openxmlformats.org/markup-compatibility/2006" xmlns:o="urn:schemas-microsoft-com:office:office" xmlns:r="http://schemas.openxmlformats.org/officeDocument/2006/relationships" xmlns:m="http://schemas.openxmlformats.org/officeDocument/2006/math" xmlns:v="urn:schemas-microsoft-com:vml" xmlns:wp14="http://schemas.microsoft.com/office/word/2010/wordprocessingDrawing" xmlns:wp="http://schemas.openxmlformats.org/drawingml/2006/wordprocessingDrawing" xmlns:w10="urn:schemas-microsoft-com:office:word" xmlns:w="http://schemas.openxmlformats.org/wordprocessingml/2006/main" xmlns:w14="http://schemas.microsoft.com/office/word/2010/wordml" xmlns:w15="http://schemas.microsoft.com/office/word/2012/wordml" xmlns:wpg="http://schemas.microsoft.com/office/word/2010/wordprocessingGroup" xmlns:wpi="http://schemas.microsoft.com/office/word/2010/wordprocessingInk" xmlns:wne="http://schemas.microsoft.com/office/word/2006/wordml" xmlns:wps="http://schemas.microsoft.com/office/word/2010/wordprocessingShape" mc:Ignorable="w14 w15 wp14">
+<w:endnotes xmlns:wpc="http://schemas.microsoft.com/office/word/2010/wordprocessingCanvas" xmlns:cx="http://schemas.microsoft.com/office/drawing/2014/chartex" xmlns:cx1="http://schemas.microsoft.com/office/drawing/2015/9/8/chartex" xmlns:cx2="http://schemas.microsoft.com/office/drawing/2015/10/21/chartex" xmlns:cx3="http://schemas.microsoft.com/office/drawing/2016/5/9/chartex" xmlns:cx4="http://schemas.microsoft.com/office/drawing/2016/5/10/chartex" xmlns:cx5="http://schemas.microsoft.com/office/drawing/2016/5/11/chartex" xmlns:cx6="http://schemas.microsoft.com/office/drawing/2016/5/12/chartex" xmlns:cx7="http://schemas.microsoft.com/office/drawing/2016/5/13/chartex" xmlns:cx8="http://schemas.microsoft.com/office/drawing/2016/5/14/chartex" xmlns:mc="http://schemas.openxmlformats.org/markup-compatibility/2006" xmlns:aink="http://schemas.microsoft.com/office/drawing/2016/ink" xmlns:am3d="http://schemas.microsoft.com/office/drawing/2017/model3d" xmlns:o="urn:schemas-microsoft-com:office:office" xmlns:oel="http://schemas.microsoft.com/office/2019/extlst" xmlns:r="http://schemas.openxmlformats.org/officeDocument/2006/relationships" xmlns:m="http://schemas.openxmlformats.org/officeDocument/2006/math" xmlns:v="urn:schemas-microsoft-com:vml" xmlns:wp14="http://schemas.microsoft.com/office/word/2010/wordprocessingDrawing" xmlns:wp="http://schemas.openxmlformats.org/drawingml/2006/wordprocessingDrawing" xmlns:w10="urn:schemas-microsoft-com:office:word" xmlns:w="http://schemas.openxmlformats.org/wordprocessingml/2006/main" xmlns:w14="http://schemas.microsoft.com/office/word/2010/wordml" xmlns:w15="http://schemas.microsoft.com/office/word/2012/wordml" xmlns:w16cex="http://schemas.microsoft.com/office/word/2018/wordml/cex" xmlns:w16cid="http://schemas.microsoft.com/office/word/2016/wordml/cid" xmlns:w16="http://schemas.microsoft.com/office/word/2018/wordml" xmlns:w16du="http://schemas.microsoft.com/office/word/2023/wordml/word16du" xmlns:w16sdtdh="http://schemas.microsoft.com/office/word/2020/wordml/sdtdatahash" xmlns:w16sdtfl="http://schemas.microsoft.com/office/word/2024/wordml/sdtformatlock" xmlns:w16se="http://schemas.microsoft.com/office/word/2015/wordml/symex" xmlns:wpg="http://schemas.microsoft.com/office/word/2010/wordprocessingGroup" xmlns:wpi="http://schemas.microsoft.com/office/word/2010/wordprocessingInk" xmlns:wne="http://schemas.microsoft.com/office/word/2006/wordml" xmlns:wps="http://schemas.microsoft.com/office/word/2010/wordprocessingShape" mc:Ignorable="w14 w15 w16se w16cid w16 w16cex w16sdtdh w16sdtfl w16du wp14">
   <w:endnote w:type="separator" w:id="-1">
     <w:p>
       <w:pPr>
@@ -2187,7 +7229,7 @@
 </file>
 
 <file path=word/footnotes.xml><?xml version="1.0" encoding="utf-8"?>
-<w:footnotes xmlns:wpc="http://schemas.microsoft.com/office/word/2010/wordprocessingCanvas" xmlns:mc="http://schemas.openxmlformats.org/markup-compatibility/2006" xmlns:o="urn:schemas-microsoft-com:office:office" xmlns:r="http://schemas.openxmlformats.org/officeDocument/2006/relationships" xmlns:m="http://schemas.openxmlformats.org/officeDocument/2006/math" xmlns:v="urn:schemas-microsoft-com:vml" xmlns:wp14="http://schemas.microsoft.com/office/word/2010/wordprocessingDrawing" xmlns:wp="http://schemas.openxmlformats.org/drawingml/2006/wordprocessingDrawing" xmlns:w10="urn:schemas-microsoft-com:office:word" xmlns:w="http://schemas.openxmlformats.org/wordprocessingml/2006/main" xmlns:w14="http://schemas.microsoft.com/office/word/2010/wordml" xmlns:w15="http://schemas.microsoft.com/office/word/2012/wordml" xmlns:wpg="http://schemas.microsoft.com/office/word/2010/wordprocessingGroup" xmlns:wpi="http://schemas.microsoft.com/office/word/2010/wordprocessingInk" xmlns:wne="http://schemas.microsoft.com/office/word/2006/wordml" xmlns:wps="http://schemas.microsoft.com/office/word/2010/wordprocessingShape" mc:Ignorable="w14 w15 wp14">
+<w:footnotes xmlns:wpc="http://schemas.microsoft.com/office/word/2010/wordprocessingCanvas" xmlns:cx="http://schemas.microsoft.com/office/drawing/2014/chartex" xmlns:cx1="http://schemas.microsoft.com/office/drawing/2015/9/8/chartex" xmlns:cx2="http://schemas.microsoft.com/office/drawing/2015/10/21/chartex" xmlns:cx3="http://schemas.microsoft.com/office/drawing/2016/5/9/chartex" xmlns:cx4="http://schemas.microsoft.com/office/drawing/2016/5/10/chartex" xmlns:cx5="http://schemas.microsoft.com/office/drawing/2016/5/11/chartex" xmlns:cx6="http://schemas.microsoft.com/office/drawing/2016/5/12/chartex" xmlns:cx7="http://schemas.microsoft.com/office/drawing/2016/5/13/chartex" xmlns:cx8="http://schemas.microsoft.com/office/drawing/2016/5/14/chartex" xmlns:mc="http://schemas.openxmlformats.org/markup-compatibility/2006" xmlns:aink="http://schemas.microsoft.com/office/drawing/2016/ink" xmlns:am3d="http://schemas.microsoft.com/office/drawing/2017/model3d" xmlns:o="urn:schemas-microsoft-com:office:office" xmlns:oel="http://schemas.microsoft.com/office/2019/extlst" xmlns:r="http://schemas.openxmlformats.org/officeDocument/2006/relationships" xmlns:m="http://schemas.openxmlformats.org/officeDocument/2006/math" xmlns:v="urn:schemas-microsoft-com:vml" xmlns:wp14="http://schemas.microsoft.com/office/word/2010/wordprocessingDrawing" xmlns:wp="http://schemas.openxmlformats.org/drawingml/2006/wordprocessingDrawing" xmlns:w10="urn:schemas-microsoft-com:office:word" xmlns:w="http://schemas.openxmlformats.org/wordprocessingml/2006/main" xmlns:w14="http://schemas.microsoft.com/office/word/2010/wordml" xmlns:w15="http://schemas.microsoft.com/office/word/2012/wordml" xmlns:w16cex="http://schemas.microsoft.com/office/word/2018/wordml/cex" xmlns:w16cid="http://schemas.microsoft.com/office/word/2016/wordml/cid" xmlns:w16="http://schemas.microsoft.com/office/word/2018/wordml" xmlns:w16du="http://schemas.microsoft.com/office/word/2023/wordml/word16du" xmlns:w16sdtdh="http://schemas.microsoft.com/office/word/2020/wordml/sdtdatahash" xmlns:w16sdtfl="http://schemas.microsoft.com/office/word/2024/wordml/sdtformatlock" xmlns:w16se="http://schemas.microsoft.com/office/word/2015/wordml/symex" xmlns:wpg="http://schemas.microsoft.com/office/word/2010/wordprocessingGroup" xmlns:wpi="http://schemas.microsoft.com/office/word/2010/wordprocessingInk" xmlns:wne="http://schemas.microsoft.com/office/word/2006/wordml" xmlns:wps="http://schemas.microsoft.com/office/word/2010/wordprocessingShape" mc:Ignorable="w14 w15 w16se w16cid w16 w16cex w16sdtdh w16sdtfl w16du wp14">
   <w:footnote w:type="separator" w:id="-1">
     <w:p>
       <w:pPr>
@@ -2208,28 +7250,12 @@
       </w:r>
     </w:p>
   </w:footnote>
-  <w:footnote w:id="1">
-    <w:p>
-      <w:pPr>
-        <w:pStyle w:val="FootnoteText"/>
-      </w:pPr>
-      <w:r>
-        <w:rPr>
-          <w:rStyle w:val="FootnoteReference"/>
-        </w:rPr>
-        <w:footnoteRef/>
-      </w:r>
-      <w:r>
-        <w:t xml:space="preserve"> Số liệu chỉ mang tính minh họa</w:t>
-      </w:r>
-    </w:p>
-  </w:footnote>
 </w:footnotes>
 </file>
 
 <file path=word/numbering.xml><?xml version="1.0" encoding="utf-8"?>
-<w:numbering xmlns:wpc="http://schemas.microsoft.com/office/word/2010/wordprocessingCanvas" xmlns:mc="http://schemas.openxmlformats.org/markup-compatibility/2006" xmlns:o="urn:schemas-microsoft-com:office:office" xmlns:r="http://schemas.openxmlformats.org/officeDocument/2006/relationships" xmlns:m="http://schemas.openxmlformats.org/officeDocument/2006/math" xmlns:v="urn:schemas-microsoft-com:vml" xmlns:wp14="http://schemas.microsoft.com/office/word/2010/wordprocessingDrawing" xmlns:wp="http://schemas.openxmlformats.org/drawingml/2006/wordprocessingDrawing" xmlns:w10="urn:schemas-microsoft-com:office:word" xmlns:w="http://schemas.openxmlformats.org/wordprocessingml/2006/main" xmlns:w14="http://schemas.microsoft.com/office/word/2010/wordml" xmlns:w15="http://schemas.microsoft.com/office/word/2012/wordml" xmlns:wpg="http://schemas.microsoft.com/office/word/2010/wordprocessingGroup" xmlns:wpi="http://schemas.microsoft.com/office/word/2010/wordprocessingInk" xmlns:wne="http://schemas.microsoft.com/office/word/2006/wordml" xmlns:wps="http://schemas.microsoft.com/office/word/2010/wordprocessingShape" mc:Ignorable="w14 w15 wp14">
-  <w:abstractNum w:abstractNumId="0">
+<w:numbering xmlns:wpc="http://schemas.microsoft.com/office/word/2010/wordprocessingCanvas" xmlns:cx="http://schemas.microsoft.com/office/drawing/2014/chartex" xmlns:cx1="http://schemas.microsoft.com/office/drawing/2015/9/8/chartex" xmlns:cx2="http://schemas.microsoft.com/office/drawing/2015/10/21/chartex" xmlns:cx3="http://schemas.microsoft.com/office/drawing/2016/5/9/chartex" xmlns:cx4="http://schemas.microsoft.com/office/drawing/2016/5/10/chartex" xmlns:cx5="http://schemas.microsoft.com/office/drawing/2016/5/11/chartex" xmlns:cx6="http://schemas.microsoft.com/office/drawing/2016/5/12/chartex" xmlns:cx7="http://schemas.microsoft.com/office/drawing/2016/5/13/chartex" xmlns:cx8="http://schemas.microsoft.com/office/drawing/2016/5/14/chartex" xmlns:mc="http://schemas.openxmlformats.org/markup-compatibility/2006" xmlns:aink="http://schemas.microsoft.com/office/drawing/2016/ink" xmlns:am3d="http://schemas.microsoft.com/office/drawing/2017/model3d" xmlns:o="urn:schemas-microsoft-com:office:office" xmlns:oel="http://schemas.microsoft.com/office/2019/extlst" xmlns:r="http://schemas.openxmlformats.org/officeDocument/2006/relationships" xmlns:m="http://schemas.openxmlformats.org/officeDocument/2006/math" xmlns:v="urn:schemas-microsoft-com:vml" xmlns:wp14="http://schemas.microsoft.com/office/word/2010/wordprocessingDrawing" xmlns:wp="http://schemas.openxmlformats.org/drawingml/2006/wordprocessingDrawing" xmlns:w10="urn:schemas-microsoft-com:office:word" xmlns:w="http://schemas.openxmlformats.org/wordprocessingml/2006/main" xmlns:w14="http://schemas.microsoft.com/office/word/2010/wordml" xmlns:w15="http://schemas.microsoft.com/office/word/2012/wordml" xmlns:w16cex="http://schemas.microsoft.com/office/word/2018/wordml/cex" xmlns:w16cid="http://schemas.microsoft.com/office/word/2016/wordml/cid" xmlns:w16="http://schemas.microsoft.com/office/word/2018/wordml" xmlns:w16du="http://schemas.microsoft.com/office/word/2023/wordml/word16du" xmlns:w16sdtdh="http://schemas.microsoft.com/office/word/2020/wordml/sdtdatahash" xmlns:w16sdtfl="http://schemas.microsoft.com/office/word/2024/wordml/sdtformatlock" xmlns:w16se="http://schemas.microsoft.com/office/word/2015/wordml/symex" xmlns:wpg="http://schemas.microsoft.com/office/word/2010/wordprocessingGroup" xmlns:wpi="http://schemas.microsoft.com/office/word/2010/wordprocessingInk" xmlns:wne="http://schemas.microsoft.com/office/word/2006/wordml" xmlns:wps="http://schemas.microsoft.com/office/word/2010/wordprocessingShape" mc:Ignorable="w14 w15 w16se w16cid w16 w16cex w16sdtdh w16sdtfl w16du wp14">
+  <w:abstractNum w:abstractNumId="0" w15:restartNumberingAfterBreak="0">
     <w:nsid w:val="2D717DDB"/>
     <w:multiLevelType w:val="hybridMultilevel"/>
     <w:tmpl w:val="B6823E16"/>
@@ -2318,7 +7344,7 @@
       </w:pPr>
     </w:lvl>
   </w:abstractNum>
-  <w:abstractNum w:abstractNumId="1">
+  <w:abstractNum w:abstractNumId="1" w15:restartNumberingAfterBreak="0">
     <w:nsid w:val="3EFB660C"/>
     <w:multiLevelType w:val="hybridMultilevel"/>
     <w:tmpl w:val="F38CD224"/>
@@ -2407,7 +7433,7 @@
       </w:pPr>
     </w:lvl>
   </w:abstractNum>
-  <w:abstractNum w:abstractNumId="2">
+  <w:abstractNum w:abstractNumId="2" w15:restartNumberingAfterBreak="0">
     <w:nsid w:val="62452F89"/>
     <w:multiLevelType w:val="hybridMultilevel"/>
     <w:tmpl w:val="431A94DA"/>
@@ -2493,7 +7519,7 @@
       </w:pPr>
     </w:lvl>
   </w:abstractNum>
-  <w:abstractNum w:abstractNumId="3">
+  <w:abstractNum w:abstractNumId="3" w15:restartNumberingAfterBreak="0">
     <w:nsid w:val="666A30AA"/>
     <w:multiLevelType w:val="hybridMultilevel"/>
     <w:tmpl w:val="4E384ECE"/>
@@ -2582,7 +7608,7 @@
       </w:pPr>
     </w:lvl>
   </w:abstractNum>
-  <w:abstractNum w:abstractNumId="4">
+  <w:abstractNum w:abstractNumId="4" w15:restartNumberingAfterBreak="0">
     <w:nsid w:val="6CF11BF7"/>
     <w:multiLevelType w:val="hybridMultilevel"/>
     <w:tmpl w:val="3404DB54"/>
@@ -2668,26 +7694,26 @@
       </w:pPr>
     </w:lvl>
   </w:abstractNum>
-  <w:num w:numId="1">
+  <w:num w:numId="1" w16cid:durableId="2056465651">
     <w:abstractNumId w:val="0"/>
   </w:num>
-  <w:num w:numId="2">
+  <w:num w:numId="2" w16cid:durableId="594021685">
     <w:abstractNumId w:val="3"/>
   </w:num>
-  <w:num w:numId="3">
+  <w:num w:numId="3" w16cid:durableId="844249171">
     <w:abstractNumId w:val="1"/>
   </w:num>
-  <w:num w:numId="4">
+  <w:num w:numId="4" w16cid:durableId="1607617591">
     <w:abstractNumId w:val="2"/>
   </w:num>
-  <w:num w:numId="5">
+  <w:num w:numId="5" w16cid:durableId="537162775">
     <w:abstractNumId w:val="4"/>
   </w:num>
 </w:numbering>
 </file>
 
 <file path=word/styles.xml><?xml version="1.0" encoding="utf-8"?>
-<w:styles xmlns:mc="http://schemas.openxmlformats.org/markup-compatibility/2006" xmlns:r="http://schemas.openxmlformats.org/officeDocument/2006/relationships" xmlns:w="http://schemas.openxmlformats.org/wordprocessingml/2006/main" xmlns:w14="http://schemas.microsoft.com/office/word/2010/wordml" xmlns:w15="http://schemas.microsoft.com/office/word/2012/wordml" mc:Ignorable="w14 w15">
+<w:styles xmlns:mc="http://schemas.openxmlformats.org/markup-compatibility/2006" xmlns:r="http://schemas.openxmlformats.org/officeDocument/2006/relationships" xmlns:w="http://schemas.openxmlformats.org/wordprocessingml/2006/main" xmlns:w14="http://schemas.microsoft.com/office/word/2010/wordml" xmlns:w15="http://schemas.microsoft.com/office/word/2012/wordml" xmlns:w16cex="http://schemas.microsoft.com/office/word/2018/wordml/cex" xmlns:w16cid="http://schemas.microsoft.com/office/word/2016/wordml/cid" xmlns:w16="http://schemas.microsoft.com/office/word/2018/wordml" xmlns:w16du="http://schemas.microsoft.com/office/word/2023/wordml/word16du" xmlns:w16sdtdh="http://schemas.microsoft.com/office/word/2020/wordml/sdtdatahash" xmlns:w16sdtfl="http://schemas.microsoft.com/office/word/2024/wordml/sdtformatlock" xmlns:w16se="http://schemas.microsoft.com/office/word/2015/wordml/symex" mc:Ignorable="w14 w15 w16se w16cid w16 w16cex w16sdtdh w16sdtfl w16du">
   <w:docDefaults>
     <w:rPrDefault>
       <w:rPr>
@@ -2703,7 +7729,7 @@
       </w:pPr>
     </w:pPrDefault>
   </w:docDefaults>
-  <w:latentStyles w:defLockedState="0" w:defUIPriority="99" w:defSemiHidden="0" w:defUnhideWhenUsed="0" w:defQFormat="0" w:count="371">
+  <w:latentStyles w:defLockedState="0" w:defUIPriority="99" w:defSemiHidden="0" w:defUnhideWhenUsed="0" w:defQFormat="0" w:count="376">
     <w:lsdException w:name="Normal" w:uiPriority="0" w:qFormat="1"/>
     <w:lsdException w:name="heading 1" w:uiPriority="9" w:qFormat="1"/>
     <w:lsdException w:name="heading 2" w:semiHidden="1" w:uiPriority="9" w:unhideWhenUsed="1" w:qFormat="1"/>
@@ -3075,6 +8101,11 @@
     <w:lsdException w:name="List Table 5 Dark Accent 6" w:uiPriority="50"/>
     <w:lsdException w:name="List Table 6 Colorful Accent 6" w:uiPriority="51"/>
     <w:lsdException w:name="List Table 7 Colorful Accent 6" w:uiPriority="52"/>
+    <w:lsdException w:name="Mention" w:semiHidden="1" w:unhideWhenUsed="1"/>
+    <w:lsdException w:name="Smart Hyperlink" w:semiHidden="1" w:unhideWhenUsed="1"/>
+    <w:lsdException w:name="Hashtag" w:semiHidden="1" w:unhideWhenUsed="1"/>
+    <w:lsdException w:name="Unresolved Mention" w:semiHidden="1" w:unhideWhenUsed="1"/>
+    <w:lsdException w:name="Smart Link" w:semiHidden="1" w:unhideWhenUsed="1"/>
   </w:latentStyles>
   <w:style w:type="paragraph" w:default="1" w:styleId="Normal">
     <w:name w:val="Normal"/>
@@ -3083,7 +8114,6 @@
   <w:style w:type="character" w:default="1" w:styleId="DefaultParagraphFont">
     <w:name w:val="Default Paragraph Font"/>
     <w:uiPriority w:val="1"/>
-    <w:semiHidden/>
     <w:unhideWhenUsed/>
   </w:style>
   <w:style w:type="table" w:default="1" w:styleId="TableNormal">
@@ -3127,7 +8157,6 @@
       <w:spacing w:after="0" w:line="240" w:lineRule="auto"/>
     </w:pPr>
     <w:tblPr>
-      <w:tblInd w:w="0" w:type="dxa"/>
       <w:tblBorders>
         <w:top w:val="single" w:sz="4" w:space="0" w:color="auto"/>
         <w:left w:val="single" w:sz="4" w:space="0" w:color="auto"/>
@@ -3136,12 +8165,6 @@
         <w:insideH w:val="single" w:sz="4" w:space="0" w:color="auto"/>
         <w:insideV w:val="single" w:sz="4" w:space="0" w:color="auto"/>
       </w:tblBorders>
-      <w:tblCellMar>
-        <w:top w:w="0" w:type="dxa"/>
-        <w:left w:w="108" w:type="dxa"/>
-        <w:bottom w:w="0" w:type="dxa"/>
-        <w:right w:w="108" w:type="dxa"/>
-      </w:tblCellMar>
     </w:tblPr>
   </w:style>
   <w:style w:type="character" w:styleId="CommentReference">
